--- a/5_semester/Основы ТУ/ОТУ-1лаб-1вар.docx
+++ b/5_semester/Основы ТУ/ОТУ-1лаб-1вар.docx
@@ -1,6 +1,6 @@
 
 <file path=word/document.xml><?xml version="1.0" encoding="utf-8"?>
-<w:document xmlns:wpc="http://schemas.microsoft.com/office/word/2010/wordprocessingCanvas" xmlns:cx="http://schemas.microsoft.com/office/drawing/2014/chartex" xmlns:cx1="http://schemas.microsoft.com/office/drawing/2015/9/8/chartex" xmlns:cx2="http://schemas.microsoft.com/office/drawing/2015/10/21/chartex" xmlns:cx3="http://schemas.microsoft.com/office/drawing/2016/5/9/chartex" xmlns:cx4="http://schemas.microsoft.com/office/drawing/2016/5/10/chartex" xmlns:cx5="http://schemas.microsoft.com/office/drawing/2016/5/11/chartex" xmlns:cx6="http://schemas.microsoft.com/office/drawing/2016/5/12/chartex" xmlns:cx7="http://schemas.microsoft.com/office/drawing/2016/5/13/chartex" xmlns:cx8="http://schemas.microsoft.com/office/drawing/2016/5/14/chartex" xmlns:mc="http://schemas.openxmlformats.org/markup-compatibility/2006" xmlns:aink="http://schemas.microsoft.com/office/drawing/2016/ink" xmlns:am3d="http://schemas.microsoft.com/office/drawing/2017/model3d" xmlns:o="urn:schemas-microsoft-com:office:office" xmlns:r="http://schemas.openxmlformats.org/officeDocument/2006/relationships" xmlns:m="http://schemas.openxmlformats.org/officeDocument/2006/math" xmlns:v="urn:schemas-microsoft-com:vml" xmlns:wp14="http://schemas.microsoft.com/office/word/2010/wordprocessingDrawing" xmlns:wp="http://schemas.openxmlformats.org/drawingml/2006/wordprocessingDrawing" xmlns:w10="urn:schemas-microsoft-com:office:word" xmlns:w="http://schemas.openxmlformats.org/wordprocessingml/2006/main" xmlns:w14="http://schemas.microsoft.com/office/word/2010/wordml" xmlns:w15="http://schemas.microsoft.com/office/word/2012/wordml" xmlns:w16cid="http://schemas.microsoft.com/office/word/2016/wordml/cid" xmlns:w16se="http://schemas.microsoft.com/office/word/2015/wordml/symex" xmlns:wpg="http://schemas.microsoft.com/office/word/2010/wordprocessingGroup" xmlns:wpi="http://schemas.microsoft.com/office/word/2010/wordprocessingInk" xmlns:wne="http://schemas.microsoft.com/office/word/2006/wordml" xmlns:wps="http://schemas.microsoft.com/office/word/2010/wordprocessingShape" mc:Ignorable="w14 w15 w16se w16cid wp14">
+<w:document xmlns:wpc="http://schemas.microsoft.com/office/word/2010/wordprocessingCanvas" xmlns:cx="http://schemas.microsoft.com/office/drawing/2014/chartex" xmlns:cx1="http://schemas.microsoft.com/office/drawing/2015/9/8/chartex" xmlns:cx2="http://schemas.microsoft.com/office/drawing/2015/10/21/chartex" xmlns:cx3="http://schemas.microsoft.com/office/drawing/2016/5/9/chartex" xmlns:cx4="http://schemas.microsoft.com/office/drawing/2016/5/10/chartex" xmlns:cx5="http://schemas.microsoft.com/office/drawing/2016/5/11/chartex" xmlns:cx6="http://schemas.microsoft.com/office/drawing/2016/5/12/chartex" xmlns:cx7="http://schemas.microsoft.com/office/drawing/2016/5/13/chartex" xmlns:cx8="http://schemas.microsoft.com/office/drawing/2016/5/14/chartex" xmlns:mc="http://schemas.openxmlformats.org/markup-compatibility/2006" xmlns:aink="http://schemas.microsoft.com/office/drawing/2016/ink" xmlns:am3d="http://schemas.microsoft.com/office/drawing/2017/model3d" xmlns:o="urn:schemas-microsoft-com:office:office" xmlns:oel="http://schemas.microsoft.com/office/2019/extlst" xmlns:r="http://schemas.openxmlformats.org/officeDocument/2006/relationships" xmlns:m="http://schemas.openxmlformats.org/officeDocument/2006/math" xmlns:v="urn:schemas-microsoft-com:vml" xmlns:wp14="http://schemas.microsoft.com/office/word/2010/wordprocessingDrawing" xmlns:wp="http://schemas.openxmlformats.org/drawingml/2006/wordprocessingDrawing" xmlns:w10="urn:schemas-microsoft-com:office:word" xmlns:w="http://schemas.openxmlformats.org/wordprocessingml/2006/main" xmlns:w14="http://schemas.microsoft.com/office/word/2010/wordml" xmlns:w15="http://schemas.microsoft.com/office/word/2012/wordml" xmlns:w16cex="http://schemas.microsoft.com/office/word/2018/wordml/cex" xmlns:w16cid="http://schemas.microsoft.com/office/word/2016/wordml/cid" xmlns:w16="http://schemas.microsoft.com/office/word/2018/wordml" xmlns:w16sdtdh="http://schemas.microsoft.com/office/word/2020/wordml/sdtdatahash" xmlns:w16se="http://schemas.microsoft.com/office/word/2015/wordml/symex" xmlns:wpg="http://schemas.microsoft.com/office/word/2010/wordprocessingGroup" xmlns:wpi="http://schemas.microsoft.com/office/word/2010/wordprocessingInk" xmlns:wne="http://schemas.microsoft.com/office/word/2006/wordml" xmlns:wps="http://schemas.microsoft.com/office/word/2010/wordprocessingShape" mc:Ignorable="w14 w15 w16se w16cid w16 w16cex w16sdtdh wp14">
   <w:body>
     <w:p>
       <w:pPr>
@@ -1496,7 +1496,21 @@
                 <w:rStyle w:val="a7"/>
                 <w:bCs/>
               </w:rPr>
-              <w:t>5 Оценка качества регулирования</w:t>
+              <w:t>5 Оценка каче</w:t>
+            </w:r>
+            <w:r>
+              <w:rPr>
+                <w:rStyle w:val="a7"/>
+                <w:bCs/>
+              </w:rPr>
+              <w:t>с</w:t>
+            </w:r>
+            <w:r>
+              <w:rPr>
+                <w:rStyle w:val="a7"/>
+                <w:bCs/>
+              </w:rPr>
+              <w:t>тва регулирования</w:t>
             </w:r>
             <w:r>
               <w:rPr>
@@ -1759,8 +1773,6 @@
         </w:rPr>
         <w:br w:type="page"/>
       </w:r>
-      <w:bookmarkStart w:id="3" w:name="_GoBack"/>
-      <w:bookmarkEnd w:id="3"/>
     </w:p>
     <w:p>
       <w:pPr>
@@ -1774,7 +1786,7 @@
           <w:szCs w:val="28"/>
         </w:rPr>
       </w:pPr>
-      <w:bookmarkStart w:id="4" w:name="_Toc210654074"/>
+      <w:bookmarkStart w:id="3" w:name="_Toc210654074"/>
       <w:r>
         <w:rPr>
           <w:b/>
@@ -1795,7 +1807,7 @@
         </w:rPr>
         <w:t>Цель работы</w:t>
       </w:r>
-      <w:bookmarkEnd w:id="4"/>
+      <w:bookmarkEnd w:id="3"/>
     </w:p>
     <w:p>
       <w:pPr>
@@ -1910,8 +1922,8 @@
           <w:szCs w:val="28"/>
         </w:rPr>
       </w:pPr>
+      <w:bookmarkStart w:id="4" w:name="_Toc210654075"/>
       <w:bookmarkStart w:id="5" w:name="_Toc145966786"/>
-      <w:bookmarkStart w:id="6" w:name="_Toc210654075"/>
       <w:r>
         <w:rPr>
           <w:b/>
@@ -1931,7 +1943,7 @@
         </w:rPr>
         <w:t>Структурны схемы систем и значения параметров</w:t>
       </w:r>
-      <w:bookmarkEnd w:id="6"/>
+      <w:bookmarkEnd w:id="4"/>
     </w:p>
     <w:p>
       <w:pPr>
@@ -1967,6 +1979,7 @@
       <w:r>
         <w:rPr>
           <w:rFonts w:ascii="Times New Roman" w:hAnsi="Times New Roman" w:cs="Times New Roman"/>
+          <w:noProof/>
           <w:sz w:val="28"/>
           <w:szCs w:val="28"/>
         </w:rPr>
@@ -2236,6 +2249,7 @@
       </w:pPr>
       <w:r>
         <w:rPr>
+          <w:noProof/>
           <w:sz w:val="28"/>
           <w:szCs w:val="28"/>
         </w:rPr>
@@ -2293,35 +2307,7 @@
           <w:szCs w:val="28"/>
         </w:rPr>
         <w:lastRenderedPageBreak/>
-        <w:t xml:space="preserve">Рисунок </w:t>
-      </w:r>
-      <w:r>
-        <w:rPr>
-          <w:sz w:val="28"/>
-          <w:szCs w:val="28"/>
-        </w:rPr>
-        <w:t>2</w:t>
-      </w:r>
-      <w:r>
-        <w:rPr>
-          <w:sz w:val="28"/>
-          <w:szCs w:val="28"/>
-        </w:rPr>
-        <w:t xml:space="preserve"> – Модель </w:t>
-      </w:r>
-      <w:r>
-        <w:rPr>
-          <w:sz w:val="28"/>
-          <w:szCs w:val="28"/>
-        </w:rPr>
-        <w:t>первого варианта</w:t>
-      </w:r>
-      <w:r>
-        <w:rPr>
-          <w:sz w:val="28"/>
-          <w:szCs w:val="28"/>
-        </w:rPr>
-        <w:t xml:space="preserve"> системы</w:t>
+        <w:t>Рисунок 2 – Модель первого варианта системы</w:t>
       </w:r>
       <w:r>
         <w:rPr>
@@ -2351,6 +2337,7 @@
       </w:pPr>
       <w:r>
         <w:rPr>
+          <w:noProof/>
           <w:sz w:val="28"/>
           <w:szCs w:val="28"/>
         </w:rPr>
@@ -2435,14 +2422,7 @@
           <w:sz w:val="28"/>
           <w:szCs w:val="28"/>
         </w:rPr>
-        <w:t xml:space="preserve">содержащей </w:t>
-      </w:r>
-      <w:r>
-        <w:rPr>
-          <w:sz w:val="28"/>
-          <w:szCs w:val="28"/>
-        </w:rPr>
-        <w:t xml:space="preserve">колебательное звено при значениях </w:t>
+        <w:t xml:space="preserve">содержащей колебательное звено при значениях </w:t>
       </w:r>
       <w:r>
         <w:rPr>
@@ -2468,9 +2448,9 @@
       <w:pPr>
         <w:pStyle w:val="ac"/>
         <w:spacing w:after="0" w:line="360" w:lineRule="auto"/>
-        <w:ind w:left="0"/>
-        <w:jc w:val="center"/>
-        <w:rPr>
+        <w:ind w:left="0" w:firstLine="709"/>
+        <w:rPr>
+          <w:rFonts w:ascii="Times New Roman" w:hAnsi="Times New Roman" w:cs="Times New Roman"/>
           <w:b/>
           <w:bCs/>
           <w:sz w:val="28"/>
@@ -2484,9 +2464,10 @@
         </w:rPr>
         <w:br w:type="page"/>
       </w:r>
-      <w:bookmarkStart w:id="7" w:name="_Toc210654076"/>
-      <w:r>
-        <w:rPr>
+      <w:bookmarkStart w:id="6" w:name="_Toc210654076"/>
+      <w:r>
+        <w:rPr>
+          <w:rFonts w:ascii="Times New Roman" w:hAnsi="Times New Roman" w:cs="Times New Roman"/>
           <w:b/>
           <w:bCs/>
           <w:sz w:val="28"/>
@@ -2497,6 +2478,7 @@
       </w:r>
       <w:r>
         <w:rPr>
+          <w:rFonts w:ascii="Times New Roman" w:hAnsi="Times New Roman" w:cs="Times New Roman"/>
           <w:b/>
           <w:bCs/>
           <w:sz w:val="28"/>
@@ -2504,7 +2486,7 @@
         </w:rPr>
         <w:t>Графики процессов при табличных значениях</w:t>
       </w:r>
-      <w:bookmarkEnd w:id="7"/>
+      <w:bookmarkEnd w:id="6"/>
     </w:p>
     <w:bookmarkEnd w:id="5"/>
     <w:p>
@@ -2582,6 +2564,7 @@
       </w:pPr>
       <w:r>
         <w:rPr>
+          <w:noProof/>
           <w:sz w:val="28"/>
           <w:szCs w:val="28"/>
         </w:rPr>
@@ -2666,15 +2649,17 @@
       </w:pPr>
       <w:r>
         <w:rPr>
-          <w:sz w:val="28"/>
-          <w:szCs w:val="28"/>
+          <w:noProof/>
+          <w:sz w:val="28"/>
+          <w:szCs w:val="28"/>
+          <w:lang w:val="en-US"/>
         </w:rPr>
         <w:lastRenderedPageBreak/>
         <w:drawing>
-          <wp:inline distT="0" distB="0" distL="0" distR="0" wp14:anchorId="6D40382D" wp14:editId="761000DE">
-            <wp:extent cx="4686300" cy="4145254"/>
-            <wp:effectExtent l="0" t="0" r="0" b="8255"/>
-            <wp:docPr id="10" name="Рисунок 10"/>
+          <wp:inline distT="0" distB="0" distL="0" distR="0" wp14:anchorId="080879F2" wp14:editId="55CC27DC">
+            <wp:extent cx="5940425" cy="3341370"/>
+            <wp:effectExtent l="0" t="0" r="3175" b="0"/>
+            <wp:docPr id="89944829" name="Рисунок 1"/>
             <wp:cNvGraphicFramePr>
               <a:graphicFrameLocks xmlns:a="http://schemas.openxmlformats.org/drawingml/2006/main" noChangeAspect="1"/>
             </wp:cNvGraphicFramePr>
@@ -2682,11 +2667,17 @@
               <a:graphicData uri="http://schemas.openxmlformats.org/drawingml/2006/picture">
                 <pic:pic xmlns:pic="http://schemas.openxmlformats.org/drawingml/2006/picture">
                   <pic:nvPicPr>
-                    <pic:cNvPr id="1" name=""/>
+                    <pic:cNvPr id="89944829" name="Рисунок 89944829"/>
                     <pic:cNvPicPr/>
                   </pic:nvPicPr>
                   <pic:blipFill>
-                    <a:blip r:embed="rId13"/>
+                    <a:blip r:embed="rId13" cstate="print">
+                      <a:extLst>
+                        <a:ext uri="{28A0092B-C50C-407E-A947-70E740481C1C}">
+                          <a14:useLocalDpi xmlns:a14="http://schemas.microsoft.com/office/drawing/2010/main" val="0"/>
+                        </a:ext>
+                      </a:extLst>
+                    </a:blip>
                     <a:stretch>
                       <a:fillRect/>
                     </a:stretch>
@@ -2694,7 +2685,7 @@
                   <pic:spPr>
                     <a:xfrm>
                       <a:off x="0" y="0"/>
-                      <a:ext cx="4708270" cy="4164688"/>
+                      <a:ext cx="5940425" cy="3341370"/>
                     </a:xfrm>
                     <a:prstGeom prst="rect">
                       <a:avLst/>
@@ -2769,7 +2760,7 @@
         <w:lastRenderedPageBreak/>
         <w:t xml:space="preserve">  </w:t>
       </w:r>
-      <w:bookmarkStart w:id="8" w:name="_Toc210654077"/>
+      <w:bookmarkStart w:id="7" w:name="_Toc210654077"/>
       <w:r>
         <w:rPr>
           <w:b/>
@@ -2788,7 +2779,7 @@
         </w:rPr>
         <w:t>Графики процессов при измененных коэффициентах усиления и постоянных времени</w:t>
       </w:r>
-      <w:bookmarkEnd w:id="8"/>
+      <w:bookmarkEnd w:id="7"/>
     </w:p>
     <w:p>
       <w:pPr>
@@ -2805,21 +2796,7 @@
           <w:sz w:val="28"/>
           <w:szCs w:val="28"/>
         </w:rPr>
-        <w:t>Следующим</w:t>
-      </w:r>
-      <w:r>
-        <w:rPr>
-          <w:sz w:val="28"/>
-          <w:szCs w:val="28"/>
-        </w:rPr>
-        <w:t xml:space="preserve"> пунктом</w:t>
-      </w:r>
-      <w:r>
-        <w:rPr>
-          <w:sz w:val="28"/>
-          <w:szCs w:val="28"/>
-        </w:rPr>
-        <w:t xml:space="preserve"> будет сравнение графиков</w:t>
+        <w:t>Следующим пунктом будет сравнение графиков</w:t>
       </w:r>
       <w:r>
         <w:rPr>
@@ -2833,21 +2810,7 @@
           <w:sz w:val="28"/>
           <w:szCs w:val="28"/>
         </w:rPr>
-        <w:t>содержащ</w:t>
-      </w:r>
-      <w:r>
-        <w:rPr>
-          <w:sz w:val="28"/>
-          <w:szCs w:val="28"/>
-        </w:rPr>
-        <w:t xml:space="preserve">их </w:t>
-      </w:r>
-      <w:r>
-        <w:rPr>
-          <w:sz w:val="28"/>
-          <w:szCs w:val="28"/>
-        </w:rPr>
-        <w:t>апериодическое звено</w:t>
+        <w:t>содержащих апериодическое звено</w:t>
       </w:r>
       <w:r>
         <w:rPr>
@@ -2868,14 +2831,7 @@
           <w:sz w:val="28"/>
           <w:szCs w:val="28"/>
         </w:rPr>
-        <w:t>увеличим вдвое значение коэффициента и сравним графики</w:t>
-      </w:r>
-      <w:r>
-        <w:rPr>
-          <w:sz w:val="28"/>
-          <w:szCs w:val="28"/>
-        </w:rPr>
-        <w:t xml:space="preserve"> </w:t>
+        <w:t xml:space="preserve">увеличим вдвое значение коэффициента и сравним графики </w:t>
       </w:r>
       <w:r>
         <w:rPr>
@@ -2946,6 +2902,7 @@
       </w:pPr>
       <w:r>
         <w:rPr>
+          <w:noProof/>
           <w:sz w:val="28"/>
           <w:szCs w:val="28"/>
         </w:rPr>
@@ -3180,6 +3137,7 @@
       </w:pPr>
       <w:r>
         <w:rPr>
+          <w:noProof/>
           <w:sz w:val="28"/>
           <w:szCs w:val="28"/>
           <w:lang w:val="en-US"/>
@@ -3302,15 +3260,13 @@
         </w:rPr>
         <w:t>В ходе исследования и анализа двух графиков</w:t>
       </w:r>
-      <w:proofErr w:type="gramStart"/>
-      <w:r>
-        <w:rPr>
-          <w:sz w:val="28"/>
-          <w:szCs w:val="28"/>
-        </w:rPr>
-        <w:t>: При</w:t>
-      </w:r>
-      <w:proofErr w:type="gramEnd"/>
+      <w:r>
+        <w:rPr>
+          <w:sz w:val="28"/>
+          <w:szCs w:val="28"/>
+        </w:rPr>
+        <w:t>: при</w:t>
+      </w:r>
       <w:r>
         <w:rPr>
           <w:sz w:val="28"/>
@@ -3427,6 +3383,7 @@
       </w:pPr>
       <w:r>
         <w:rPr>
+          <w:noProof/>
           <w:sz w:val="28"/>
           <w:szCs w:val="28"/>
         </w:rPr>
@@ -3550,7 +3507,7 @@
           <w:szCs w:val="28"/>
         </w:rPr>
       </w:pPr>
-      <w:bookmarkStart w:id="9" w:name="_Toc210654078"/>
+      <w:bookmarkStart w:id="8" w:name="_Toc210654078"/>
       <w:r>
         <w:rPr>
           <w:b/>
@@ -3559,18 +3516,9 @@
           <w:szCs w:val="28"/>
         </w:rPr>
         <w:lastRenderedPageBreak/>
-        <w:t xml:space="preserve">5 </w:t>
-      </w:r>
-      <w:r>
-        <w:rPr>
-          <w:b/>
-          <w:bCs/>
-          <w:sz w:val="28"/>
-          <w:szCs w:val="28"/>
-        </w:rPr>
-        <w:t>Оценка качества регулирования</w:t>
-      </w:r>
-      <w:bookmarkEnd w:id="9"/>
+        <w:t>5 Оценка качества регулирования</w:t>
+      </w:r>
+      <w:bookmarkEnd w:id="8"/>
       <w:r>
         <w:rPr>
           <w:b/>
@@ -3632,10 +3580,42 @@
       </w:pPr>
       <w:r>
         <w:rPr>
-          <w:sz w:val="28"/>
-          <w:szCs w:val="28"/>
-        </w:rPr>
-        <w:t>Таким образом, апериодическое звено обладает высокой устойчивостью и обеспечивает точное регулирование без колебаний, но с меньшей скоростью реакции при больших значениях постоянной времени. Колебательное звено обеспечивает более быстрое реагирование при определённых параметрах, однако может проявлять перерегулирование и временную неустойчивость, что требует подбора оптимальных параметров для достижения баланса между быстродействием и устойчивостью.</w:t>
+          <w:b/>
+          <w:bCs/>
+          <w:sz w:val="28"/>
+          <w:szCs w:val="28"/>
+        </w:rPr>
+        <w:t>Для апериодического звена</w:t>
+      </w:r>
+      <w:r>
+        <w:rPr>
+          <w:sz w:val="28"/>
+          <w:szCs w:val="28"/>
+        </w:rPr>
+        <w:t xml:space="preserve">: </w:t>
+      </w:r>
+      <w:r>
+        <w:rPr>
+          <w:sz w:val="28"/>
+          <w:szCs w:val="28"/>
+        </w:rPr>
+        <w:t>Время регулирования (</w:t>
+      </w:r>
+      <w:proofErr w:type="spellStart"/>
+      <w:r>
+        <w:rPr>
+          <w:sz w:val="28"/>
+          <w:szCs w:val="28"/>
+        </w:rPr>
+        <w:t>tp</w:t>
+      </w:r>
+      <w:proofErr w:type="spellEnd"/>
+      <w:r>
+        <w:rPr>
+          <w:sz w:val="28"/>
+          <w:szCs w:val="28"/>
+        </w:rPr>
+        <w:t>) — Обычно задаётся условием уменьшения разницы между выходным сигналом и установленным значением до ±5%. Исходя из эмпирической зависимости, время регулирования рассчитывается как:</w:t>
       </w:r>
     </w:p>
     <w:p>
@@ -3645,6 +3625,299 @@
         <w:jc w:val="both"/>
         <w:outlineLvl w:val="0"/>
         <w:rPr>
+          <w:sz w:val="28"/>
+          <w:szCs w:val="28"/>
+        </w:rPr>
+      </w:pPr>
+      <w:r>
+        <w:rPr>
+          <w:sz w:val="28"/>
+          <w:szCs w:val="28"/>
+        </w:rPr>
+        <w:t>tp≈3 T1=3×0.7=2.1 секунды.</w:t>
+      </w:r>
+      <w:r>
+        <w:rPr>
+          <w:i/>
+          <w:iCs/>
+          <w:sz w:val="28"/>
+          <w:szCs w:val="28"/>
+        </w:rPr>
+        <w:t>tp</w:t>
+      </w:r>
+      <w:r>
+        <w:rPr>
+          <w:sz w:val="28"/>
+          <w:szCs w:val="28"/>
+        </w:rPr>
+        <w:t>​≈3</w:t>
+      </w:r>
+      <w:r>
+        <w:rPr>
+          <w:i/>
+          <w:iCs/>
+          <w:sz w:val="28"/>
+          <w:szCs w:val="28"/>
+        </w:rPr>
+        <w:t>T</w:t>
+      </w:r>
+      <w:r>
+        <w:rPr>
+          <w:sz w:val="28"/>
+          <w:szCs w:val="28"/>
+        </w:rPr>
+        <w:t>1</w:t>
+      </w:r>
+      <w:r>
+        <w:rPr>
+          <w:sz w:val="28"/>
+          <w:szCs w:val="28"/>
+        </w:rPr>
+        <w:t>=3×0.7=2.1секунды.</w:t>
+      </w:r>
+    </w:p>
+    <w:p>
+      <w:pPr>
+        <w:spacing w:line="360" w:lineRule="auto"/>
+        <w:ind w:firstLine="560"/>
+        <w:jc w:val="both"/>
+        <w:outlineLvl w:val="0"/>
+        <w:rPr>
+          <w:sz w:val="28"/>
+          <w:szCs w:val="28"/>
+        </w:rPr>
+      </w:pPr>
+      <w:r>
+        <w:rPr>
+          <w:sz w:val="28"/>
+          <w:szCs w:val="28"/>
+        </w:rPr>
+        <w:t>Перерегулирование (σ) — Отсутствует, так как апериодическое звено не допускает превышения установившегося значения.</w:t>
+      </w:r>
+    </w:p>
+    <w:p>
+      <w:pPr>
+        <w:spacing w:line="360" w:lineRule="auto"/>
+        <w:ind w:firstLine="560"/>
+        <w:jc w:val="both"/>
+        <w:outlineLvl w:val="0"/>
+        <w:rPr>
+          <w:sz w:val="28"/>
+          <w:szCs w:val="28"/>
+        </w:rPr>
+      </w:pPr>
+      <w:r>
+        <w:rPr>
+          <w:sz w:val="28"/>
+          <w:szCs w:val="28"/>
+        </w:rPr>
+        <w:t>Число колебаний (n) — Равняется нулю, поскольку переходный процесс протекает без колебаний.</w:t>
+      </w:r>
+    </w:p>
+    <w:p>
+      <w:pPr>
+        <w:spacing w:line="360" w:lineRule="auto"/>
+        <w:ind w:firstLine="360"/>
+        <w:jc w:val="both"/>
+        <w:outlineLvl w:val="0"/>
+        <w:rPr>
+          <w:sz w:val="28"/>
+          <w:szCs w:val="28"/>
+        </w:rPr>
+      </w:pPr>
+      <w:r>
+        <w:rPr>
+          <w:sz w:val="28"/>
+          <w:szCs w:val="28"/>
+        </w:rPr>
+        <w:lastRenderedPageBreak/>
+        <w:t>Время достижения первого максимума (</w:t>
+      </w:r>
+      <w:proofErr w:type="spellStart"/>
+      <w:r>
+        <w:rPr>
+          <w:sz w:val="28"/>
+          <w:szCs w:val="28"/>
+        </w:rPr>
+        <w:t>tmax</w:t>
+      </w:r>
+      <w:proofErr w:type="spellEnd"/>
+      <w:r>
+        <w:rPr>
+          <w:sz w:val="28"/>
+          <w:szCs w:val="28"/>
+        </w:rPr>
+        <w:t>​) — Нет смысла рассчитывать, так как первое максимальное значение совпадает с установившимся значением сразу после завершения переходного процесса.</w:t>
+      </w:r>
+    </w:p>
+    <w:p>
+      <w:pPr>
+        <w:spacing w:line="360" w:lineRule="auto"/>
+        <w:ind w:firstLine="560"/>
+        <w:jc w:val="both"/>
+        <w:outlineLvl w:val="0"/>
+        <w:rPr>
+          <w:sz w:val="28"/>
+          <w:szCs w:val="28"/>
+        </w:rPr>
+      </w:pPr>
+      <w:r>
+        <w:rPr>
+          <w:sz w:val="28"/>
+          <w:szCs w:val="28"/>
+        </w:rPr>
+        <w:t>Время нарастания (</w:t>
+      </w:r>
+      <w:proofErr w:type="spellStart"/>
+      <w:r>
+        <w:rPr>
+          <w:sz w:val="28"/>
+          <w:szCs w:val="28"/>
+        </w:rPr>
+        <w:t>tn</w:t>
+      </w:r>
+      <w:proofErr w:type="spellEnd"/>
+      <w:r>
+        <w:rPr>
+          <w:sz w:val="28"/>
+          <w:szCs w:val="28"/>
+        </w:rPr>
+        <w:t>) — По определению, это время, за которое выход достигает приблизительно 90% своего финального значения. Обычно считают приближённо:</w:t>
+      </w:r>
+    </w:p>
+    <w:p>
+      <w:pPr>
+        <w:spacing w:line="360" w:lineRule="auto"/>
+        <w:ind w:firstLine="560"/>
+        <w:jc w:val="both"/>
+        <w:outlineLvl w:val="0"/>
+        <w:rPr>
+          <w:sz w:val="28"/>
+          <w:szCs w:val="28"/>
+        </w:rPr>
+      </w:pPr>
+      <w:r>
+        <w:rPr>
+          <w:sz w:val="28"/>
+          <w:szCs w:val="28"/>
+        </w:rPr>
+        <w:t>tn≈2.2 T1=2.2×0.7=1.54 c</w:t>
+      </w:r>
+    </w:p>
+    <w:p>
+      <w:pPr>
+        <w:spacing w:line="360" w:lineRule="auto"/>
+        <w:ind w:firstLine="560"/>
+        <w:jc w:val="both"/>
+        <w:outlineLvl w:val="0"/>
+        <w:rPr>
+          <w:sz w:val="28"/>
+          <w:szCs w:val="28"/>
+        </w:rPr>
+      </w:pPr>
+      <w:r>
+        <w:rPr>
+          <w:sz w:val="28"/>
+          <w:szCs w:val="28"/>
+        </w:rPr>
+        <w:t>Время регулирования (</w:t>
+      </w:r>
+      <w:proofErr w:type="spellStart"/>
+      <w:r>
+        <w:rPr>
+          <w:sz w:val="28"/>
+          <w:szCs w:val="28"/>
+        </w:rPr>
+        <w:t>tp</w:t>
+      </w:r>
+      <w:proofErr w:type="spellEnd"/>
+      <w:r>
+        <w:rPr>
+          <w:sz w:val="28"/>
+          <w:szCs w:val="28"/>
+        </w:rPr>
+        <w:t>​) — Принято считать, что процесс считается завершённым, когда разница между текущим выходом и установившимся значением меньше 5%. Эта граница достигается приблизительно за 3 T</w:t>
+      </w:r>
+      <w:r>
+        <w:rPr>
+          <w:sz w:val="20"/>
+          <w:szCs w:val="20"/>
+        </w:rPr>
+        <w:t>1</w:t>
+      </w:r>
+      <w:r>
+        <w:rPr>
+          <w:sz w:val="28"/>
+          <w:szCs w:val="28"/>
+        </w:rPr>
+        <w:t>​. Таким образом:</w:t>
+      </w:r>
+    </w:p>
+    <w:p>
+      <w:pPr>
+        <w:spacing w:line="360" w:lineRule="auto"/>
+        <w:ind w:firstLine="560"/>
+        <w:jc w:val="both"/>
+        <w:outlineLvl w:val="0"/>
+        <w:rPr>
+          <w:sz w:val="28"/>
+          <w:szCs w:val="28"/>
+        </w:rPr>
+      </w:pPr>
+      <w:r>
+        <w:rPr>
+          <w:sz w:val="28"/>
+          <w:szCs w:val="28"/>
+        </w:rPr>
+        <w:t>tp≈3 T1=3×0.7=2.1 </w:t>
+      </w:r>
+    </w:p>
+    <w:p>
+      <w:pPr>
+        <w:spacing w:line="360" w:lineRule="auto"/>
+        <w:ind w:firstLine="560"/>
+        <w:jc w:val="both"/>
+        <w:outlineLvl w:val="0"/>
+        <w:rPr>
+          <w:sz w:val="28"/>
+          <w:szCs w:val="28"/>
+        </w:rPr>
+      </w:pPr>
+      <w:r>
+        <w:rPr>
+          <w:sz w:val="28"/>
+          <w:szCs w:val="28"/>
+        </w:rPr>
+        <w:t>Число колебаний (n) — Поскольку апериодическое звено не допускает колебаний, n=0.</w:t>
+      </w:r>
+    </w:p>
+    <w:p>
+      <w:pPr>
+        <w:spacing w:line="360" w:lineRule="auto"/>
+        <w:ind w:firstLine="560"/>
+        <w:jc w:val="both"/>
+        <w:outlineLvl w:val="0"/>
+        <w:rPr>
+          <w:sz w:val="28"/>
+          <w:szCs w:val="28"/>
+          <w:lang w:val="en-GB"/>
+        </w:rPr>
+      </w:pPr>
+      <w:r>
+        <w:rPr>
+          <w:sz w:val="28"/>
+          <w:szCs w:val="28"/>
+        </w:rPr>
+        <w:t>Частота колебаний — отсутствует, так как отсутствуют сами колебания.</w:t>
+      </w:r>
+    </w:p>
+    <w:p>
+      <w:pPr>
+        <w:spacing w:line="360" w:lineRule="auto"/>
+        <w:ind w:left="720"/>
+        <w:jc w:val="both"/>
+        <w:outlineLvl w:val="0"/>
+        <w:rPr>
           <w:b/>
           <w:bCs/>
           <w:sz w:val="28"/>
@@ -3658,6 +3931,490 @@
           <w:sz w:val="28"/>
           <w:szCs w:val="28"/>
         </w:rPr>
+        <w:t xml:space="preserve">Для </w:t>
+      </w:r>
+      <w:r>
+        <w:rPr>
+          <w:b/>
+          <w:bCs/>
+          <w:sz w:val="28"/>
+          <w:szCs w:val="28"/>
+        </w:rPr>
+        <w:t>колебательного</w:t>
+      </w:r>
+      <w:r>
+        <w:rPr>
+          <w:b/>
+          <w:bCs/>
+          <w:sz w:val="28"/>
+          <w:szCs w:val="28"/>
+        </w:rPr>
+        <w:t xml:space="preserve"> звена</w:t>
+      </w:r>
+      <w:r>
+        <w:rPr>
+          <w:b/>
+          <w:bCs/>
+          <w:sz w:val="28"/>
+          <w:szCs w:val="28"/>
+        </w:rPr>
+        <w:t>:</w:t>
+      </w:r>
+      <w:r>
+        <w:rPr>
+          <w:b/>
+          <w:bCs/>
+          <w:sz w:val="28"/>
+          <w:szCs w:val="28"/>
+        </w:rPr>
+        <w:t xml:space="preserve"> </w:t>
+      </w:r>
+    </w:p>
+    <w:p>
+      <w:pPr>
+        <w:spacing w:line="360" w:lineRule="auto"/>
+        <w:jc w:val="both"/>
+        <w:outlineLvl w:val="0"/>
+        <w:rPr>
+          <w:sz w:val="28"/>
+          <w:szCs w:val="28"/>
+        </w:rPr>
+      </w:pPr>
+      <w:r>
+        <w:rPr>
+          <w:sz w:val="28"/>
+          <w:szCs w:val="28"/>
+        </w:rPr>
+        <w:t>Время регулирования (</w:t>
+      </w:r>
+      <w:proofErr w:type="spellStart"/>
+      <w:r>
+        <w:rPr>
+          <w:sz w:val="28"/>
+          <w:szCs w:val="28"/>
+        </w:rPr>
+        <w:t>tp</w:t>
+      </w:r>
+      <w:proofErr w:type="spellEnd"/>
+      <w:r>
+        <w:rPr>
+          <w:sz w:val="28"/>
+          <w:szCs w:val="28"/>
+        </w:rPr>
+        <w:t>):</w:t>
+      </w:r>
+      <w:r>
+        <w:rPr>
+          <w:sz w:val="28"/>
+          <w:szCs w:val="28"/>
+        </w:rPr>
+        <w:t xml:space="preserve"> </w:t>
+      </w:r>
+      <w:proofErr w:type="spellStart"/>
+      <w:r>
+        <w:rPr>
+          <w:sz w:val="28"/>
+          <w:szCs w:val="28"/>
+        </w:rPr>
+        <w:t>tp</w:t>
+      </w:r>
+      <w:proofErr w:type="spellEnd"/>
+      <w:r>
+        <w:rPr>
+          <w:sz w:val="28"/>
+          <w:szCs w:val="28"/>
+        </w:rPr>
+        <w:t>=120 секунд.</w:t>
+      </w:r>
+    </w:p>
+    <w:p>
+      <w:pPr>
+        <w:spacing w:line="360" w:lineRule="auto"/>
+        <w:jc w:val="both"/>
+        <w:outlineLvl w:val="0"/>
+        <w:rPr>
+          <w:sz w:val="28"/>
+          <w:szCs w:val="28"/>
+        </w:rPr>
+      </w:pPr>
+      <w:r>
+        <w:rPr>
+          <w:sz w:val="28"/>
+          <w:szCs w:val="28"/>
+        </w:rPr>
+        <w:t>Перерегулирование (σ):</w:t>
+      </w:r>
+      <w:r>
+        <w:rPr>
+          <w:sz w:val="28"/>
+          <w:szCs w:val="28"/>
+        </w:rPr>
+        <w:t xml:space="preserve"> </w:t>
+      </w:r>
+      <w:r>
+        <w:rPr>
+          <w:sz w:val="28"/>
+          <w:szCs w:val="28"/>
+        </w:rPr>
+        <w:t>σ</w:t>
+      </w:r>
+      <w:proofErr w:type="gramStart"/>
+      <w:r>
+        <w:rPr>
+          <w:sz w:val="28"/>
+          <w:szCs w:val="28"/>
+        </w:rPr>
+        <w:t>≈</w:t>
+      </w:r>
+      <w:r>
+        <w:rPr>
+          <w:sz w:val="28"/>
+          <w:szCs w:val="28"/>
+          <w:lang w:val="en-GB"/>
+        </w:rPr>
+        <w:t>(</w:t>
+      </w:r>
+      <w:proofErr w:type="gramEnd"/>
+      <w:r>
+        <w:rPr>
+          <w:sz w:val="28"/>
+          <w:szCs w:val="28"/>
+        </w:rPr>
+        <w:t>5</w:t>
+      </w:r>
+      <w:r>
+        <w:rPr>
+          <w:sz w:val="28"/>
+          <w:szCs w:val="28"/>
+          <w:lang w:val="en-GB"/>
+        </w:rPr>
+        <w:t>,8-1)/1*100%</w:t>
+      </w:r>
+      <w:r>
+        <w:rPr>
+          <w:sz w:val="28"/>
+          <w:szCs w:val="28"/>
+        </w:rPr>
+        <w:t xml:space="preserve"> 48</w:t>
+      </w:r>
+      <w:r>
+        <w:rPr>
+          <w:sz w:val="28"/>
+          <w:szCs w:val="28"/>
+        </w:rPr>
+        <w:t>%.</w:t>
+      </w:r>
+    </w:p>
+    <w:p>
+      <w:pPr>
+        <w:spacing w:line="360" w:lineRule="auto"/>
+        <w:jc w:val="both"/>
+        <w:outlineLvl w:val="0"/>
+        <w:rPr>
+          <w:sz w:val="28"/>
+          <w:szCs w:val="28"/>
+        </w:rPr>
+      </w:pPr>
+      <w:r>
+        <w:rPr>
+          <w:sz w:val="28"/>
+          <w:szCs w:val="28"/>
+        </w:rPr>
+        <w:t>Число колебаний (n):</w:t>
+      </w:r>
+      <w:r>
+        <w:rPr>
+          <w:sz w:val="28"/>
+          <w:szCs w:val="28"/>
+        </w:rPr>
+        <w:t xml:space="preserve"> </w:t>
+      </w:r>
+      <w:r>
+        <w:rPr>
+          <w:sz w:val="28"/>
+          <w:szCs w:val="28"/>
+        </w:rPr>
+        <w:t>n≈33.</w:t>
+      </w:r>
+      <w:r>
+        <w:rPr>
+          <w:sz w:val="28"/>
+          <w:szCs w:val="28"/>
+        </w:rPr>
+        <w:t xml:space="preserve"> </w:t>
+      </w:r>
+    </w:p>
+    <w:p>
+      <w:pPr>
+        <w:spacing w:line="360" w:lineRule="auto"/>
+        <w:jc w:val="both"/>
+        <w:outlineLvl w:val="0"/>
+        <w:rPr>
+          <w:sz w:val="28"/>
+          <w:szCs w:val="28"/>
+        </w:rPr>
+      </w:pPr>
+      <w:r>
+        <w:rPr>
+          <w:sz w:val="28"/>
+          <w:szCs w:val="28"/>
+        </w:rPr>
+        <w:t>Время достижения первого максимума (</w:t>
+      </w:r>
+      <w:proofErr w:type="spellStart"/>
+      <w:r>
+        <w:rPr>
+          <w:sz w:val="28"/>
+          <w:szCs w:val="28"/>
+        </w:rPr>
+        <w:t>tmax</w:t>
+      </w:r>
+      <w:proofErr w:type="spellEnd"/>
+      <w:r>
+        <w:rPr>
+          <w:sz w:val="28"/>
+          <w:szCs w:val="28"/>
+        </w:rPr>
+        <w:t>​):</w:t>
+      </w:r>
+      <w:r>
+        <w:rPr>
+          <w:sz w:val="28"/>
+          <w:szCs w:val="28"/>
+        </w:rPr>
+        <w:t xml:space="preserve"> </w:t>
+      </w:r>
+      <w:r>
+        <w:rPr>
+          <w:sz w:val="28"/>
+          <w:szCs w:val="28"/>
+        </w:rPr>
+        <w:t>tmax≈1.8 секунд.</w:t>
+      </w:r>
+    </w:p>
+    <w:p>
+      <w:pPr>
+        <w:spacing w:line="360" w:lineRule="auto"/>
+        <w:jc w:val="both"/>
+        <w:outlineLvl w:val="0"/>
+        <w:rPr>
+          <w:sz w:val="28"/>
+          <w:szCs w:val="28"/>
+        </w:rPr>
+      </w:pPr>
+      <w:r>
+        <w:rPr>
+          <w:sz w:val="28"/>
+          <w:szCs w:val="28"/>
+        </w:rPr>
+        <w:t>Время нарастания (</w:t>
+      </w:r>
+      <w:proofErr w:type="spellStart"/>
+      <w:r>
+        <w:rPr>
+          <w:sz w:val="28"/>
+          <w:szCs w:val="28"/>
+        </w:rPr>
+        <w:t>tn</w:t>
+      </w:r>
+      <w:proofErr w:type="spellEnd"/>
+      <w:r>
+        <w:rPr>
+          <w:sz w:val="28"/>
+          <w:szCs w:val="28"/>
+        </w:rPr>
+        <w:t>):</w:t>
+      </w:r>
+      <w:r>
+        <w:rPr>
+          <w:sz w:val="28"/>
+          <w:szCs w:val="28"/>
+        </w:rPr>
+        <w:t xml:space="preserve"> </w:t>
+      </w:r>
+      <w:r>
+        <w:rPr>
+          <w:sz w:val="28"/>
+          <w:szCs w:val="28"/>
+        </w:rPr>
+        <w:t>tn≈1.54 секунд.</w:t>
+      </w:r>
+      <w:r>
+        <w:rPr>
+          <w:i/>
+          <w:iCs/>
+          <w:sz w:val="28"/>
+          <w:szCs w:val="28"/>
+        </w:rPr>
+        <w:t>tn</w:t>
+      </w:r>
+      <w:r>
+        <w:rPr>
+          <w:sz w:val="28"/>
+          <w:szCs w:val="28"/>
+        </w:rPr>
+        <w:t>​≈1.54секунд.</w:t>
+      </w:r>
+    </w:p>
+    <w:p>
+      <w:pPr>
+        <w:spacing w:line="360" w:lineRule="auto"/>
+        <w:jc w:val="both"/>
+        <w:outlineLvl w:val="0"/>
+        <w:rPr>
+          <w:sz w:val="28"/>
+          <w:szCs w:val="28"/>
+        </w:rPr>
+      </w:pPr>
+      <w:r>
+        <w:rPr>
+          <w:sz w:val="28"/>
+          <w:szCs w:val="28"/>
+        </w:rPr>
+        <w:t>Частота колебаний (</w:t>
+      </w:r>
+      <w:proofErr w:type="spellStart"/>
+      <w:r>
+        <w:rPr>
+          <w:sz w:val="28"/>
+          <w:szCs w:val="28"/>
+        </w:rPr>
+        <w:t>f</w:t>
+      </w:r>
+      <w:r>
+        <w:rPr>
+          <w:i/>
+          <w:iCs/>
+          <w:sz w:val="28"/>
+          <w:szCs w:val="28"/>
+        </w:rPr>
+        <w:t>f</w:t>
+      </w:r>
+      <w:proofErr w:type="spellEnd"/>
+      <w:r>
+        <w:rPr>
+          <w:sz w:val="28"/>
+          <w:szCs w:val="28"/>
+        </w:rPr>
+        <w:t>):</w:t>
+      </w:r>
+      <w:r>
+        <w:rPr>
+          <w:sz w:val="28"/>
+          <w:szCs w:val="28"/>
+        </w:rPr>
+        <w:t xml:space="preserve"> </w:t>
+      </w:r>
+      <w:r>
+        <w:rPr>
+          <w:sz w:val="28"/>
+          <w:szCs w:val="28"/>
+        </w:rPr>
+        <w:t>f≈0.275 Гц.</w:t>
+      </w:r>
+    </w:p>
+    <w:p>
+      <w:pPr>
+        <w:spacing w:line="360" w:lineRule="auto"/>
+        <w:jc w:val="both"/>
+        <w:outlineLvl w:val="0"/>
+        <w:rPr>
+          <w:sz w:val="28"/>
+          <w:szCs w:val="28"/>
+        </w:rPr>
+      </w:pPr>
+      <w:r>
+        <w:rPr>
+          <w:sz w:val="28"/>
+          <w:szCs w:val="28"/>
+        </w:rPr>
+        <w:t>Декремент затухания (λ):</w:t>
+      </w:r>
+      <w:r>
+        <w:rPr>
+          <w:sz w:val="28"/>
+          <w:szCs w:val="28"/>
+        </w:rPr>
+        <w:t xml:space="preserve"> </w:t>
+      </w:r>
+      <w:r>
+        <w:rPr>
+          <w:sz w:val="28"/>
+          <w:szCs w:val="28"/>
+        </w:rPr>
+        <w:t>λ≈</w:t>
+      </w:r>
+      <w:r>
+        <w:rPr>
+          <w:sz w:val="28"/>
+          <w:szCs w:val="28"/>
+          <w:lang w:val="en-GB"/>
+        </w:rPr>
+        <w:t>1-(4,4-1)(5,6-1)=</w:t>
+      </w:r>
+      <w:r>
+        <w:rPr>
+          <w:sz w:val="28"/>
+          <w:szCs w:val="28"/>
+        </w:rPr>
+        <w:t>0.</w:t>
+      </w:r>
+      <w:r>
+        <w:rPr>
+          <w:sz w:val="28"/>
+          <w:szCs w:val="28"/>
+          <w:lang w:val="en-GB"/>
+        </w:rPr>
+        <w:t>27</w:t>
+      </w:r>
+      <w:r>
+        <w:rPr>
+          <w:sz w:val="28"/>
+          <w:szCs w:val="28"/>
+        </w:rPr>
+        <w:t>.</w:t>
+      </w:r>
+    </w:p>
+    <w:p>
+      <w:pPr>
+        <w:spacing w:line="360" w:lineRule="auto"/>
+        <w:ind w:firstLine="560"/>
+        <w:jc w:val="both"/>
+        <w:outlineLvl w:val="0"/>
+        <w:rPr>
+          <w:sz w:val="28"/>
+          <w:szCs w:val="28"/>
+        </w:rPr>
+      </w:pPr>
+      <w:r>
+        <w:rPr>
+          <w:sz w:val="28"/>
+          <w:szCs w:val="28"/>
+        </w:rPr>
+        <w:t>Таким образом, апериодическое звено обладает высокой устойчивостью и обеспечивает точное регулирование без колебаний, но с меньшей скоростью реакции при больших значениях постоянной времени. Колебательное звено обеспечивает более быстрое реагирование при определённых параметрах, однако может проявлять перерегулирование и временную неустойчивость, что требует подбора оптимальных параметров для достижения баланса между быстродействием и устойчивостью.</w:t>
+      </w:r>
+    </w:p>
+    <w:p>
+      <w:pPr>
+        <w:spacing w:line="360" w:lineRule="auto"/>
+        <w:ind w:firstLine="560"/>
+        <w:jc w:val="both"/>
+        <w:outlineLvl w:val="0"/>
+        <w:rPr>
+          <w:b/>
+          <w:bCs/>
+          <w:sz w:val="28"/>
+          <w:szCs w:val="28"/>
+        </w:rPr>
+      </w:pPr>
+      <w:r>
+        <w:rPr>
+          <w:b/>
+          <w:bCs/>
+          <w:sz w:val="28"/>
+          <w:szCs w:val="28"/>
+        </w:rPr>
+        <w:lastRenderedPageBreak/>
         <w:t xml:space="preserve"> </w:t>
       </w:r>
       <w:r>
@@ -3683,7 +4440,7 @@
           <w:szCs w:val="28"/>
         </w:rPr>
       </w:pPr>
-      <w:bookmarkStart w:id="10" w:name="_Toc210654079"/>
+      <w:bookmarkStart w:id="9" w:name="_Toc210654079"/>
       <w:r>
         <w:rPr>
           <w:b/>
@@ -3770,7 +4527,7 @@
         </w:rPr>
         <w:t xml:space="preserve"> каждое типовое звено</w:t>
       </w:r>
-      <w:bookmarkEnd w:id="10"/>
+      <w:bookmarkEnd w:id="9"/>
     </w:p>
     <w:p>
       <w:pPr>
@@ -3787,23 +4544,7 @@
           <w:sz w:val="28"/>
           <w:szCs w:val="28"/>
         </w:rPr>
-        <w:t xml:space="preserve">Проведённые эксперименты показали, что изменение коэффициентов усиления и постоянных времени оказывает существенное влияние на характер переходных процессов и качество регулирования в типовых звеньях. Для апериодического звена увеличение коэффициента усиления K приводит к росту амплитуды выходного сигнала, при этом форма кривой остаётся неизменной, а установившееся значение растёт пропорционально. Уменьшение постоянной времени T делает систему более быстрой и чувствительной, что выражается в сокращении времени переходного процесса и увеличении наклона кривой. При увеличении T, напротив, процесс становится </w:t>
-      </w:r>
-      <w:proofErr w:type="spellStart"/>
-      <w:r>
-        <w:rPr>
-          <w:sz w:val="28"/>
-          <w:szCs w:val="28"/>
-        </w:rPr>
-        <w:t>плавнее</w:t>
-      </w:r>
-      <w:proofErr w:type="spellEnd"/>
-      <w:r>
-        <w:rPr>
-          <w:sz w:val="28"/>
-          <w:szCs w:val="28"/>
-        </w:rPr>
-        <w:t>, но медленнее, что соответствует снижению быстродействия и повышению устойчивости системы.</w:t>
+        <w:t>Проведённые эксперименты показали, что изменение коэффициентов усиления и постоянных времени оказывает существенное влияние на характер переходных процессов и качество регулирования в типовых звеньях. Для апериодического звена увеличение коэффициента усиления K приводит к росту амплитуды выходного сигнала, при этом форма кривой остаётся неизменной, а установившееся значение растёт пропорционально. Уменьшение постоянной времени T делает систему более быстрой и чувствительной, что выражается в сокращении времени переходного процесса и увеличении наклона кривой. При увеличении T, напротив, процесс становится плавнее, но медленнее, что соответствует снижению быстродействия и повышению устойчивости системы.</w:t>
       </w:r>
     </w:p>
     <w:p>
@@ -3878,7 +4619,7 @@
           <w:szCs w:val="28"/>
         </w:rPr>
       </w:pPr>
-      <w:bookmarkStart w:id="11" w:name="_Toc210654080"/>
+      <w:bookmarkStart w:id="10" w:name="_Toc210654080"/>
       <w:r>
         <w:rPr>
           <w:b/>
@@ -3887,27 +4628,9 @@
           <w:szCs w:val="28"/>
         </w:rPr>
         <w:lastRenderedPageBreak/>
-        <w:t>7</w:t>
-      </w:r>
-      <w:r>
-        <w:rPr>
-          <w:b/>
-          <w:bCs/>
-          <w:sz w:val="28"/>
-          <w:szCs w:val="28"/>
-        </w:rPr>
-        <w:t xml:space="preserve"> </w:t>
-      </w:r>
-      <w:r>
-        <w:rPr>
-          <w:b/>
-          <w:bCs/>
-          <w:sz w:val="28"/>
-          <w:szCs w:val="28"/>
-        </w:rPr>
-        <w:t>Графики ЛАЧХ и ЛФЧХ</w:t>
-      </w:r>
-      <w:bookmarkEnd w:id="11"/>
+        <w:t>7 Графики ЛАЧХ и ЛФЧХ</w:t>
+      </w:r>
+      <w:bookmarkEnd w:id="10"/>
     </w:p>
     <w:p>
       <w:pPr>
@@ -3937,6 +4660,7 @@
       </w:pPr>
       <w:r>
         <w:rPr>
+          <w:noProof/>
           <w:sz w:val="28"/>
           <w:szCs w:val="28"/>
         </w:rPr>
@@ -3993,14 +4717,7 @@
           <w:sz w:val="28"/>
           <w:szCs w:val="28"/>
         </w:rPr>
-        <w:t xml:space="preserve">Рисунок 9 – ЛАЧХ и ЛФЧХ </w:t>
-      </w:r>
-      <w:r>
-        <w:rPr>
-          <w:sz w:val="28"/>
-          <w:szCs w:val="28"/>
-        </w:rPr>
-        <w:t>апериодического и колебательного звена</w:t>
+        <w:t>Рисунок 9 – ЛАЧХ и ЛФЧХ апериодического и колебательного звена</w:t>
       </w:r>
       <w:r>
         <w:rPr>
@@ -4045,7 +4762,7 @@
           <w:szCs w:val="28"/>
         </w:rPr>
       </w:pPr>
-      <w:bookmarkStart w:id="12" w:name="_Toc210654081"/>
+      <w:bookmarkStart w:id="11" w:name="_Toc210654081"/>
       <w:r>
         <w:rPr>
           <w:b/>
@@ -4054,27 +4771,9 @@
           <w:szCs w:val="28"/>
         </w:rPr>
         <w:lastRenderedPageBreak/>
-        <w:t>8</w:t>
-      </w:r>
-      <w:r>
-        <w:rPr>
-          <w:b/>
-          <w:bCs/>
-          <w:sz w:val="28"/>
-          <w:szCs w:val="28"/>
-        </w:rPr>
-        <w:t xml:space="preserve"> </w:t>
-      </w:r>
-      <w:r>
-        <w:rPr>
-          <w:b/>
-          <w:bCs/>
-          <w:sz w:val="28"/>
-          <w:szCs w:val="28"/>
-        </w:rPr>
-        <w:t>Оценка качества регулирования</w:t>
-      </w:r>
-      <w:bookmarkEnd w:id="12"/>
+        <w:t>8 Оценка качества регулирования</w:t>
+      </w:r>
+      <w:bookmarkEnd w:id="11"/>
     </w:p>
     <w:p>
       <w:pPr>
@@ -4091,17 +4790,29 @@
           <w:sz w:val="28"/>
           <w:szCs w:val="28"/>
         </w:rPr>
-        <w:t xml:space="preserve">Анализ частотных характеристик типовых звеньев позволяет более наглядно оценить их динамические свойства и устойчивость. Для апериодического звена ЛАЧХ имеет характерный плавный спад с наклоном около 20 дБ на декаду после частоты среза, что свидетельствует о свойственном ему фильтрующем эффекте и способности сглаживать быстрые изменения входного сигнала. </w:t>
-      </w:r>
-      <w:proofErr w:type="spellStart"/>
-      <w:r>
-        <w:rPr>
-          <w:sz w:val="28"/>
-          <w:szCs w:val="28"/>
-        </w:rPr>
-        <w:t>Фазо</w:t>
-      </w:r>
-      <w:proofErr w:type="spellEnd"/>
+        <w:t>Анализ частотных характеристик типовых звеньев позволяет более наглядно оценить их динамические свойства и устойчивость. Для апериодического звена ЛАЧХ имеет характерный плавный спад с наклоном около 20 дБ на декаду</w:t>
+      </w:r>
+      <w:r>
+        <w:rPr>
+          <w:sz w:val="28"/>
+          <w:szCs w:val="28"/>
+        </w:rPr>
+        <w:t xml:space="preserve"> </w:t>
+      </w:r>
+      <w:r>
+        <w:rPr>
+          <w:sz w:val="28"/>
+          <w:szCs w:val="28"/>
+        </w:rPr>
+        <w:t>после частоты среза, что свидетельствует о свойственном ему фильтрующем эффекте и способности сглаживать быстрые изменения входного сигнала. Фа</w:t>
+      </w:r>
+      <w:r>
+        <w:rPr>
+          <w:sz w:val="28"/>
+          <w:szCs w:val="28"/>
+        </w:rPr>
+        <w:t>зовая</w:t>
+      </w:r>
       <w:r>
         <w:rPr>
           <w:sz w:val="28"/>
@@ -4177,7 +4888,7 @@
 </file>
 
 <file path=word/endnotes.xml><?xml version="1.0" encoding="utf-8"?>
-<w:endnotes xmlns:wpc="http://schemas.microsoft.com/office/word/2010/wordprocessingCanvas" xmlns:cx="http://schemas.microsoft.com/office/drawing/2014/chartex" xmlns:cx1="http://schemas.microsoft.com/office/drawing/2015/9/8/chartex" xmlns:cx2="http://schemas.microsoft.com/office/drawing/2015/10/21/chartex" xmlns:cx3="http://schemas.microsoft.com/office/drawing/2016/5/9/chartex" xmlns:cx4="http://schemas.microsoft.com/office/drawing/2016/5/10/chartex" xmlns:cx5="http://schemas.microsoft.com/office/drawing/2016/5/11/chartex" xmlns:cx6="http://schemas.microsoft.com/office/drawing/2016/5/12/chartex" xmlns:cx7="http://schemas.microsoft.com/office/drawing/2016/5/13/chartex" xmlns:cx8="http://schemas.microsoft.com/office/drawing/2016/5/14/chartex" xmlns:mc="http://schemas.openxmlformats.org/markup-compatibility/2006" xmlns:aink="http://schemas.microsoft.com/office/drawing/2016/ink" xmlns:am3d="http://schemas.microsoft.com/office/drawing/2017/model3d" xmlns:o="urn:schemas-microsoft-com:office:office" xmlns:r="http://schemas.openxmlformats.org/officeDocument/2006/relationships" xmlns:m="http://schemas.openxmlformats.org/officeDocument/2006/math" xmlns:v="urn:schemas-microsoft-com:vml" xmlns:wp14="http://schemas.microsoft.com/office/word/2010/wordprocessingDrawing" xmlns:wp="http://schemas.openxmlformats.org/drawingml/2006/wordprocessingDrawing" xmlns:w10="urn:schemas-microsoft-com:office:word" xmlns:w="http://schemas.openxmlformats.org/wordprocessingml/2006/main" xmlns:w14="http://schemas.microsoft.com/office/word/2010/wordml" xmlns:w15="http://schemas.microsoft.com/office/word/2012/wordml" xmlns:w16cid="http://schemas.microsoft.com/office/word/2016/wordml/cid" xmlns:w16se="http://schemas.microsoft.com/office/word/2015/wordml/symex" xmlns:wpg="http://schemas.microsoft.com/office/word/2010/wordprocessingGroup" xmlns:wpi="http://schemas.microsoft.com/office/word/2010/wordprocessingInk" xmlns:wne="http://schemas.microsoft.com/office/word/2006/wordml" xmlns:wps="http://schemas.microsoft.com/office/word/2010/wordprocessingShape" mc:Ignorable="w14 w15 w16se w16cid wp14">
+<w:endnotes xmlns:wpc="http://schemas.microsoft.com/office/word/2010/wordprocessingCanvas" xmlns:cx="http://schemas.microsoft.com/office/drawing/2014/chartex" xmlns:cx1="http://schemas.microsoft.com/office/drawing/2015/9/8/chartex" xmlns:cx2="http://schemas.microsoft.com/office/drawing/2015/10/21/chartex" xmlns:cx3="http://schemas.microsoft.com/office/drawing/2016/5/9/chartex" xmlns:cx4="http://schemas.microsoft.com/office/drawing/2016/5/10/chartex" xmlns:cx5="http://schemas.microsoft.com/office/drawing/2016/5/11/chartex" xmlns:cx6="http://schemas.microsoft.com/office/drawing/2016/5/12/chartex" xmlns:cx7="http://schemas.microsoft.com/office/drawing/2016/5/13/chartex" xmlns:cx8="http://schemas.microsoft.com/office/drawing/2016/5/14/chartex" xmlns:mc="http://schemas.openxmlformats.org/markup-compatibility/2006" xmlns:aink="http://schemas.microsoft.com/office/drawing/2016/ink" xmlns:am3d="http://schemas.microsoft.com/office/drawing/2017/model3d" xmlns:o="urn:schemas-microsoft-com:office:office" xmlns:oel="http://schemas.microsoft.com/office/2019/extlst" xmlns:r="http://schemas.openxmlformats.org/officeDocument/2006/relationships" xmlns:m="http://schemas.openxmlformats.org/officeDocument/2006/math" xmlns:v="urn:schemas-microsoft-com:vml" xmlns:wp14="http://schemas.microsoft.com/office/word/2010/wordprocessingDrawing" xmlns:wp="http://schemas.openxmlformats.org/drawingml/2006/wordprocessingDrawing" xmlns:w10="urn:schemas-microsoft-com:office:word" xmlns:w="http://schemas.openxmlformats.org/wordprocessingml/2006/main" xmlns:w14="http://schemas.microsoft.com/office/word/2010/wordml" xmlns:w15="http://schemas.microsoft.com/office/word/2012/wordml" xmlns:w16cex="http://schemas.microsoft.com/office/word/2018/wordml/cex" xmlns:w16cid="http://schemas.microsoft.com/office/word/2016/wordml/cid" xmlns:w16="http://schemas.microsoft.com/office/word/2018/wordml" xmlns:w16sdtdh="http://schemas.microsoft.com/office/word/2020/wordml/sdtdatahash" xmlns:w16se="http://schemas.microsoft.com/office/word/2015/wordml/symex" xmlns:wpg="http://schemas.microsoft.com/office/word/2010/wordprocessingGroup" xmlns:wpi="http://schemas.microsoft.com/office/word/2010/wordprocessingInk" xmlns:wne="http://schemas.microsoft.com/office/word/2006/wordml" xmlns:wps="http://schemas.microsoft.com/office/word/2010/wordprocessingShape" mc:Ignorable="w14 w15 w16se w16cid w16 w16cex w16sdtdh wp14">
   <w:endnote w:type="separator" w:id="-1">
     <w:p>
       <w:r>
@@ -4196,7 +4907,7 @@
 </file>
 
 <file path=word/footer1.xml><?xml version="1.0" encoding="utf-8"?>
-<w:ftr xmlns:wpc="http://schemas.microsoft.com/office/word/2010/wordprocessingCanvas" xmlns:cx="http://schemas.microsoft.com/office/drawing/2014/chartex" xmlns:cx1="http://schemas.microsoft.com/office/drawing/2015/9/8/chartex" xmlns:cx2="http://schemas.microsoft.com/office/drawing/2015/10/21/chartex" xmlns:cx3="http://schemas.microsoft.com/office/drawing/2016/5/9/chartex" xmlns:cx4="http://schemas.microsoft.com/office/drawing/2016/5/10/chartex" xmlns:cx5="http://schemas.microsoft.com/office/drawing/2016/5/11/chartex" xmlns:cx6="http://schemas.microsoft.com/office/drawing/2016/5/12/chartex" xmlns:cx7="http://schemas.microsoft.com/office/drawing/2016/5/13/chartex" xmlns:cx8="http://schemas.microsoft.com/office/drawing/2016/5/14/chartex" xmlns:mc="http://schemas.openxmlformats.org/markup-compatibility/2006" xmlns:aink="http://schemas.microsoft.com/office/drawing/2016/ink" xmlns:am3d="http://schemas.microsoft.com/office/drawing/2017/model3d" xmlns:o="urn:schemas-microsoft-com:office:office" xmlns:r="http://schemas.openxmlformats.org/officeDocument/2006/relationships" xmlns:m="http://schemas.openxmlformats.org/officeDocument/2006/math" xmlns:v="urn:schemas-microsoft-com:vml" xmlns:wp14="http://schemas.microsoft.com/office/word/2010/wordprocessingDrawing" xmlns:wp="http://schemas.openxmlformats.org/drawingml/2006/wordprocessingDrawing" xmlns:w10="urn:schemas-microsoft-com:office:word" xmlns:w="http://schemas.openxmlformats.org/wordprocessingml/2006/main" xmlns:w14="http://schemas.microsoft.com/office/word/2010/wordml" xmlns:w15="http://schemas.microsoft.com/office/word/2012/wordml" xmlns:w16cid="http://schemas.microsoft.com/office/word/2016/wordml/cid" xmlns:w16se="http://schemas.microsoft.com/office/word/2015/wordml/symex" xmlns:wpg="http://schemas.microsoft.com/office/word/2010/wordprocessingGroup" xmlns:wpi="http://schemas.microsoft.com/office/word/2010/wordprocessingInk" xmlns:wne="http://schemas.microsoft.com/office/word/2006/wordml" xmlns:wps="http://schemas.microsoft.com/office/word/2010/wordprocessingShape" mc:Ignorable="w14 w15 w16se w16cid wp14">
+<w:ftr xmlns:wpc="http://schemas.microsoft.com/office/word/2010/wordprocessingCanvas" xmlns:cx="http://schemas.microsoft.com/office/drawing/2014/chartex" xmlns:cx1="http://schemas.microsoft.com/office/drawing/2015/9/8/chartex" xmlns:cx2="http://schemas.microsoft.com/office/drawing/2015/10/21/chartex" xmlns:cx3="http://schemas.microsoft.com/office/drawing/2016/5/9/chartex" xmlns:cx4="http://schemas.microsoft.com/office/drawing/2016/5/10/chartex" xmlns:cx5="http://schemas.microsoft.com/office/drawing/2016/5/11/chartex" xmlns:cx6="http://schemas.microsoft.com/office/drawing/2016/5/12/chartex" xmlns:cx7="http://schemas.microsoft.com/office/drawing/2016/5/13/chartex" xmlns:cx8="http://schemas.microsoft.com/office/drawing/2016/5/14/chartex" xmlns:mc="http://schemas.openxmlformats.org/markup-compatibility/2006" xmlns:aink="http://schemas.microsoft.com/office/drawing/2016/ink" xmlns:am3d="http://schemas.microsoft.com/office/drawing/2017/model3d" xmlns:o="urn:schemas-microsoft-com:office:office" xmlns:oel="http://schemas.microsoft.com/office/2019/extlst" xmlns:r="http://schemas.openxmlformats.org/officeDocument/2006/relationships" xmlns:m="http://schemas.openxmlformats.org/officeDocument/2006/math" xmlns:v="urn:schemas-microsoft-com:vml" xmlns:wp14="http://schemas.microsoft.com/office/word/2010/wordprocessingDrawing" xmlns:wp="http://schemas.openxmlformats.org/drawingml/2006/wordprocessingDrawing" xmlns:w10="urn:schemas-microsoft-com:office:word" xmlns:w="http://schemas.openxmlformats.org/wordprocessingml/2006/main" xmlns:w14="http://schemas.microsoft.com/office/word/2010/wordml" xmlns:w15="http://schemas.microsoft.com/office/word/2012/wordml" xmlns:w16cex="http://schemas.microsoft.com/office/word/2018/wordml/cex" xmlns:w16cid="http://schemas.microsoft.com/office/word/2016/wordml/cid" xmlns:w16="http://schemas.microsoft.com/office/word/2018/wordml" xmlns:w16sdtdh="http://schemas.microsoft.com/office/word/2020/wordml/sdtdatahash" xmlns:w16se="http://schemas.microsoft.com/office/word/2015/wordml/symex" xmlns:wpg="http://schemas.microsoft.com/office/word/2010/wordprocessingGroup" xmlns:wpi="http://schemas.microsoft.com/office/word/2010/wordprocessingInk" xmlns:wne="http://schemas.microsoft.com/office/word/2006/wordml" xmlns:wps="http://schemas.microsoft.com/office/word/2010/wordprocessingShape" mc:Ignorable="w14 w15 w16se w16cid w16 w16cex w16sdtdh wp14">
   <w:p>
     <w:pPr>
       <w:pStyle w:val="a3"/>
@@ -4299,7 +5010,7 @@
               <v:stroke joinstyle="miter"/>
               <v:path gradientshapeok="t" o:connecttype="rect"/>
             </v:shapetype>
-            <v:shape id="Textbox 1" o:spid="_x0000_s1026" type="#_x0000_t202" style="position:absolute;margin-left:310.55pt;margin-top:793.75pt;width:18.05pt;height:13.05pt;z-index:-251657216;visibility:visible;mso-wrap-style:square;mso-wrap-distance-left:0;mso-wrap-distance-top:0;mso-wrap-distance-right:0;mso-wrap-distance-bottom:0;mso-position-horizontal:absolute;mso-position-horizontal-relative:page;mso-position-vertical:absolute;mso-position-vertical-relative:page;v-text-anchor:top" o:gfxdata="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" filled="f" stroked="f">
+            <v:shape id="Textbox 1" o:spid="_x0000_s1026" type="#_x0000_t202" style="position:absolute;margin-left:310.55pt;margin-top:793.75pt;width:18.05pt;height:13.05pt;z-index:-251657216;visibility:visible;mso-wrap-style:square;mso-wrap-distance-left:0;mso-wrap-distance-top:0;mso-wrap-distance-right:0;mso-wrap-distance-bottom:0;mso-position-horizontal:absolute;mso-position-horizontal-relative:page;mso-position-vertical:absolute;mso-position-vertical-relative:page;v-text-anchor:top" o:gfxdata="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" filled="f" stroked="f">
               <v:textbox inset="0,0,0,0">
                 <w:txbxContent>
                   <w:p>
@@ -4359,7 +5070,7 @@
 </file>
 
 <file path=word/footer2.xml><?xml version="1.0" encoding="utf-8"?>
-<w:ftr xmlns:wpc="http://schemas.microsoft.com/office/word/2010/wordprocessingCanvas" xmlns:cx="http://schemas.microsoft.com/office/drawing/2014/chartex" xmlns:cx1="http://schemas.microsoft.com/office/drawing/2015/9/8/chartex" xmlns:cx2="http://schemas.microsoft.com/office/drawing/2015/10/21/chartex" xmlns:cx3="http://schemas.microsoft.com/office/drawing/2016/5/9/chartex" xmlns:cx4="http://schemas.microsoft.com/office/drawing/2016/5/10/chartex" xmlns:cx5="http://schemas.microsoft.com/office/drawing/2016/5/11/chartex" xmlns:cx6="http://schemas.microsoft.com/office/drawing/2016/5/12/chartex" xmlns:cx7="http://schemas.microsoft.com/office/drawing/2016/5/13/chartex" xmlns:cx8="http://schemas.microsoft.com/office/drawing/2016/5/14/chartex" xmlns:mc="http://schemas.openxmlformats.org/markup-compatibility/2006" xmlns:aink="http://schemas.microsoft.com/office/drawing/2016/ink" xmlns:am3d="http://schemas.microsoft.com/office/drawing/2017/model3d" xmlns:o="urn:schemas-microsoft-com:office:office" xmlns:r="http://schemas.openxmlformats.org/officeDocument/2006/relationships" xmlns:m="http://schemas.openxmlformats.org/officeDocument/2006/math" xmlns:v="urn:schemas-microsoft-com:vml" xmlns:wp14="http://schemas.microsoft.com/office/word/2010/wordprocessingDrawing" xmlns:wp="http://schemas.openxmlformats.org/drawingml/2006/wordprocessingDrawing" xmlns:w10="urn:schemas-microsoft-com:office:word" xmlns:w="http://schemas.openxmlformats.org/wordprocessingml/2006/main" xmlns:w14="http://schemas.microsoft.com/office/word/2010/wordml" xmlns:w15="http://schemas.microsoft.com/office/word/2012/wordml" xmlns:w16cid="http://schemas.microsoft.com/office/word/2016/wordml/cid" xmlns:w16se="http://schemas.microsoft.com/office/word/2015/wordml/symex" xmlns:wpg="http://schemas.microsoft.com/office/word/2010/wordprocessingGroup" xmlns:wpi="http://schemas.microsoft.com/office/word/2010/wordprocessingInk" xmlns:wne="http://schemas.microsoft.com/office/word/2006/wordml" xmlns:wps="http://schemas.microsoft.com/office/word/2010/wordprocessingShape" mc:Ignorable="w14 w15 w16se w16cid wp14">
+<w:ftr xmlns:wpc="http://schemas.microsoft.com/office/word/2010/wordprocessingCanvas" xmlns:cx="http://schemas.microsoft.com/office/drawing/2014/chartex" xmlns:cx1="http://schemas.microsoft.com/office/drawing/2015/9/8/chartex" xmlns:cx2="http://schemas.microsoft.com/office/drawing/2015/10/21/chartex" xmlns:cx3="http://schemas.microsoft.com/office/drawing/2016/5/9/chartex" xmlns:cx4="http://schemas.microsoft.com/office/drawing/2016/5/10/chartex" xmlns:cx5="http://schemas.microsoft.com/office/drawing/2016/5/11/chartex" xmlns:cx6="http://schemas.microsoft.com/office/drawing/2016/5/12/chartex" xmlns:cx7="http://schemas.microsoft.com/office/drawing/2016/5/13/chartex" xmlns:cx8="http://schemas.microsoft.com/office/drawing/2016/5/14/chartex" xmlns:mc="http://schemas.openxmlformats.org/markup-compatibility/2006" xmlns:aink="http://schemas.microsoft.com/office/drawing/2016/ink" xmlns:am3d="http://schemas.microsoft.com/office/drawing/2017/model3d" xmlns:o="urn:schemas-microsoft-com:office:office" xmlns:oel="http://schemas.microsoft.com/office/2019/extlst" xmlns:r="http://schemas.openxmlformats.org/officeDocument/2006/relationships" xmlns:m="http://schemas.openxmlformats.org/officeDocument/2006/math" xmlns:v="urn:schemas-microsoft-com:vml" xmlns:wp14="http://schemas.microsoft.com/office/word/2010/wordprocessingDrawing" xmlns:wp="http://schemas.openxmlformats.org/drawingml/2006/wordprocessingDrawing" xmlns:w10="urn:schemas-microsoft-com:office:word" xmlns:w="http://schemas.openxmlformats.org/wordprocessingml/2006/main" xmlns:w14="http://schemas.microsoft.com/office/word/2010/wordml" xmlns:w15="http://schemas.microsoft.com/office/word/2012/wordml" xmlns:w16cex="http://schemas.microsoft.com/office/word/2018/wordml/cex" xmlns:w16cid="http://schemas.microsoft.com/office/word/2016/wordml/cid" xmlns:w16="http://schemas.microsoft.com/office/word/2018/wordml" xmlns:w16sdtdh="http://schemas.microsoft.com/office/word/2020/wordml/sdtdatahash" xmlns:w16se="http://schemas.microsoft.com/office/word/2015/wordml/symex" xmlns:wpg="http://schemas.microsoft.com/office/word/2010/wordprocessingGroup" xmlns:wpi="http://schemas.microsoft.com/office/word/2010/wordprocessingInk" xmlns:wne="http://schemas.microsoft.com/office/word/2006/wordml" xmlns:wps="http://schemas.microsoft.com/office/word/2010/wordprocessingShape" mc:Ignorable="w14 w15 w16se w16cid w16 w16cex w16sdtdh wp14">
   <w:sdt>
     <w:sdtPr>
       <w:rPr>
@@ -4371,11 +5082,6 @@
         <w:docPartUnique/>
       </w:docPartObj>
     </w:sdtPr>
-    <w:sdtEndPr>
-      <w:rPr>
-        <w:rStyle w:val="a4"/>
-      </w:rPr>
-    </w:sdtEndPr>
     <w:sdtContent>
       <w:p>
         <w:pPr>
@@ -4416,7 +5122,7 @@
 </file>
 
 <file path=word/footer3.xml><?xml version="1.0" encoding="utf-8"?>
-<w:ftr xmlns:wpc="http://schemas.microsoft.com/office/word/2010/wordprocessingCanvas" xmlns:cx="http://schemas.microsoft.com/office/drawing/2014/chartex" xmlns:cx1="http://schemas.microsoft.com/office/drawing/2015/9/8/chartex" xmlns:cx2="http://schemas.microsoft.com/office/drawing/2015/10/21/chartex" xmlns:cx3="http://schemas.microsoft.com/office/drawing/2016/5/9/chartex" xmlns:cx4="http://schemas.microsoft.com/office/drawing/2016/5/10/chartex" xmlns:cx5="http://schemas.microsoft.com/office/drawing/2016/5/11/chartex" xmlns:cx6="http://schemas.microsoft.com/office/drawing/2016/5/12/chartex" xmlns:cx7="http://schemas.microsoft.com/office/drawing/2016/5/13/chartex" xmlns:cx8="http://schemas.microsoft.com/office/drawing/2016/5/14/chartex" xmlns:mc="http://schemas.openxmlformats.org/markup-compatibility/2006" xmlns:aink="http://schemas.microsoft.com/office/drawing/2016/ink" xmlns:am3d="http://schemas.microsoft.com/office/drawing/2017/model3d" xmlns:o="urn:schemas-microsoft-com:office:office" xmlns:r="http://schemas.openxmlformats.org/officeDocument/2006/relationships" xmlns:m="http://schemas.openxmlformats.org/officeDocument/2006/math" xmlns:v="urn:schemas-microsoft-com:vml" xmlns:wp14="http://schemas.microsoft.com/office/word/2010/wordprocessingDrawing" xmlns:wp="http://schemas.openxmlformats.org/drawingml/2006/wordprocessingDrawing" xmlns:w10="urn:schemas-microsoft-com:office:word" xmlns:w="http://schemas.openxmlformats.org/wordprocessingml/2006/main" xmlns:w14="http://schemas.microsoft.com/office/word/2010/wordml" xmlns:w15="http://schemas.microsoft.com/office/word/2012/wordml" xmlns:w16cid="http://schemas.microsoft.com/office/word/2016/wordml/cid" xmlns:w16se="http://schemas.microsoft.com/office/word/2015/wordml/symex" xmlns:wpg="http://schemas.microsoft.com/office/word/2010/wordprocessingGroup" xmlns:wpi="http://schemas.microsoft.com/office/word/2010/wordprocessingInk" xmlns:wne="http://schemas.microsoft.com/office/word/2006/wordml" xmlns:wps="http://schemas.microsoft.com/office/word/2010/wordprocessingShape" mc:Ignorable="w14 w15 w16se w16cid wp14">
+<w:ftr xmlns:wpc="http://schemas.microsoft.com/office/word/2010/wordprocessingCanvas" xmlns:cx="http://schemas.microsoft.com/office/drawing/2014/chartex" xmlns:cx1="http://schemas.microsoft.com/office/drawing/2015/9/8/chartex" xmlns:cx2="http://schemas.microsoft.com/office/drawing/2015/10/21/chartex" xmlns:cx3="http://schemas.microsoft.com/office/drawing/2016/5/9/chartex" xmlns:cx4="http://schemas.microsoft.com/office/drawing/2016/5/10/chartex" xmlns:cx5="http://schemas.microsoft.com/office/drawing/2016/5/11/chartex" xmlns:cx6="http://schemas.microsoft.com/office/drawing/2016/5/12/chartex" xmlns:cx7="http://schemas.microsoft.com/office/drawing/2016/5/13/chartex" xmlns:cx8="http://schemas.microsoft.com/office/drawing/2016/5/14/chartex" xmlns:mc="http://schemas.openxmlformats.org/markup-compatibility/2006" xmlns:aink="http://schemas.microsoft.com/office/drawing/2016/ink" xmlns:am3d="http://schemas.microsoft.com/office/drawing/2017/model3d" xmlns:o="urn:schemas-microsoft-com:office:office" xmlns:oel="http://schemas.microsoft.com/office/2019/extlst" xmlns:r="http://schemas.openxmlformats.org/officeDocument/2006/relationships" xmlns:m="http://schemas.openxmlformats.org/officeDocument/2006/math" xmlns:v="urn:schemas-microsoft-com:vml" xmlns:wp14="http://schemas.microsoft.com/office/word/2010/wordprocessingDrawing" xmlns:wp="http://schemas.openxmlformats.org/drawingml/2006/wordprocessingDrawing" xmlns:w10="urn:schemas-microsoft-com:office:word" xmlns:w="http://schemas.openxmlformats.org/wordprocessingml/2006/main" xmlns:w14="http://schemas.microsoft.com/office/word/2010/wordml" xmlns:w15="http://schemas.microsoft.com/office/word/2012/wordml" xmlns:w16cex="http://schemas.microsoft.com/office/word/2018/wordml/cex" xmlns:w16cid="http://schemas.microsoft.com/office/word/2016/wordml/cid" xmlns:w16="http://schemas.microsoft.com/office/word/2018/wordml" xmlns:w16sdtdh="http://schemas.microsoft.com/office/word/2020/wordml/sdtdatahash" xmlns:w16se="http://schemas.microsoft.com/office/word/2015/wordml/symex" xmlns:wpg="http://schemas.microsoft.com/office/word/2010/wordprocessingGroup" xmlns:wpi="http://schemas.microsoft.com/office/word/2010/wordprocessingInk" xmlns:wne="http://schemas.microsoft.com/office/word/2006/wordml" xmlns:wps="http://schemas.microsoft.com/office/word/2010/wordprocessingShape" mc:Ignorable="w14 w15 w16se w16cid w16 w16cex w16sdtdh wp14">
   <w:sdt>
     <w:sdtPr>
       <w:rPr>
@@ -4428,11 +5134,6 @@
         <w:docPartUnique/>
       </w:docPartObj>
     </w:sdtPr>
-    <w:sdtEndPr>
-      <w:rPr>
-        <w:rStyle w:val="a4"/>
-      </w:rPr>
-    </w:sdtEndPr>
     <w:sdtContent>
       <w:p>
         <w:pPr>
@@ -4486,7 +5187,7 @@
 </file>
 
 <file path=word/footnotes.xml><?xml version="1.0" encoding="utf-8"?>
-<w:footnotes xmlns:wpc="http://schemas.microsoft.com/office/word/2010/wordprocessingCanvas" xmlns:cx="http://schemas.microsoft.com/office/drawing/2014/chartex" xmlns:cx1="http://schemas.microsoft.com/office/drawing/2015/9/8/chartex" xmlns:cx2="http://schemas.microsoft.com/office/drawing/2015/10/21/chartex" xmlns:cx3="http://schemas.microsoft.com/office/drawing/2016/5/9/chartex" xmlns:cx4="http://schemas.microsoft.com/office/drawing/2016/5/10/chartex" xmlns:cx5="http://schemas.microsoft.com/office/drawing/2016/5/11/chartex" xmlns:cx6="http://schemas.microsoft.com/office/drawing/2016/5/12/chartex" xmlns:cx7="http://schemas.microsoft.com/office/drawing/2016/5/13/chartex" xmlns:cx8="http://schemas.microsoft.com/office/drawing/2016/5/14/chartex" xmlns:mc="http://schemas.openxmlformats.org/markup-compatibility/2006" xmlns:aink="http://schemas.microsoft.com/office/drawing/2016/ink" xmlns:am3d="http://schemas.microsoft.com/office/drawing/2017/model3d" xmlns:o="urn:schemas-microsoft-com:office:office" xmlns:r="http://schemas.openxmlformats.org/officeDocument/2006/relationships" xmlns:m="http://schemas.openxmlformats.org/officeDocument/2006/math" xmlns:v="urn:schemas-microsoft-com:vml" xmlns:wp14="http://schemas.microsoft.com/office/word/2010/wordprocessingDrawing" xmlns:wp="http://schemas.openxmlformats.org/drawingml/2006/wordprocessingDrawing" xmlns:w10="urn:schemas-microsoft-com:office:word" xmlns:w="http://schemas.openxmlformats.org/wordprocessingml/2006/main" xmlns:w14="http://schemas.microsoft.com/office/word/2010/wordml" xmlns:w15="http://schemas.microsoft.com/office/word/2012/wordml" xmlns:w16cid="http://schemas.microsoft.com/office/word/2016/wordml/cid" xmlns:w16se="http://schemas.microsoft.com/office/word/2015/wordml/symex" xmlns:wpg="http://schemas.microsoft.com/office/word/2010/wordprocessingGroup" xmlns:wpi="http://schemas.microsoft.com/office/word/2010/wordprocessingInk" xmlns:wne="http://schemas.microsoft.com/office/word/2006/wordml" xmlns:wps="http://schemas.microsoft.com/office/word/2010/wordprocessingShape" mc:Ignorable="w14 w15 w16se w16cid wp14">
+<w:footnotes xmlns:wpc="http://schemas.microsoft.com/office/word/2010/wordprocessingCanvas" xmlns:cx="http://schemas.microsoft.com/office/drawing/2014/chartex" xmlns:cx1="http://schemas.microsoft.com/office/drawing/2015/9/8/chartex" xmlns:cx2="http://schemas.microsoft.com/office/drawing/2015/10/21/chartex" xmlns:cx3="http://schemas.microsoft.com/office/drawing/2016/5/9/chartex" xmlns:cx4="http://schemas.microsoft.com/office/drawing/2016/5/10/chartex" xmlns:cx5="http://schemas.microsoft.com/office/drawing/2016/5/11/chartex" xmlns:cx6="http://schemas.microsoft.com/office/drawing/2016/5/12/chartex" xmlns:cx7="http://schemas.microsoft.com/office/drawing/2016/5/13/chartex" xmlns:cx8="http://schemas.microsoft.com/office/drawing/2016/5/14/chartex" xmlns:mc="http://schemas.openxmlformats.org/markup-compatibility/2006" xmlns:aink="http://schemas.microsoft.com/office/drawing/2016/ink" xmlns:am3d="http://schemas.microsoft.com/office/drawing/2017/model3d" xmlns:o="urn:schemas-microsoft-com:office:office" xmlns:oel="http://schemas.microsoft.com/office/2019/extlst" xmlns:r="http://schemas.openxmlformats.org/officeDocument/2006/relationships" xmlns:m="http://schemas.openxmlformats.org/officeDocument/2006/math" xmlns:v="urn:schemas-microsoft-com:vml" xmlns:wp14="http://schemas.microsoft.com/office/word/2010/wordprocessingDrawing" xmlns:wp="http://schemas.openxmlformats.org/drawingml/2006/wordprocessingDrawing" xmlns:w10="urn:schemas-microsoft-com:office:word" xmlns:w="http://schemas.openxmlformats.org/wordprocessingml/2006/main" xmlns:w14="http://schemas.microsoft.com/office/word/2010/wordml" xmlns:w15="http://schemas.microsoft.com/office/word/2012/wordml" xmlns:w16cex="http://schemas.microsoft.com/office/word/2018/wordml/cex" xmlns:w16cid="http://schemas.microsoft.com/office/word/2016/wordml/cid" xmlns:w16="http://schemas.microsoft.com/office/word/2018/wordml" xmlns:w16sdtdh="http://schemas.microsoft.com/office/word/2020/wordml/sdtdatahash" xmlns:w16se="http://schemas.microsoft.com/office/word/2015/wordml/symex" xmlns:wpg="http://schemas.microsoft.com/office/word/2010/wordprocessingGroup" xmlns:wpi="http://schemas.microsoft.com/office/word/2010/wordprocessingInk" xmlns:wne="http://schemas.microsoft.com/office/word/2006/wordml" xmlns:wps="http://schemas.microsoft.com/office/word/2010/wordprocessingShape" mc:Ignorable="w14 w15 w16se w16cid w16 w16cex w16sdtdh wp14">
   <w:footnote w:type="separator" w:id="-1">
     <w:p>
       <w:r>
@@ -4505,8 +5206,157 @@
 </file>
 
 <file path=word/numbering.xml><?xml version="1.0" encoding="utf-8"?>
-<w:numbering xmlns:wpc="http://schemas.microsoft.com/office/word/2010/wordprocessingCanvas" xmlns:cx="http://schemas.microsoft.com/office/drawing/2014/chartex" xmlns:cx1="http://schemas.microsoft.com/office/drawing/2015/9/8/chartex" xmlns:cx2="http://schemas.microsoft.com/office/drawing/2015/10/21/chartex" xmlns:cx3="http://schemas.microsoft.com/office/drawing/2016/5/9/chartex" xmlns:cx4="http://schemas.microsoft.com/office/drawing/2016/5/10/chartex" xmlns:cx5="http://schemas.microsoft.com/office/drawing/2016/5/11/chartex" xmlns:cx6="http://schemas.microsoft.com/office/drawing/2016/5/12/chartex" xmlns:cx7="http://schemas.microsoft.com/office/drawing/2016/5/13/chartex" xmlns:cx8="http://schemas.microsoft.com/office/drawing/2016/5/14/chartex" xmlns:mc="http://schemas.openxmlformats.org/markup-compatibility/2006" xmlns:aink="http://schemas.microsoft.com/office/drawing/2016/ink" xmlns:am3d="http://schemas.microsoft.com/office/drawing/2017/model3d" xmlns:o="urn:schemas-microsoft-com:office:office" xmlns:r="http://schemas.openxmlformats.org/officeDocument/2006/relationships" xmlns:m="http://schemas.openxmlformats.org/officeDocument/2006/math" xmlns:v="urn:schemas-microsoft-com:vml" xmlns:wp14="http://schemas.microsoft.com/office/word/2010/wordprocessingDrawing" xmlns:wp="http://schemas.openxmlformats.org/drawingml/2006/wordprocessingDrawing" xmlns:w10="urn:schemas-microsoft-com:office:word" xmlns:w="http://schemas.openxmlformats.org/wordprocessingml/2006/main" xmlns:w14="http://schemas.microsoft.com/office/word/2010/wordml" xmlns:w15="http://schemas.microsoft.com/office/word/2012/wordml" xmlns:w16cid="http://schemas.microsoft.com/office/word/2016/wordml/cid" xmlns:w16se="http://schemas.microsoft.com/office/word/2015/wordml/symex" xmlns:wpg="http://schemas.microsoft.com/office/word/2010/wordprocessingGroup" xmlns:wpi="http://schemas.microsoft.com/office/word/2010/wordprocessingInk" xmlns:wne="http://schemas.microsoft.com/office/word/2006/wordml" xmlns:wps="http://schemas.microsoft.com/office/word/2010/wordprocessingShape" mc:Ignorable="w14 w15 w16se w16cid wp14">
+<w:numbering xmlns:wpc="http://schemas.microsoft.com/office/word/2010/wordprocessingCanvas" xmlns:cx="http://schemas.microsoft.com/office/drawing/2014/chartex" xmlns:cx1="http://schemas.microsoft.com/office/drawing/2015/9/8/chartex" xmlns:cx2="http://schemas.microsoft.com/office/drawing/2015/10/21/chartex" xmlns:cx3="http://schemas.microsoft.com/office/drawing/2016/5/9/chartex" xmlns:cx4="http://schemas.microsoft.com/office/drawing/2016/5/10/chartex" xmlns:cx5="http://schemas.microsoft.com/office/drawing/2016/5/11/chartex" xmlns:cx6="http://schemas.microsoft.com/office/drawing/2016/5/12/chartex" xmlns:cx7="http://schemas.microsoft.com/office/drawing/2016/5/13/chartex" xmlns:cx8="http://schemas.microsoft.com/office/drawing/2016/5/14/chartex" xmlns:mc="http://schemas.openxmlformats.org/markup-compatibility/2006" xmlns:aink="http://schemas.microsoft.com/office/drawing/2016/ink" xmlns:am3d="http://schemas.microsoft.com/office/drawing/2017/model3d" xmlns:o="urn:schemas-microsoft-com:office:office" xmlns:oel="http://schemas.microsoft.com/office/2019/extlst" xmlns:r="http://schemas.openxmlformats.org/officeDocument/2006/relationships" xmlns:m="http://schemas.openxmlformats.org/officeDocument/2006/math" xmlns:v="urn:schemas-microsoft-com:vml" xmlns:wp14="http://schemas.microsoft.com/office/word/2010/wordprocessingDrawing" xmlns:wp="http://schemas.openxmlformats.org/drawingml/2006/wordprocessingDrawing" xmlns:w10="urn:schemas-microsoft-com:office:word" xmlns:w="http://schemas.openxmlformats.org/wordprocessingml/2006/main" xmlns:w14="http://schemas.microsoft.com/office/word/2010/wordml" xmlns:w15="http://schemas.microsoft.com/office/word/2012/wordml" xmlns:w16cex="http://schemas.microsoft.com/office/word/2018/wordml/cex" xmlns:w16cid="http://schemas.microsoft.com/office/word/2016/wordml/cid" xmlns:w16="http://schemas.microsoft.com/office/word/2018/wordml" xmlns:w16sdtdh="http://schemas.microsoft.com/office/word/2020/wordml/sdtdatahash" xmlns:w16se="http://schemas.microsoft.com/office/word/2015/wordml/symex" xmlns:wpg="http://schemas.microsoft.com/office/word/2010/wordprocessingGroup" xmlns:wpi="http://schemas.microsoft.com/office/word/2010/wordprocessingInk" xmlns:wne="http://schemas.microsoft.com/office/word/2006/wordml" xmlns:wps="http://schemas.microsoft.com/office/word/2010/wordprocessingShape" mc:Ignorable="w14 w15 w16se w16cid w16 w16cex w16sdtdh wp14">
   <w:abstractNum w:abstractNumId="0" w15:restartNumberingAfterBreak="0">
+    <w:nsid w:val="0AA1023D"/>
+    <w:multiLevelType w:val="multilevel"/>
+    <w:tmpl w:val="2EBEB420"/>
+    <w:lvl w:ilvl="0">
+      <w:start w:val="1"/>
+      <w:numFmt w:val="bullet"/>
+      <w:lvlText w:val=""/>
+      <w:lvlJc w:val="left"/>
+      <w:pPr>
+        <w:tabs>
+          <w:tab w:val="num" w:pos="720"/>
+        </w:tabs>
+        <w:ind w:left="720" w:hanging="360"/>
+      </w:pPr>
+      <w:rPr>
+        <w:rFonts w:ascii="Symbol" w:hAnsi="Symbol" w:hint="default"/>
+        <w:sz w:val="20"/>
+      </w:rPr>
+    </w:lvl>
+    <w:lvl w:ilvl="1" w:tentative="1">
+      <w:start w:val="1"/>
+      <w:numFmt w:val="bullet"/>
+      <w:lvlText w:val="o"/>
+      <w:lvlJc w:val="left"/>
+      <w:pPr>
+        <w:tabs>
+          <w:tab w:val="num" w:pos="1440"/>
+        </w:tabs>
+        <w:ind w:left="1440" w:hanging="360"/>
+      </w:pPr>
+      <w:rPr>
+        <w:rFonts w:ascii="Courier New" w:hAnsi="Courier New" w:hint="default"/>
+        <w:sz w:val="20"/>
+      </w:rPr>
+    </w:lvl>
+    <w:lvl w:ilvl="2" w:tentative="1">
+      <w:start w:val="1"/>
+      <w:numFmt w:val="bullet"/>
+      <w:lvlText w:val=""/>
+      <w:lvlJc w:val="left"/>
+      <w:pPr>
+        <w:tabs>
+          <w:tab w:val="num" w:pos="2160"/>
+        </w:tabs>
+        <w:ind w:left="2160" w:hanging="360"/>
+      </w:pPr>
+      <w:rPr>
+        <w:rFonts w:ascii="Wingdings" w:hAnsi="Wingdings" w:hint="default"/>
+        <w:sz w:val="20"/>
+      </w:rPr>
+    </w:lvl>
+    <w:lvl w:ilvl="3" w:tentative="1">
+      <w:start w:val="1"/>
+      <w:numFmt w:val="bullet"/>
+      <w:lvlText w:val=""/>
+      <w:lvlJc w:val="left"/>
+      <w:pPr>
+        <w:tabs>
+          <w:tab w:val="num" w:pos="2880"/>
+        </w:tabs>
+        <w:ind w:left="2880" w:hanging="360"/>
+      </w:pPr>
+      <w:rPr>
+        <w:rFonts w:ascii="Wingdings" w:hAnsi="Wingdings" w:hint="default"/>
+        <w:sz w:val="20"/>
+      </w:rPr>
+    </w:lvl>
+    <w:lvl w:ilvl="4" w:tentative="1">
+      <w:start w:val="1"/>
+      <w:numFmt w:val="bullet"/>
+      <w:lvlText w:val=""/>
+      <w:lvlJc w:val="left"/>
+      <w:pPr>
+        <w:tabs>
+          <w:tab w:val="num" w:pos="3600"/>
+        </w:tabs>
+        <w:ind w:left="3600" w:hanging="360"/>
+      </w:pPr>
+      <w:rPr>
+        <w:rFonts w:ascii="Wingdings" w:hAnsi="Wingdings" w:hint="default"/>
+        <w:sz w:val="20"/>
+      </w:rPr>
+    </w:lvl>
+    <w:lvl w:ilvl="5" w:tentative="1">
+      <w:start w:val="1"/>
+      <w:numFmt w:val="bullet"/>
+      <w:lvlText w:val=""/>
+      <w:lvlJc w:val="left"/>
+      <w:pPr>
+        <w:tabs>
+          <w:tab w:val="num" w:pos="4320"/>
+        </w:tabs>
+        <w:ind w:left="4320" w:hanging="360"/>
+      </w:pPr>
+      <w:rPr>
+        <w:rFonts w:ascii="Wingdings" w:hAnsi="Wingdings" w:hint="default"/>
+        <w:sz w:val="20"/>
+      </w:rPr>
+    </w:lvl>
+    <w:lvl w:ilvl="6" w:tentative="1">
+      <w:start w:val="1"/>
+      <w:numFmt w:val="bullet"/>
+      <w:lvlText w:val=""/>
+      <w:lvlJc w:val="left"/>
+      <w:pPr>
+        <w:tabs>
+          <w:tab w:val="num" w:pos="5040"/>
+        </w:tabs>
+        <w:ind w:left="5040" w:hanging="360"/>
+      </w:pPr>
+      <w:rPr>
+        <w:rFonts w:ascii="Wingdings" w:hAnsi="Wingdings" w:hint="default"/>
+        <w:sz w:val="20"/>
+      </w:rPr>
+    </w:lvl>
+    <w:lvl w:ilvl="7" w:tentative="1">
+      <w:start w:val="1"/>
+      <w:numFmt w:val="bullet"/>
+      <w:lvlText w:val=""/>
+      <w:lvlJc w:val="left"/>
+      <w:pPr>
+        <w:tabs>
+          <w:tab w:val="num" w:pos="5760"/>
+        </w:tabs>
+        <w:ind w:left="5760" w:hanging="360"/>
+      </w:pPr>
+      <w:rPr>
+        <w:rFonts w:ascii="Wingdings" w:hAnsi="Wingdings" w:hint="default"/>
+        <w:sz w:val="20"/>
+      </w:rPr>
+    </w:lvl>
+    <w:lvl w:ilvl="8" w:tentative="1">
+      <w:start w:val="1"/>
+      <w:numFmt w:val="bullet"/>
+      <w:lvlText w:val=""/>
+      <w:lvlJc w:val="left"/>
+      <w:pPr>
+        <w:tabs>
+          <w:tab w:val="num" w:pos="6480"/>
+        </w:tabs>
+        <w:ind w:left="6480" w:hanging="360"/>
+      </w:pPr>
+      <w:rPr>
+        <w:rFonts w:ascii="Wingdings" w:hAnsi="Wingdings" w:hint="default"/>
+        <w:sz w:val="20"/>
+      </w:rPr>
+    </w:lvl>
+  </w:abstractNum>
+  <w:abstractNum w:abstractNumId="1" w15:restartNumberingAfterBreak="0">
     <w:nsid w:val="2ACC1233"/>
     <w:multiLevelType w:val="hybridMultilevel"/>
     <w:tmpl w:val="56EABFB8"/>
@@ -4595,7 +5445,305 @@
       </w:pPr>
     </w:lvl>
   </w:abstractNum>
-  <w:abstractNum w:abstractNumId="1" w15:restartNumberingAfterBreak="0">
+  <w:abstractNum w:abstractNumId="2" w15:restartNumberingAfterBreak="0">
+    <w:nsid w:val="30933160"/>
+    <w:multiLevelType w:val="multilevel"/>
+    <w:tmpl w:val="C358B89E"/>
+    <w:lvl w:ilvl="0">
+      <w:start w:val="1"/>
+      <w:numFmt w:val="bullet"/>
+      <w:lvlText w:val=""/>
+      <w:lvlJc w:val="left"/>
+      <w:pPr>
+        <w:tabs>
+          <w:tab w:val="num" w:pos="720"/>
+        </w:tabs>
+        <w:ind w:left="720" w:hanging="360"/>
+      </w:pPr>
+      <w:rPr>
+        <w:rFonts w:ascii="Symbol" w:hAnsi="Symbol" w:hint="default"/>
+        <w:sz w:val="20"/>
+      </w:rPr>
+    </w:lvl>
+    <w:lvl w:ilvl="1" w:tentative="1">
+      <w:start w:val="1"/>
+      <w:numFmt w:val="bullet"/>
+      <w:lvlText w:val="o"/>
+      <w:lvlJc w:val="left"/>
+      <w:pPr>
+        <w:tabs>
+          <w:tab w:val="num" w:pos="1440"/>
+        </w:tabs>
+        <w:ind w:left="1440" w:hanging="360"/>
+      </w:pPr>
+      <w:rPr>
+        <w:rFonts w:ascii="Courier New" w:hAnsi="Courier New" w:hint="default"/>
+        <w:sz w:val="20"/>
+      </w:rPr>
+    </w:lvl>
+    <w:lvl w:ilvl="2" w:tentative="1">
+      <w:start w:val="1"/>
+      <w:numFmt w:val="bullet"/>
+      <w:lvlText w:val=""/>
+      <w:lvlJc w:val="left"/>
+      <w:pPr>
+        <w:tabs>
+          <w:tab w:val="num" w:pos="2160"/>
+        </w:tabs>
+        <w:ind w:left="2160" w:hanging="360"/>
+      </w:pPr>
+      <w:rPr>
+        <w:rFonts w:ascii="Wingdings" w:hAnsi="Wingdings" w:hint="default"/>
+        <w:sz w:val="20"/>
+      </w:rPr>
+    </w:lvl>
+    <w:lvl w:ilvl="3" w:tentative="1">
+      <w:start w:val="1"/>
+      <w:numFmt w:val="bullet"/>
+      <w:lvlText w:val=""/>
+      <w:lvlJc w:val="left"/>
+      <w:pPr>
+        <w:tabs>
+          <w:tab w:val="num" w:pos="2880"/>
+        </w:tabs>
+        <w:ind w:left="2880" w:hanging="360"/>
+      </w:pPr>
+      <w:rPr>
+        <w:rFonts w:ascii="Wingdings" w:hAnsi="Wingdings" w:hint="default"/>
+        <w:sz w:val="20"/>
+      </w:rPr>
+    </w:lvl>
+    <w:lvl w:ilvl="4" w:tentative="1">
+      <w:start w:val="1"/>
+      <w:numFmt w:val="bullet"/>
+      <w:lvlText w:val=""/>
+      <w:lvlJc w:val="left"/>
+      <w:pPr>
+        <w:tabs>
+          <w:tab w:val="num" w:pos="3600"/>
+        </w:tabs>
+        <w:ind w:left="3600" w:hanging="360"/>
+      </w:pPr>
+      <w:rPr>
+        <w:rFonts w:ascii="Wingdings" w:hAnsi="Wingdings" w:hint="default"/>
+        <w:sz w:val="20"/>
+      </w:rPr>
+    </w:lvl>
+    <w:lvl w:ilvl="5" w:tentative="1">
+      <w:start w:val="1"/>
+      <w:numFmt w:val="bullet"/>
+      <w:lvlText w:val=""/>
+      <w:lvlJc w:val="left"/>
+      <w:pPr>
+        <w:tabs>
+          <w:tab w:val="num" w:pos="4320"/>
+        </w:tabs>
+        <w:ind w:left="4320" w:hanging="360"/>
+      </w:pPr>
+      <w:rPr>
+        <w:rFonts w:ascii="Wingdings" w:hAnsi="Wingdings" w:hint="default"/>
+        <w:sz w:val="20"/>
+      </w:rPr>
+    </w:lvl>
+    <w:lvl w:ilvl="6" w:tentative="1">
+      <w:start w:val="1"/>
+      <w:numFmt w:val="bullet"/>
+      <w:lvlText w:val=""/>
+      <w:lvlJc w:val="left"/>
+      <w:pPr>
+        <w:tabs>
+          <w:tab w:val="num" w:pos="5040"/>
+        </w:tabs>
+        <w:ind w:left="5040" w:hanging="360"/>
+      </w:pPr>
+      <w:rPr>
+        <w:rFonts w:ascii="Wingdings" w:hAnsi="Wingdings" w:hint="default"/>
+        <w:sz w:val="20"/>
+      </w:rPr>
+    </w:lvl>
+    <w:lvl w:ilvl="7" w:tentative="1">
+      <w:start w:val="1"/>
+      <w:numFmt w:val="bullet"/>
+      <w:lvlText w:val=""/>
+      <w:lvlJc w:val="left"/>
+      <w:pPr>
+        <w:tabs>
+          <w:tab w:val="num" w:pos="5760"/>
+        </w:tabs>
+        <w:ind w:left="5760" w:hanging="360"/>
+      </w:pPr>
+      <w:rPr>
+        <w:rFonts w:ascii="Wingdings" w:hAnsi="Wingdings" w:hint="default"/>
+        <w:sz w:val="20"/>
+      </w:rPr>
+    </w:lvl>
+    <w:lvl w:ilvl="8" w:tentative="1">
+      <w:start w:val="1"/>
+      <w:numFmt w:val="bullet"/>
+      <w:lvlText w:val=""/>
+      <w:lvlJc w:val="left"/>
+      <w:pPr>
+        <w:tabs>
+          <w:tab w:val="num" w:pos="6480"/>
+        </w:tabs>
+        <w:ind w:left="6480" w:hanging="360"/>
+      </w:pPr>
+      <w:rPr>
+        <w:rFonts w:ascii="Wingdings" w:hAnsi="Wingdings" w:hint="default"/>
+        <w:sz w:val="20"/>
+      </w:rPr>
+    </w:lvl>
+  </w:abstractNum>
+  <w:abstractNum w:abstractNumId="3" w15:restartNumberingAfterBreak="0">
+    <w:nsid w:val="52793119"/>
+    <w:multiLevelType w:val="multilevel"/>
+    <w:tmpl w:val="78524CFE"/>
+    <w:lvl w:ilvl="0">
+      <w:start w:val="1"/>
+      <w:numFmt w:val="bullet"/>
+      <w:lvlText w:val=""/>
+      <w:lvlJc w:val="left"/>
+      <w:pPr>
+        <w:tabs>
+          <w:tab w:val="num" w:pos="720"/>
+        </w:tabs>
+        <w:ind w:left="720" w:hanging="360"/>
+      </w:pPr>
+      <w:rPr>
+        <w:rFonts w:ascii="Symbol" w:hAnsi="Symbol" w:hint="default"/>
+        <w:sz w:val="20"/>
+      </w:rPr>
+    </w:lvl>
+    <w:lvl w:ilvl="1" w:tentative="1">
+      <w:start w:val="1"/>
+      <w:numFmt w:val="bullet"/>
+      <w:lvlText w:val="o"/>
+      <w:lvlJc w:val="left"/>
+      <w:pPr>
+        <w:tabs>
+          <w:tab w:val="num" w:pos="1440"/>
+        </w:tabs>
+        <w:ind w:left="1440" w:hanging="360"/>
+      </w:pPr>
+      <w:rPr>
+        <w:rFonts w:ascii="Courier New" w:hAnsi="Courier New" w:hint="default"/>
+        <w:sz w:val="20"/>
+      </w:rPr>
+    </w:lvl>
+    <w:lvl w:ilvl="2" w:tentative="1">
+      <w:start w:val="1"/>
+      <w:numFmt w:val="bullet"/>
+      <w:lvlText w:val=""/>
+      <w:lvlJc w:val="left"/>
+      <w:pPr>
+        <w:tabs>
+          <w:tab w:val="num" w:pos="2160"/>
+        </w:tabs>
+        <w:ind w:left="2160" w:hanging="360"/>
+      </w:pPr>
+      <w:rPr>
+        <w:rFonts w:ascii="Wingdings" w:hAnsi="Wingdings" w:hint="default"/>
+        <w:sz w:val="20"/>
+      </w:rPr>
+    </w:lvl>
+    <w:lvl w:ilvl="3" w:tentative="1">
+      <w:start w:val="1"/>
+      <w:numFmt w:val="bullet"/>
+      <w:lvlText w:val=""/>
+      <w:lvlJc w:val="left"/>
+      <w:pPr>
+        <w:tabs>
+          <w:tab w:val="num" w:pos="2880"/>
+        </w:tabs>
+        <w:ind w:left="2880" w:hanging="360"/>
+      </w:pPr>
+      <w:rPr>
+        <w:rFonts w:ascii="Wingdings" w:hAnsi="Wingdings" w:hint="default"/>
+        <w:sz w:val="20"/>
+      </w:rPr>
+    </w:lvl>
+    <w:lvl w:ilvl="4" w:tentative="1">
+      <w:start w:val="1"/>
+      <w:numFmt w:val="bullet"/>
+      <w:lvlText w:val=""/>
+      <w:lvlJc w:val="left"/>
+      <w:pPr>
+        <w:tabs>
+          <w:tab w:val="num" w:pos="3600"/>
+        </w:tabs>
+        <w:ind w:left="3600" w:hanging="360"/>
+      </w:pPr>
+      <w:rPr>
+        <w:rFonts w:ascii="Wingdings" w:hAnsi="Wingdings" w:hint="default"/>
+        <w:sz w:val="20"/>
+      </w:rPr>
+    </w:lvl>
+    <w:lvl w:ilvl="5" w:tentative="1">
+      <w:start w:val="1"/>
+      <w:numFmt w:val="bullet"/>
+      <w:lvlText w:val=""/>
+      <w:lvlJc w:val="left"/>
+      <w:pPr>
+        <w:tabs>
+          <w:tab w:val="num" w:pos="4320"/>
+        </w:tabs>
+        <w:ind w:left="4320" w:hanging="360"/>
+      </w:pPr>
+      <w:rPr>
+        <w:rFonts w:ascii="Wingdings" w:hAnsi="Wingdings" w:hint="default"/>
+        <w:sz w:val="20"/>
+      </w:rPr>
+    </w:lvl>
+    <w:lvl w:ilvl="6" w:tentative="1">
+      <w:start w:val="1"/>
+      <w:numFmt w:val="bullet"/>
+      <w:lvlText w:val=""/>
+      <w:lvlJc w:val="left"/>
+      <w:pPr>
+        <w:tabs>
+          <w:tab w:val="num" w:pos="5040"/>
+        </w:tabs>
+        <w:ind w:left="5040" w:hanging="360"/>
+      </w:pPr>
+      <w:rPr>
+        <w:rFonts w:ascii="Wingdings" w:hAnsi="Wingdings" w:hint="default"/>
+        <w:sz w:val="20"/>
+      </w:rPr>
+    </w:lvl>
+    <w:lvl w:ilvl="7" w:tentative="1">
+      <w:start w:val="1"/>
+      <w:numFmt w:val="bullet"/>
+      <w:lvlText w:val=""/>
+      <w:lvlJc w:val="left"/>
+      <w:pPr>
+        <w:tabs>
+          <w:tab w:val="num" w:pos="5760"/>
+        </w:tabs>
+        <w:ind w:left="5760" w:hanging="360"/>
+      </w:pPr>
+      <w:rPr>
+        <w:rFonts w:ascii="Wingdings" w:hAnsi="Wingdings" w:hint="default"/>
+        <w:sz w:val="20"/>
+      </w:rPr>
+    </w:lvl>
+    <w:lvl w:ilvl="8" w:tentative="1">
+      <w:start w:val="1"/>
+      <w:numFmt w:val="bullet"/>
+      <w:lvlText w:val=""/>
+      <w:lvlJc w:val="left"/>
+      <w:pPr>
+        <w:tabs>
+          <w:tab w:val="num" w:pos="6480"/>
+        </w:tabs>
+        <w:ind w:left="6480" w:hanging="360"/>
+      </w:pPr>
+      <w:rPr>
+        <w:rFonts w:ascii="Wingdings" w:hAnsi="Wingdings" w:hint="default"/>
+        <w:sz w:val="20"/>
+      </w:rPr>
+    </w:lvl>
+  </w:abstractNum>
+  <w:abstractNum w:abstractNumId="4" w15:restartNumberingAfterBreak="0">
     <w:nsid w:val="548B240C"/>
     <w:multiLevelType w:val="hybridMultilevel"/>
     <w:tmpl w:val="7C7C3DCE"/>
@@ -4685,7 +5833,7 @@
       </w:pPr>
     </w:lvl>
   </w:abstractNum>
-  <w:abstractNum w:abstractNumId="2" w15:restartNumberingAfterBreak="0">
+  <w:abstractNum w:abstractNumId="5" w15:restartNumberingAfterBreak="0">
     <w:nsid w:val="5F6C04C9"/>
     <w:multiLevelType w:val="hybridMultilevel"/>
     <w:tmpl w:val="1986A8CA"/>
@@ -4774,20 +5922,609 @@
       </w:pPr>
     </w:lvl>
   </w:abstractNum>
-  <w:num w:numId="1">
+  <w:abstractNum w:abstractNumId="6" w15:restartNumberingAfterBreak="0">
+    <w:nsid w:val="6A004D92"/>
+    <w:multiLevelType w:val="multilevel"/>
+    <w:tmpl w:val="19CC2FF8"/>
+    <w:lvl w:ilvl="0">
+      <w:start w:val="1"/>
+      <w:numFmt w:val="bullet"/>
+      <w:lvlText w:val=""/>
+      <w:lvlJc w:val="left"/>
+      <w:pPr>
+        <w:tabs>
+          <w:tab w:val="num" w:pos="720"/>
+        </w:tabs>
+        <w:ind w:left="720" w:hanging="360"/>
+      </w:pPr>
+      <w:rPr>
+        <w:rFonts w:ascii="Symbol" w:hAnsi="Symbol" w:hint="default"/>
+        <w:sz w:val="20"/>
+      </w:rPr>
+    </w:lvl>
+    <w:lvl w:ilvl="1" w:tentative="1">
+      <w:start w:val="1"/>
+      <w:numFmt w:val="bullet"/>
+      <w:lvlText w:val="o"/>
+      <w:lvlJc w:val="left"/>
+      <w:pPr>
+        <w:tabs>
+          <w:tab w:val="num" w:pos="1440"/>
+        </w:tabs>
+        <w:ind w:left="1440" w:hanging="360"/>
+      </w:pPr>
+      <w:rPr>
+        <w:rFonts w:ascii="Courier New" w:hAnsi="Courier New" w:hint="default"/>
+        <w:sz w:val="20"/>
+      </w:rPr>
+    </w:lvl>
+    <w:lvl w:ilvl="2" w:tentative="1">
+      <w:start w:val="1"/>
+      <w:numFmt w:val="bullet"/>
+      <w:lvlText w:val=""/>
+      <w:lvlJc w:val="left"/>
+      <w:pPr>
+        <w:tabs>
+          <w:tab w:val="num" w:pos="2160"/>
+        </w:tabs>
+        <w:ind w:left="2160" w:hanging="360"/>
+      </w:pPr>
+      <w:rPr>
+        <w:rFonts w:ascii="Wingdings" w:hAnsi="Wingdings" w:hint="default"/>
+        <w:sz w:val="20"/>
+      </w:rPr>
+    </w:lvl>
+    <w:lvl w:ilvl="3" w:tentative="1">
+      <w:start w:val="1"/>
+      <w:numFmt w:val="bullet"/>
+      <w:lvlText w:val=""/>
+      <w:lvlJc w:val="left"/>
+      <w:pPr>
+        <w:tabs>
+          <w:tab w:val="num" w:pos="2880"/>
+        </w:tabs>
+        <w:ind w:left="2880" w:hanging="360"/>
+      </w:pPr>
+      <w:rPr>
+        <w:rFonts w:ascii="Wingdings" w:hAnsi="Wingdings" w:hint="default"/>
+        <w:sz w:val="20"/>
+      </w:rPr>
+    </w:lvl>
+    <w:lvl w:ilvl="4" w:tentative="1">
+      <w:start w:val="1"/>
+      <w:numFmt w:val="bullet"/>
+      <w:lvlText w:val=""/>
+      <w:lvlJc w:val="left"/>
+      <w:pPr>
+        <w:tabs>
+          <w:tab w:val="num" w:pos="3600"/>
+        </w:tabs>
+        <w:ind w:left="3600" w:hanging="360"/>
+      </w:pPr>
+      <w:rPr>
+        <w:rFonts w:ascii="Wingdings" w:hAnsi="Wingdings" w:hint="default"/>
+        <w:sz w:val="20"/>
+      </w:rPr>
+    </w:lvl>
+    <w:lvl w:ilvl="5" w:tentative="1">
+      <w:start w:val="1"/>
+      <w:numFmt w:val="bullet"/>
+      <w:lvlText w:val=""/>
+      <w:lvlJc w:val="left"/>
+      <w:pPr>
+        <w:tabs>
+          <w:tab w:val="num" w:pos="4320"/>
+        </w:tabs>
+        <w:ind w:left="4320" w:hanging="360"/>
+      </w:pPr>
+      <w:rPr>
+        <w:rFonts w:ascii="Wingdings" w:hAnsi="Wingdings" w:hint="default"/>
+        <w:sz w:val="20"/>
+      </w:rPr>
+    </w:lvl>
+    <w:lvl w:ilvl="6" w:tentative="1">
+      <w:start w:val="1"/>
+      <w:numFmt w:val="bullet"/>
+      <w:lvlText w:val=""/>
+      <w:lvlJc w:val="left"/>
+      <w:pPr>
+        <w:tabs>
+          <w:tab w:val="num" w:pos="5040"/>
+        </w:tabs>
+        <w:ind w:left="5040" w:hanging="360"/>
+      </w:pPr>
+      <w:rPr>
+        <w:rFonts w:ascii="Wingdings" w:hAnsi="Wingdings" w:hint="default"/>
+        <w:sz w:val="20"/>
+      </w:rPr>
+    </w:lvl>
+    <w:lvl w:ilvl="7" w:tentative="1">
+      <w:start w:val="1"/>
+      <w:numFmt w:val="bullet"/>
+      <w:lvlText w:val=""/>
+      <w:lvlJc w:val="left"/>
+      <w:pPr>
+        <w:tabs>
+          <w:tab w:val="num" w:pos="5760"/>
+        </w:tabs>
+        <w:ind w:left="5760" w:hanging="360"/>
+      </w:pPr>
+      <w:rPr>
+        <w:rFonts w:ascii="Wingdings" w:hAnsi="Wingdings" w:hint="default"/>
+        <w:sz w:val="20"/>
+      </w:rPr>
+    </w:lvl>
+    <w:lvl w:ilvl="8" w:tentative="1">
+      <w:start w:val="1"/>
+      <w:numFmt w:val="bullet"/>
+      <w:lvlText w:val=""/>
+      <w:lvlJc w:val="left"/>
+      <w:pPr>
+        <w:tabs>
+          <w:tab w:val="num" w:pos="6480"/>
+        </w:tabs>
+        <w:ind w:left="6480" w:hanging="360"/>
+      </w:pPr>
+      <w:rPr>
+        <w:rFonts w:ascii="Wingdings" w:hAnsi="Wingdings" w:hint="default"/>
+        <w:sz w:val="20"/>
+      </w:rPr>
+    </w:lvl>
+  </w:abstractNum>
+  <w:num w:numId="1" w16cid:durableId="1515455015">
+    <w:abstractNumId w:val="5"/>
+  </w:num>
+  <w:num w:numId="2" w16cid:durableId="1595166898">
+    <w:abstractNumId w:val="1"/>
+  </w:num>
+  <w:num w:numId="3" w16cid:durableId="1676685908">
+    <w:abstractNumId w:val="4"/>
+  </w:num>
+  <w:num w:numId="4" w16cid:durableId="1816490189">
+    <w:abstractNumId w:val="3"/>
+    <w:lvlOverride w:ilvl="0">
+      <w:lvl w:ilvl="0">
+        <w:numFmt w:val="bullet"/>
+        <w:lvlText w:val="o"/>
+        <w:lvlJc w:val="left"/>
+        <w:pPr>
+          <w:tabs>
+            <w:tab w:val="num" w:pos="720"/>
+          </w:tabs>
+          <w:ind w:left="720" w:hanging="360"/>
+        </w:pPr>
+        <w:rPr>
+          <w:rFonts w:ascii="Courier New" w:hAnsi="Courier New" w:hint="default"/>
+          <w:sz w:val="20"/>
+        </w:rPr>
+      </w:lvl>
+    </w:lvlOverride>
+  </w:num>
+  <w:num w:numId="5" w16cid:durableId="1728407954">
+    <w:abstractNumId w:val="3"/>
+    <w:lvlOverride w:ilvl="0">
+      <w:lvl w:ilvl="0">
+        <w:numFmt w:val="bullet"/>
+        <w:lvlText w:val="o"/>
+        <w:lvlJc w:val="left"/>
+        <w:pPr>
+          <w:tabs>
+            <w:tab w:val="num" w:pos="720"/>
+          </w:tabs>
+          <w:ind w:left="720" w:hanging="360"/>
+        </w:pPr>
+        <w:rPr>
+          <w:rFonts w:ascii="Courier New" w:hAnsi="Courier New" w:hint="default"/>
+          <w:sz w:val="20"/>
+        </w:rPr>
+      </w:lvl>
+    </w:lvlOverride>
+  </w:num>
+  <w:num w:numId="6" w16cid:durableId="1199777170">
+    <w:abstractNumId w:val="3"/>
+    <w:lvlOverride w:ilvl="0">
+      <w:lvl w:ilvl="0">
+        <w:numFmt w:val="bullet"/>
+        <w:lvlText w:val="o"/>
+        <w:lvlJc w:val="left"/>
+        <w:pPr>
+          <w:tabs>
+            <w:tab w:val="num" w:pos="720"/>
+          </w:tabs>
+          <w:ind w:left="720" w:hanging="360"/>
+        </w:pPr>
+        <w:rPr>
+          <w:rFonts w:ascii="Courier New" w:hAnsi="Courier New" w:hint="default"/>
+          <w:sz w:val="20"/>
+        </w:rPr>
+      </w:lvl>
+    </w:lvlOverride>
+  </w:num>
+  <w:num w:numId="7" w16cid:durableId="34238228">
+    <w:abstractNumId w:val="3"/>
+    <w:lvlOverride w:ilvl="0">
+      <w:lvl w:ilvl="0">
+        <w:numFmt w:val="bullet"/>
+        <w:lvlText w:val="o"/>
+        <w:lvlJc w:val="left"/>
+        <w:pPr>
+          <w:tabs>
+            <w:tab w:val="num" w:pos="720"/>
+          </w:tabs>
+          <w:ind w:left="720" w:hanging="360"/>
+        </w:pPr>
+        <w:rPr>
+          <w:rFonts w:ascii="Courier New" w:hAnsi="Courier New" w:hint="default"/>
+          <w:sz w:val="20"/>
+        </w:rPr>
+      </w:lvl>
+    </w:lvlOverride>
+  </w:num>
+  <w:num w:numId="8" w16cid:durableId="1563326658">
+    <w:abstractNumId w:val="6"/>
+    <w:lvlOverride w:ilvl="0">
+      <w:lvl w:ilvl="0">
+        <w:numFmt w:val="bullet"/>
+        <w:lvlText w:val="o"/>
+        <w:lvlJc w:val="left"/>
+        <w:pPr>
+          <w:tabs>
+            <w:tab w:val="num" w:pos="720"/>
+          </w:tabs>
+          <w:ind w:left="720" w:hanging="360"/>
+        </w:pPr>
+        <w:rPr>
+          <w:rFonts w:ascii="Courier New" w:hAnsi="Courier New" w:hint="default"/>
+          <w:sz w:val="20"/>
+        </w:rPr>
+      </w:lvl>
+    </w:lvlOverride>
+  </w:num>
+  <w:num w:numId="9" w16cid:durableId="1878733438">
+    <w:abstractNumId w:val="6"/>
+    <w:lvlOverride w:ilvl="0">
+      <w:lvl w:ilvl="0">
+        <w:numFmt w:val="bullet"/>
+        <w:lvlText w:val="o"/>
+        <w:lvlJc w:val="left"/>
+        <w:pPr>
+          <w:tabs>
+            <w:tab w:val="num" w:pos="720"/>
+          </w:tabs>
+          <w:ind w:left="720" w:hanging="360"/>
+        </w:pPr>
+        <w:rPr>
+          <w:rFonts w:ascii="Courier New" w:hAnsi="Courier New" w:hint="default"/>
+          <w:sz w:val="20"/>
+        </w:rPr>
+      </w:lvl>
+    </w:lvlOverride>
+  </w:num>
+  <w:num w:numId="10" w16cid:durableId="890271608">
+    <w:abstractNumId w:val="6"/>
+    <w:lvlOverride w:ilvl="0">
+      <w:lvl w:ilvl="0">
+        <w:numFmt w:val="bullet"/>
+        <w:lvlText w:val="o"/>
+        <w:lvlJc w:val="left"/>
+        <w:pPr>
+          <w:tabs>
+            <w:tab w:val="num" w:pos="720"/>
+          </w:tabs>
+          <w:ind w:left="720" w:hanging="360"/>
+        </w:pPr>
+        <w:rPr>
+          <w:rFonts w:ascii="Courier New" w:hAnsi="Courier New" w:hint="default"/>
+          <w:sz w:val="20"/>
+        </w:rPr>
+      </w:lvl>
+    </w:lvlOverride>
+  </w:num>
+  <w:num w:numId="11" w16cid:durableId="846752175">
+    <w:abstractNumId w:val="6"/>
+    <w:lvlOverride w:ilvl="0">
+      <w:lvl w:ilvl="0">
+        <w:numFmt w:val="bullet"/>
+        <w:lvlText w:val="o"/>
+        <w:lvlJc w:val="left"/>
+        <w:pPr>
+          <w:tabs>
+            <w:tab w:val="num" w:pos="720"/>
+          </w:tabs>
+          <w:ind w:left="720" w:hanging="360"/>
+        </w:pPr>
+        <w:rPr>
+          <w:rFonts w:ascii="Courier New" w:hAnsi="Courier New" w:hint="default"/>
+          <w:sz w:val="20"/>
+        </w:rPr>
+      </w:lvl>
+    </w:lvlOverride>
+  </w:num>
+  <w:num w:numId="12" w16cid:durableId="700545887">
     <w:abstractNumId w:val="2"/>
+    <w:lvlOverride w:ilvl="0">
+      <w:lvl w:ilvl="0">
+        <w:numFmt w:val="bullet"/>
+        <w:lvlText w:val="o"/>
+        <w:lvlJc w:val="left"/>
+        <w:pPr>
+          <w:tabs>
+            <w:tab w:val="num" w:pos="720"/>
+          </w:tabs>
+          <w:ind w:left="720" w:hanging="360"/>
+        </w:pPr>
+        <w:rPr>
+          <w:rFonts w:ascii="Courier New" w:hAnsi="Courier New" w:hint="default"/>
+          <w:sz w:val="20"/>
+        </w:rPr>
+      </w:lvl>
+    </w:lvlOverride>
   </w:num>
-  <w:num w:numId="2">
+  <w:num w:numId="13" w16cid:durableId="517044549">
+    <w:abstractNumId w:val="2"/>
+    <w:lvlOverride w:ilvl="0">
+      <w:lvl w:ilvl="0">
+        <w:numFmt w:val="bullet"/>
+        <w:lvlText w:val="o"/>
+        <w:lvlJc w:val="left"/>
+        <w:pPr>
+          <w:tabs>
+            <w:tab w:val="num" w:pos="720"/>
+          </w:tabs>
+          <w:ind w:left="720" w:hanging="360"/>
+        </w:pPr>
+        <w:rPr>
+          <w:rFonts w:ascii="Courier New" w:hAnsi="Courier New" w:hint="default"/>
+          <w:sz w:val="20"/>
+        </w:rPr>
+      </w:lvl>
+    </w:lvlOverride>
+  </w:num>
+  <w:num w:numId="14" w16cid:durableId="1731416819">
+    <w:abstractNumId w:val="2"/>
+    <w:lvlOverride w:ilvl="0">
+      <w:lvl w:ilvl="0">
+        <w:numFmt w:val="bullet"/>
+        <w:lvlText w:val="o"/>
+        <w:lvlJc w:val="left"/>
+        <w:pPr>
+          <w:tabs>
+            <w:tab w:val="num" w:pos="720"/>
+          </w:tabs>
+          <w:ind w:left="720" w:hanging="360"/>
+        </w:pPr>
+        <w:rPr>
+          <w:rFonts w:ascii="Courier New" w:hAnsi="Courier New" w:hint="default"/>
+          <w:sz w:val="20"/>
+        </w:rPr>
+      </w:lvl>
+    </w:lvlOverride>
+  </w:num>
+  <w:num w:numId="15" w16cid:durableId="737747406">
+    <w:abstractNumId w:val="2"/>
+    <w:lvlOverride w:ilvl="0">
+      <w:lvl w:ilvl="0">
+        <w:numFmt w:val="bullet"/>
+        <w:lvlText w:val="o"/>
+        <w:lvlJc w:val="left"/>
+        <w:pPr>
+          <w:tabs>
+            <w:tab w:val="num" w:pos="720"/>
+          </w:tabs>
+          <w:ind w:left="720" w:hanging="360"/>
+        </w:pPr>
+        <w:rPr>
+          <w:rFonts w:ascii="Courier New" w:hAnsi="Courier New" w:hint="default"/>
+          <w:sz w:val="20"/>
+        </w:rPr>
+      </w:lvl>
+    </w:lvlOverride>
+  </w:num>
+  <w:num w:numId="16" w16cid:durableId="519508801">
+    <w:abstractNumId w:val="2"/>
+    <w:lvlOverride w:ilvl="0">
+      <w:lvl w:ilvl="0">
+        <w:numFmt w:val="bullet"/>
+        <w:lvlText w:val="o"/>
+        <w:lvlJc w:val="left"/>
+        <w:pPr>
+          <w:tabs>
+            <w:tab w:val="num" w:pos="720"/>
+          </w:tabs>
+          <w:ind w:left="720" w:hanging="360"/>
+        </w:pPr>
+        <w:rPr>
+          <w:rFonts w:ascii="Courier New" w:hAnsi="Courier New" w:hint="default"/>
+          <w:sz w:val="20"/>
+        </w:rPr>
+      </w:lvl>
+    </w:lvlOverride>
+  </w:num>
+  <w:num w:numId="17" w16cid:durableId="43255635">
+    <w:abstractNumId w:val="2"/>
+    <w:lvlOverride w:ilvl="0">
+      <w:lvl w:ilvl="0">
+        <w:numFmt w:val="bullet"/>
+        <w:lvlText w:val="o"/>
+        <w:lvlJc w:val="left"/>
+        <w:pPr>
+          <w:tabs>
+            <w:tab w:val="num" w:pos="720"/>
+          </w:tabs>
+          <w:ind w:left="720" w:hanging="360"/>
+        </w:pPr>
+        <w:rPr>
+          <w:rFonts w:ascii="Courier New" w:hAnsi="Courier New" w:hint="default"/>
+          <w:sz w:val="20"/>
+        </w:rPr>
+      </w:lvl>
+    </w:lvlOverride>
+  </w:num>
+  <w:num w:numId="18" w16cid:durableId="2097747743">
+    <w:abstractNumId w:val="2"/>
+    <w:lvlOverride w:ilvl="0">
+      <w:lvl w:ilvl="0">
+        <w:numFmt w:val="bullet"/>
+        <w:lvlText w:val="o"/>
+        <w:lvlJc w:val="left"/>
+        <w:pPr>
+          <w:tabs>
+            <w:tab w:val="num" w:pos="720"/>
+          </w:tabs>
+          <w:ind w:left="720" w:hanging="360"/>
+        </w:pPr>
+        <w:rPr>
+          <w:rFonts w:ascii="Courier New" w:hAnsi="Courier New" w:hint="default"/>
+          <w:sz w:val="20"/>
+        </w:rPr>
+      </w:lvl>
+    </w:lvlOverride>
+  </w:num>
+  <w:num w:numId="19" w16cid:durableId="1547060583">
     <w:abstractNumId w:val="0"/>
+    <w:lvlOverride w:ilvl="0">
+      <w:lvl w:ilvl="0">
+        <w:numFmt w:val="bullet"/>
+        <w:lvlText w:val="o"/>
+        <w:lvlJc w:val="left"/>
+        <w:pPr>
+          <w:tabs>
+            <w:tab w:val="num" w:pos="720"/>
+          </w:tabs>
+          <w:ind w:left="720" w:hanging="360"/>
+        </w:pPr>
+        <w:rPr>
+          <w:rFonts w:ascii="Courier New" w:hAnsi="Courier New" w:hint="default"/>
+          <w:sz w:val="20"/>
+        </w:rPr>
+      </w:lvl>
+    </w:lvlOverride>
   </w:num>
-  <w:num w:numId="3">
-    <w:abstractNumId w:val="1"/>
+  <w:num w:numId="20" w16cid:durableId="1157917527">
+    <w:abstractNumId w:val="0"/>
+    <w:lvlOverride w:ilvl="0">
+      <w:lvl w:ilvl="0">
+        <w:numFmt w:val="bullet"/>
+        <w:lvlText w:val="o"/>
+        <w:lvlJc w:val="left"/>
+        <w:pPr>
+          <w:tabs>
+            <w:tab w:val="num" w:pos="720"/>
+          </w:tabs>
+          <w:ind w:left="720" w:hanging="360"/>
+        </w:pPr>
+        <w:rPr>
+          <w:rFonts w:ascii="Courier New" w:hAnsi="Courier New" w:hint="default"/>
+          <w:sz w:val="20"/>
+        </w:rPr>
+      </w:lvl>
+    </w:lvlOverride>
+  </w:num>
+  <w:num w:numId="21" w16cid:durableId="1590507738">
+    <w:abstractNumId w:val="0"/>
+    <w:lvlOverride w:ilvl="0">
+      <w:lvl w:ilvl="0">
+        <w:numFmt w:val="bullet"/>
+        <w:lvlText w:val="o"/>
+        <w:lvlJc w:val="left"/>
+        <w:pPr>
+          <w:tabs>
+            <w:tab w:val="num" w:pos="720"/>
+          </w:tabs>
+          <w:ind w:left="720" w:hanging="360"/>
+        </w:pPr>
+        <w:rPr>
+          <w:rFonts w:ascii="Courier New" w:hAnsi="Courier New" w:hint="default"/>
+          <w:sz w:val="20"/>
+        </w:rPr>
+      </w:lvl>
+    </w:lvlOverride>
+  </w:num>
+  <w:num w:numId="22" w16cid:durableId="1537355591">
+    <w:abstractNumId w:val="0"/>
+    <w:lvlOverride w:ilvl="0">
+      <w:lvl w:ilvl="0">
+        <w:numFmt w:val="bullet"/>
+        <w:lvlText w:val="o"/>
+        <w:lvlJc w:val="left"/>
+        <w:pPr>
+          <w:tabs>
+            <w:tab w:val="num" w:pos="720"/>
+          </w:tabs>
+          <w:ind w:left="720" w:hanging="360"/>
+        </w:pPr>
+        <w:rPr>
+          <w:rFonts w:ascii="Courier New" w:hAnsi="Courier New" w:hint="default"/>
+          <w:sz w:val="20"/>
+        </w:rPr>
+      </w:lvl>
+    </w:lvlOverride>
+  </w:num>
+  <w:num w:numId="23" w16cid:durableId="575475345">
+    <w:abstractNumId w:val="0"/>
+    <w:lvlOverride w:ilvl="0">
+      <w:lvl w:ilvl="0">
+        <w:numFmt w:val="bullet"/>
+        <w:lvlText w:val="o"/>
+        <w:lvlJc w:val="left"/>
+        <w:pPr>
+          <w:tabs>
+            <w:tab w:val="num" w:pos="720"/>
+          </w:tabs>
+          <w:ind w:left="720" w:hanging="360"/>
+        </w:pPr>
+        <w:rPr>
+          <w:rFonts w:ascii="Courier New" w:hAnsi="Courier New" w:hint="default"/>
+          <w:sz w:val="20"/>
+        </w:rPr>
+      </w:lvl>
+    </w:lvlOverride>
+  </w:num>
+  <w:num w:numId="24" w16cid:durableId="1782216342">
+    <w:abstractNumId w:val="0"/>
+    <w:lvlOverride w:ilvl="0">
+      <w:lvl w:ilvl="0">
+        <w:numFmt w:val="bullet"/>
+        <w:lvlText w:val="o"/>
+        <w:lvlJc w:val="left"/>
+        <w:pPr>
+          <w:tabs>
+            <w:tab w:val="num" w:pos="720"/>
+          </w:tabs>
+          <w:ind w:left="720" w:hanging="360"/>
+        </w:pPr>
+        <w:rPr>
+          <w:rFonts w:ascii="Courier New" w:hAnsi="Courier New" w:hint="default"/>
+          <w:sz w:val="20"/>
+        </w:rPr>
+      </w:lvl>
+    </w:lvlOverride>
+  </w:num>
+  <w:num w:numId="25" w16cid:durableId="441729557">
+    <w:abstractNumId w:val="0"/>
+    <w:lvlOverride w:ilvl="0">
+      <w:lvl w:ilvl="0">
+        <w:numFmt w:val="bullet"/>
+        <w:lvlText w:val="o"/>
+        <w:lvlJc w:val="left"/>
+        <w:pPr>
+          <w:tabs>
+            <w:tab w:val="num" w:pos="720"/>
+          </w:tabs>
+          <w:ind w:left="720" w:hanging="360"/>
+        </w:pPr>
+        <w:rPr>
+          <w:rFonts w:ascii="Courier New" w:hAnsi="Courier New" w:hint="default"/>
+          <w:sz w:val="20"/>
+        </w:rPr>
+      </w:lvl>
+    </w:lvlOverride>
   </w:num>
 </w:numbering>
 </file>
 
 <file path=word/styles.xml><?xml version="1.0" encoding="utf-8"?>
-<w:styles xmlns:mc="http://schemas.openxmlformats.org/markup-compatibility/2006" xmlns:r="http://schemas.openxmlformats.org/officeDocument/2006/relationships" xmlns:w="http://schemas.openxmlformats.org/wordprocessingml/2006/main" xmlns:w14="http://schemas.microsoft.com/office/word/2010/wordml" xmlns:w15="http://schemas.microsoft.com/office/word/2012/wordml" xmlns:w16cid="http://schemas.microsoft.com/office/word/2016/wordml/cid" xmlns:w16se="http://schemas.microsoft.com/office/word/2015/wordml/symex" mc:Ignorable="w14 w15 w16se w16cid">
+<w:styles xmlns:mc="http://schemas.openxmlformats.org/markup-compatibility/2006" xmlns:r="http://schemas.openxmlformats.org/officeDocument/2006/relationships" xmlns:w="http://schemas.openxmlformats.org/wordprocessingml/2006/main" xmlns:w14="http://schemas.microsoft.com/office/word/2010/wordml" xmlns:w15="http://schemas.microsoft.com/office/word/2012/wordml" xmlns:w16cex="http://schemas.microsoft.com/office/word/2018/wordml/cex" xmlns:w16cid="http://schemas.microsoft.com/office/word/2016/wordml/cid" xmlns:w16="http://schemas.microsoft.com/office/word/2018/wordml" xmlns:w16sdtdh="http://schemas.microsoft.com/office/word/2020/wordml/sdtdatahash" xmlns:w16se="http://schemas.microsoft.com/office/word/2015/wordml/symex" mc:Ignorable="w14 w15 w16se w16cid w16 w16cex w16sdtdh">
   <w:docDefaults>
     <w:rPrDefault>
       <w:rPr>
@@ -4797,7 +6534,7 @@
     </w:rPrDefault>
     <w:pPrDefault/>
   </w:docDefaults>
-  <w:latentStyles w:defLockedState="0" w:defUIPriority="0" w:defSemiHidden="0" w:defUnhideWhenUsed="0" w:defQFormat="0" w:count="375">
+  <w:latentStyles w:defLockedState="0" w:defUIPriority="0" w:defSemiHidden="0" w:defUnhideWhenUsed="0" w:defQFormat="0" w:count="376">
     <w:lsdException w:name="Normal" w:qFormat="1"/>
     <w:lsdException w:name="heading 1" w:uiPriority="9" w:qFormat="1"/>
     <w:lsdException w:name="heading 2" w:semiHidden="1" w:unhideWhenUsed="1" w:qFormat="1"/>
@@ -5080,6 +6817,7 @@
     <w:lsdException w:name="Smart Hyperlink" w:semiHidden="1" w:uiPriority="99" w:unhideWhenUsed="1"/>
     <w:lsdException w:name="Hashtag" w:semiHidden="1" w:uiPriority="99" w:unhideWhenUsed="1"/>
     <w:lsdException w:name="Unresolved Mention" w:semiHidden="1" w:uiPriority="99" w:unhideWhenUsed="1"/>
+    <w:lsdException w:name="Smart Link" w:semiHidden="1" w:uiPriority="99" w:unhideWhenUsed="1"/>
   </w:latentStyles>
   <w:style w:type="paragraph" w:default="1" w:styleId="a">
     <w:name w:val="Normal"/>
@@ -5360,6 +7098,16 @@
       <w:color w:val="365F91" w:themeColor="accent1" w:themeShade="BF"/>
       <w:sz w:val="28"/>
       <w:szCs w:val="28"/>
+    </w:rPr>
+  </w:style>
+  <w:style w:type="character" w:styleId="ad">
+    <w:name w:val="Placeholder Text"/>
+    <w:basedOn w:val="a0"/>
+    <w:uiPriority w:val="99"/>
+    <w:semiHidden/>
+    <w:rsid w:val="0068619C"/>
+    <w:rPr>
+      <w:color w:val="666666"/>
     </w:rPr>
   </w:style>
 </w:styles>

--- a/5_semester/Основы ТУ/ОТУ-1лаб-1вар.docx
+++ b/5_semester/Основы ТУ/ОТУ-1лаб-1вар.docx
@@ -1,6 +1,6 @@
 
 <file path=word/document.xml><?xml version="1.0" encoding="utf-8"?>
-<w:document xmlns:wpc="http://schemas.microsoft.com/office/word/2010/wordprocessingCanvas" xmlns:cx="http://schemas.microsoft.com/office/drawing/2014/chartex" xmlns:cx1="http://schemas.microsoft.com/office/drawing/2015/9/8/chartex" xmlns:cx2="http://schemas.microsoft.com/office/drawing/2015/10/21/chartex" xmlns:cx3="http://schemas.microsoft.com/office/drawing/2016/5/9/chartex" xmlns:cx4="http://schemas.microsoft.com/office/drawing/2016/5/10/chartex" xmlns:cx5="http://schemas.microsoft.com/office/drawing/2016/5/11/chartex" xmlns:cx6="http://schemas.microsoft.com/office/drawing/2016/5/12/chartex" xmlns:cx7="http://schemas.microsoft.com/office/drawing/2016/5/13/chartex" xmlns:cx8="http://schemas.microsoft.com/office/drawing/2016/5/14/chartex" xmlns:mc="http://schemas.openxmlformats.org/markup-compatibility/2006" xmlns:aink="http://schemas.microsoft.com/office/drawing/2016/ink" xmlns:am3d="http://schemas.microsoft.com/office/drawing/2017/model3d" xmlns:o="urn:schemas-microsoft-com:office:office" xmlns:oel="http://schemas.microsoft.com/office/2019/extlst" xmlns:r="http://schemas.openxmlformats.org/officeDocument/2006/relationships" xmlns:m="http://schemas.openxmlformats.org/officeDocument/2006/math" xmlns:v="urn:schemas-microsoft-com:vml" xmlns:wp14="http://schemas.microsoft.com/office/word/2010/wordprocessingDrawing" xmlns:wp="http://schemas.openxmlformats.org/drawingml/2006/wordprocessingDrawing" xmlns:w10="urn:schemas-microsoft-com:office:word" xmlns:w="http://schemas.openxmlformats.org/wordprocessingml/2006/main" xmlns:w14="http://schemas.microsoft.com/office/word/2010/wordml" xmlns:w15="http://schemas.microsoft.com/office/word/2012/wordml" xmlns:w16cex="http://schemas.microsoft.com/office/word/2018/wordml/cex" xmlns:w16cid="http://schemas.microsoft.com/office/word/2016/wordml/cid" xmlns:w16="http://schemas.microsoft.com/office/word/2018/wordml" xmlns:w16sdtdh="http://schemas.microsoft.com/office/word/2020/wordml/sdtdatahash" xmlns:w16se="http://schemas.microsoft.com/office/word/2015/wordml/symex" xmlns:wpg="http://schemas.microsoft.com/office/word/2010/wordprocessingGroup" xmlns:wpi="http://schemas.microsoft.com/office/word/2010/wordprocessingInk" xmlns:wne="http://schemas.microsoft.com/office/word/2006/wordml" xmlns:wps="http://schemas.microsoft.com/office/word/2010/wordprocessingShape" mc:Ignorable="w14 w15 w16se w16cid w16 w16cex w16sdtdh wp14">
+<w:document xmlns:wpc="http://schemas.microsoft.com/office/word/2010/wordprocessingCanvas" xmlns:cx="http://schemas.microsoft.com/office/drawing/2014/chartex" xmlns:cx1="http://schemas.microsoft.com/office/drawing/2015/9/8/chartex" xmlns:cx2="http://schemas.microsoft.com/office/drawing/2015/10/21/chartex" xmlns:cx3="http://schemas.microsoft.com/office/drawing/2016/5/9/chartex" xmlns:cx4="http://schemas.microsoft.com/office/drawing/2016/5/10/chartex" xmlns:cx5="http://schemas.microsoft.com/office/drawing/2016/5/11/chartex" xmlns:cx6="http://schemas.microsoft.com/office/drawing/2016/5/12/chartex" xmlns:cx7="http://schemas.microsoft.com/office/drawing/2016/5/13/chartex" xmlns:cx8="http://schemas.microsoft.com/office/drawing/2016/5/14/chartex" xmlns:mc="http://schemas.openxmlformats.org/markup-compatibility/2006" xmlns:aink="http://schemas.microsoft.com/office/drawing/2016/ink" xmlns:am3d="http://schemas.microsoft.com/office/drawing/2017/model3d" xmlns:o="urn:schemas-microsoft-com:office:office" xmlns:r="http://schemas.openxmlformats.org/officeDocument/2006/relationships" xmlns:m="http://schemas.openxmlformats.org/officeDocument/2006/math" xmlns:v="urn:schemas-microsoft-com:vml" xmlns:wp14="http://schemas.microsoft.com/office/word/2010/wordprocessingDrawing" xmlns:wp="http://schemas.openxmlformats.org/drawingml/2006/wordprocessingDrawing" xmlns:w10="urn:schemas-microsoft-com:office:word" xmlns:w="http://schemas.openxmlformats.org/wordprocessingml/2006/main" xmlns:w14="http://schemas.microsoft.com/office/word/2010/wordml" xmlns:w15="http://schemas.microsoft.com/office/word/2012/wordml" xmlns:w16cid="http://schemas.microsoft.com/office/word/2016/wordml/cid" xmlns:w16se="http://schemas.microsoft.com/office/word/2015/wordml/symex" xmlns:wpg="http://schemas.microsoft.com/office/word/2010/wordprocessingGroup" xmlns:wpi="http://schemas.microsoft.com/office/word/2010/wordprocessingInk" xmlns:wne="http://schemas.microsoft.com/office/word/2006/wordml" xmlns:wps="http://schemas.microsoft.com/office/word/2010/wordprocessingShape" mc:Ignorable="w14 w15 w16se w16cid wp14">
   <w:body>
     <w:p>
       <w:pPr>
@@ -1470,7 +1470,7 @@
               <w:rPr>
                 <w:webHidden/>
               </w:rPr>
-              <w:t>7</w:t>
+              <w:t>6</w:t>
             </w:r>
             <w:r>
               <w:rPr>
@@ -1496,21 +1496,7 @@
                 <w:rStyle w:val="a7"/>
                 <w:bCs/>
               </w:rPr>
-              <w:t>5 Оценка каче</w:t>
-            </w:r>
-            <w:r>
-              <w:rPr>
-                <w:rStyle w:val="a7"/>
-                <w:bCs/>
-              </w:rPr>
-              <w:t>с</w:t>
-            </w:r>
-            <w:r>
-              <w:rPr>
-                <w:rStyle w:val="a7"/>
-                <w:bCs/>
-              </w:rPr>
-              <w:t>тва регулирования</w:t>
+              <w:t>5 Оценка качества регулирования</w:t>
             </w:r>
             <w:r>
               <w:rPr>
@@ -1545,7 +1531,7 @@
               <w:rPr>
                 <w:webHidden/>
               </w:rPr>
-              <w:t>10</w:t>
+              <w:t>9</w:t>
             </w:r>
             <w:r>
               <w:rPr>
@@ -1755,6 +1741,8 @@
             <w:fldChar w:fldCharType="end"/>
           </w:r>
         </w:p>
+        <w:bookmarkStart w:id="2" w:name="_GoBack" w:displacedByCustomXml="next"/>
+        <w:bookmarkEnd w:id="2" w:displacedByCustomXml="next"/>
       </w:sdtContent>
     </w:sdt>
     <w:p>
@@ -1765,7 +1753,7 @@
           <w:szCs w:val="28"/>
         </w:rPr>
       </w:pPr>
-      <w:bookmarkStart w:id="2" w:name="_Toc145966784"/>
+      <w:bookmarkStart w:id="3" w:name="_Toc145966784"/>
       <w:r>
         <w:rPr>
           <w:sz w:val="28"/>
@@ -1786,7 +1774,7 @@
           <w:szCs w:val="28"/>
         </w:rPr>
       </w:pPr>
-      <w:bookmarkStart w:id="3" w:name="_Toc210654074"/>
+      <w:bookmarkStart w:id="4" w:name="_Toc210654074"/>
       <w:r>
         <w:rPr>
           <w:b/>
@@ -1797,7 +1785,7 @@
         <w:lastRenderedPageBreak/>
         <w:t xml:space="preserve">1 </w:t>
       </w:r>
-      <w:bookmarkEnd w:id="2"/>
+      <w:bookmarkEnd w:id="3"/>
       <w:r>
         <w:rPr>
           <w:b/>
@@ -1807,7 +1795,7 @@
         </w:rPr>
         <w:t>Цель работы</w:t>
       </w:r>
-      <w:bookmarkEnd w:id="3"/>
+      <w:bookmarkEnd w:id="4"/>
     </w:p>
     <w:p>
       <w:pPr>
@@ -1922,8 +1910,8 @@
           <w:szCs w:val="28"/>
         </w:rPr>
       </w:pPr>
-      <w:bookmarkStart w:id="4" w:name="_Toc210654075"/>
-      <w:bookmarkStart w:id="5" w:name="_Toc145966786"/>
+      <w:bookmarkStart w:id="5" w:name="_Toc210654075"/>
+      <w:bookmarkStart w:id="6" w:name="_Toc145966786"/>
       <w:r>
         <w:rPr>
           <w:b/>
@@ -1943,7 +1931,7 @@
         </w:rPr>
         <w:t>Структурны схемы систем и значения параметров</w:t>
       </w:r>
-      <w:bookmarkEnd w:id="4"/>
+      <w:bookmarkEnd w:id="5"/>
     </w:p>
     <w:p>
       <w:pPr>
@@ -2464,7 +2452,7 @@
         </w:rPr>
         <w:br w:type="page"/>
       </w:r>
-      <w:bookmarkStart w:id="6" w:name="_Toc210654076"/>
+      <w:bookmarkStart w:id="7" w:name="_Toc210654076"/>
       <w:r>
         <w:rPr>
           <w:rFonts w:ascii="Times New Roman" w:hAnsi="Times New Roman" w:cs="Times New Roman"/>
@@ -2486,9 +2474,9 @@
         </w:rPr>
         <w:t>Графики процессов при табличных значениях</w:t>
       </w:r>
-      <w:bookmarkEnd w:id="6"/>
-    </w:p>
-    <w:bookmarkEnd w:id="5"/>
+      <w:bookmarkEnd w:id="7"/>
+    </w:p>
+    <w:bookmarkEnd w:id="6"/>
     <w:p>
       <w:pPr>
         <w:spacing w:line="360" w:lineRule="auto"/>
@@ -2564,15 +2552,14 @@
       </w:pPr>
       <w:r>
         <w:rPr>
-          <w:noProof/>
           <w:sz w:val="28"/>
           <w:szCs w:val="28"/>
         </w:rPr>
         <w:drawing>
-          <wp:inline distT="0" distB="0" distL="0" distR="0" wp14:anchorId="2DFB4D23" wp14:editId="270594FD">
-            <wp:extent cx="4793495" cy="4010025"/>
-            <wp:effectExtent l="0" t="0" r="7620" b="0"/>
-            <wp:docPr id="5" name="Рисунок 5"/>
+          <wp:inline distT="0" distB="0" distL="0" distR="0" wp14:anchorId="1DB5863C" wp14:editId="46206E8E">
+            <wp:extent cx="4983054" cy="2677160"/>
+            <wp:effectExtent l="0" t="0" r="8255" b="8890"/>
+            <wp:docPr id="8" name="Рисунок 8"/>
             <wp:cNvGraphicFramePr>
               <a:graphicFrameLocks xmlns:a="http://schemas.openxmlformats.org/drawingml/2006/main" noChangeAspect="1"/>
             </wp:cNvGraphicFramePr>
@@ -2592,7 +2579,7 @@
                   <pic:spPr>
                     <a:xfrm>
                       <a:off x="0" y="0"/>
-                      <a:ext cx="4804541" cy="4019266"/>
+                      <a:ext cx="4991813" cy="2681866"/>
                     </a:xfrm>
                     <a:prstGeom prst="rect">
                       <a:avLst/>
@@ -2654,7 +2641,6 @@
           <w:szCs w:val="28"/>
           <w:lang w:val="en-US"/>
         </w:rPr>
-        <w:lastRenderedPageBreak/>
         <w:drawing>
           <wp:inline distT="0" distB="0" distL="0" distR="0" wp14:anchorId="080879F2" wp14:editId="55CC27DC">
             <wp:extent cx="5940425" cy="3341370"/>
@@ -2714,19 +2700,6 @@
         </w:rPr>
         <w:t>Рисунок 5 – Переходный процесс колебательного звена при K₂=4, T₂=0.5, T₃=2</w:t>
       </w:r>
-    </w:p>
-    <w:p>
-      <w:pPr>
-        <w:spacing w:line="360" w:lineRule="auto"/>
-        <w:ind w:firstLine="709"/>
-        <w:jc w:val="both"/>
-        <w:rPr>
-          <w:b/>
-          <w:bCs/>
-          <w:sz w:val="28"/>
-          <w:szCs w:val="28"/>
-        </w:rPr>
-      </w:pPr>
       <w:r>
         <w:rPr>
           <w:b/>
@@ -2760,7 +2733,7 @@
         <w:lastRenderedPageBreak/>
         <w:t xml:space="preserve">  </w:t>
       </w:r>
-      <w:bookmarkStart w:id="7" w:name="_Toc210654077"/>
+      <w:bookmarkStart w:id="8" w:name="_Toc210654077"/>
       <w:r>
         <w:rPr>
           <w:b/>
@@ -2779,7 +2752,7 @@
         </w:rPr>
         <w:t>Графики процессов при измененных коэффициентах усиления и постоянных времени</w:t>
       </w:r>
-      <w:bookmarkEnd w:id="7"/>
+      <w:bookmarkEnd w:id="8"/>
     </w:p>
     <w:p>
       <w:pPr>
@@ -2902,15 +2875,14 @@
       </w:pPr>
       <w:r>
         <w:rPr>
-          <w:noProof/>
           <w:sz w:val="28"/>
           <w:szCs w:val="28"/>
         </w:rPr>
         <w:drawing>
-          <wp:inline distT="0" distB="0" distL="0" distR="0" wp14:anchorId="683A6B13" wp14:editId="242A95B7">
-            <wp:extent cx="4781550" cy="3988842"/>
-            <wp:effectExtent l="0" t="0" r="0" b="0"/>
-            <wp:docPr id="6" name="Рисунок 6"/>
+          <wp:inline distT="0" distB="0" distL="0" distR="0" wp14:anchorId="1EF64280" wp14:editId="2F92D935">
+            <wp:extent cx="5114925" cy="2742540"/>
+            <wp:effectExtent l="0" t="0" r="0" b="1270"/>
+            <wp:docPr id="10" name="Рисунок 10"/>
             <wp:cNvGraphicFramePr>
               <a:graphicFrameLocks xmlns:a="http://schemas.openxmlformats.org/drawingml/2006/main" noChangeAspect="1"/>
             </wp:cNvGraphicFramePr>
@@ -2930,7 +2902,7 @@
                   <pic:spPr>
                     <a:xfrm>
                       <a:off x="0" y="0"/>
-                      <a:ext cx="4793469" cy="3998785"/>
+                      <a:ext cx="5121253" cy="2745933"/>
                     </a:xfrm>
                     <a:prstGeom prst="rect">
                       <a:avLst/>
@@ -3137,16 +3109,16 @@
       </w:pPr>
       <w:r>
         <w:rPr>
-          <w:noProof/>
           <w:sz w:val="28"/>
           <w:szCs w:val="28"/>
           <w:lang w:val="en-US"/>
         </w:rPr>
+        <w:lastRenderedPageBreak/>
         <w:drawing>
-          <wp:inline distT="0" distB="0" distL="0" distR="0" wp14:anchorId="10BE50D8" wp14:editId="70302D42">
-            <wp:extent cx="4816579" cy="4067711"/>
-            <wp:effectExtent l="0" t="0" r="3175" b="9525"/>
-            <wp:docPr id="7" name="Рисунок 7"/>
+          <wp:inline distT="0" distB="0" distL="0" distR="0" wp14:anchorId="0AC420B5" wp14:editId="4C795B17">
+            <wp:extent cx="4857750" cy="2622822"/>
+            <wp:effectExtent l="0" t="0" r="0" b="6350"/>
+            <wp:docPr id="13" name="Рисунок 13"/>
             <wp:cNvGraphicFramePr>
               <a:graphicFrameLocks xmlns:a="http://schemas.openxmlformats.org/drawingml/2006/main" noChangeAspect="1"/>
             </wp:cNvGraphicFramePr>
@@ -3166,7 +3138,7 @@
                   <pic:spPr>
                     <a:xfrm>
                       <a:off x="0" y="0"/>
-                      <a:ext cx="4834991" cy="4083260"/>
+                      <a:ext cx="4867584" cy="2628132"/>
                     </a:xfrm>
                     <a:prstGeom prst="rect">
                       <a:avLst/>
@@ -3383,16 +3355,14 @@
       </w:pPr>
       <w:r>
         <w:rPr>
-          <w:noProof/>
-          <w:sz w:val="28"/>
-          <w:szCs w:val="28"/>
-        </w:rPr>
-        <w:lastRenderedPageBreak/>
+          <w:sz w:val="28"/>
+          <w:szCs w:val="28"/>
+        </w:rPr>
         <w:drawing>
-          <wp:inline distT="0" distB="0" distL="0" distR="0" wp14:anchorId="585D81ED" wp14:editId="3D8E8D57">
-            <wp:extent cx="4904231" cy="4353488"/>
-            <wp:effectExtent l="0" t="0" r="0" b="9525"/>
-            <wp:docPr id="11" name="Рисунок 11"/>
+          <wp:inline distT="0" distB="0" distL="0" distR="0" wp14:anchorId="4BE7EC39" wp14:editId="13B223D3">
+            <wp:extent cx="4879401" cy="2365375"/>
+            <wp:effectExtent l="0" t="0" r="0" b="0"/>
+            <wp:docPr id="4" name="Рисунок 4"/>
             <wp:cNvGraphicFramePr>
               <a:graphicFrameLocks xmlns:a="http://schemas.openxmlformats.org/drawingml/2006/main" noChangeAspect="1"/>
             </wp:cNvGraphicFramePr>
@@ -3412,7 +3382,7 @@
                   <pic:spPr>
                     <a:xfrm>
                       <a:off x="0" y="0"/>
-                      <a:ext cx="4915519" cy="4363508"/>
+                      <a:ext cx="4883436" cy="2367331"/>
                     </a:xfrm>
                     <a:prstGeom prst="rect">
                       <a:avLst/>
@@ -3507,7 +3477,7 @@
           <w:szCs w:val="28"/>
         </w:rPr>
       </w:pPr>
-      <w:bookmarkStart w:id="8" w:name="_Toc210654078"/>
+      <w:bookmarkStart w:id="9" w:name="_Toc210654078"/>
       <w:r>
         <w:rPr>
           <w:b/>
@@ -3518,7 +3488,7 @@
         <w:lastRenderedPageBreak/>
         <w:t>5 Оценка качества регулирования</w:t>
       </w:r>
-      <w:bookmarkEnd w:id="8"/>
+      <w:bookmarkEnd w:id="9"/>
       <w:r>
         <w:rPr>
           <w:b/>
@@ -3592,14 +3562,7 @@
           <w:sz w:val="28"/>
           <w:szCs w:val="28"/>
         </w:rPr>
-        <w:t xml:space="preserve">: </w:t>
-      </w:r>
-      <w:r>
-        <w:rPr>
-          <w:sz w:val="28"/>
-          <w:szCs w:val="28"/>
-        </w:rPr>
-        <w:t>Время регулирования (</w:t>
+        <w:t>: Время регулирования (</w:t>
       </w:r>
       <w:proofErr w:type="spellStart"/>
       <w:r>
@@ -3636,45 +3599,6 @@
         </w:rPr>
         <w:t>tp≈3 T1=3×0.7=2.1 секунды.</w:t>
       </w:r>
-      <w:r>
-        <w:rPr>
-          <w:i/>
-          <w:iCs/>
-          <w:sz w:val="28"/>
-          <w:szCs w:val="28"/>
-        </w:rPr>
-        <w:t>tp</w:t>
-      </w:r>
-      <w:r>
-        <w:rPr>
-          <w:sz w:val="28"/>
-          <w:szCs w:val="28"/>
-        </w:rPr>
-        <w:t>​≈3</w:t>
-      </w:r>
-      <w:r>
-        <w:rPr>
-          <w:i/>
-          <w:iCs/>
-          <w:sz w:val="28"/>
-          <w:szCs w:val="28"/>
-        </w:rPr>
-        <w:t>T</w:t>
-      </w:r>
-      <w:r>
-        <w:rPr>
-          <w:sz w:val="28"/>
-          <w:szCs w:val="28"/>
-        </w:rPr>
-        <w:t>1</w:t>
-      </w:r>
-      <w:r>
-        <w:rPr>
-          <w:sz w:val="28"/>
-          <w:szCs w:val="28"/>
-        </w:rPr>
-        <w:t>=3×0.7=2.1секунды.</w:t>
-      </w:r>
     </w:p>
     <w:p>
       <w:pPr>
@@ -3900,7 +3824,6 @@
         <w:rPr>
           <w:sz w:val="28"/>
           <w:szCs w:val="28"/>
-          <w:lang w:val="en-GB"/>
         </w:rPr>
       </w:pPr>
       <w:r>
@@ -3949,16 +3872,7 @@
           <w:sz w:val="28"/>
           <w:szCs w:val="28"/>
         </w:rPr>
-        <w:t xml:space="preserve"> звена</w:t>
-      </w:r>
-      <w:r>
-        <w:rPr>
-          <w:b/>
-          <w:bCs/>
-          <w:sz w:val="28"/>
-          <w:szCs w:val="28"/>
-        </w:rPr>
-        <w:t>:</w:t>
+        <w:t xml:space="preserve"> звена:</w:t>
       </w:r>
       <w:r>
         <w:rPr>
@@ -4070,7 +3984,6 @@
         <w:rPr>
           <w:sz w:val="28"/>
           <w:szCs w:val="28"/>
-          <w:lang w:val="en-GB"/>
         </w:rPr>
         <w:t>(</w:t>
       </w:r>
@@ -4086,7 +3999,6 @@
         <w:rPr>
           <w:sz w:val="28"/>
           <w:szCs w:val="28"/>
-          <w:lang w:val="en-GB"/>
         </w:rPr>
         <w:t>,8-1)/1*100%</w:t>
       </w:r>
@@ -4239,22 +4151,6 @@
         </w:rPr>
         <w:t>tn≈1.54 секунд.</w:t>
       </w:r>
-      <w:r>
-        <w:rPr>
-          <w:i/>
-          <w:iCs/>
-          <w:sz w:val="28"/>
-          <w:szCs w:val="28"/>
-        </w:rPr>
-        <w:t>tn</w:t>
-      </w:r>
-      <w:r>
-        <w:rPr>
-          <w:sz w:val="28"/>
-          <w:szCs w:val="28"/>
-        </w:rPr>
-        <w:t>​≈1.54секунд.</w:t>
-      </w:r>
     </w:p>
     <w:p>
       <w:pPr>
@@ -4348,9 +4244,24 @@
         <w:rPr>
           <w:sz w:val="28"/>
           <w:szCs w:val="28"/>
-          <w:lang w:val="en-GB"/>
-        </w:rPr>
-        <w:t>1-(4,4-1)(5,6-1)=</w:t>
+        </w:rPr>
+        <w:t>1-(4,4-</w:t>
+      </w:r>
+      <w:proofErr w:type="gramStart"/>
+      <w:r>
+        <w:rPr>
+          <w:sz w:val="28"/>
+          <w:szCs w:val="28"/>
+        </w:rPr>
+        <w:t>1)(</w:t>
+      </w:r>
+      <w:proofErr w:type="gramEnd"/>
+      <w:r>
+        <w:rPr>
+          <w:sz w:val="28"/>
+          <w:szCs w:val="28"/>
+        </w:rPr>
+        <w:t>5,6-1)=</w:t>
       </w:r>
       <w:r>
         <w:rPr>
@@ -4363,7 +4274,6 @@
         <w:rPr>
           <w:sz w:val="28"/>
           <w:szCs w:val="28"/>
-          <w:lang w:val="en-GB"/>
         </w:rPr>
         <w:t>27</w:t>
       </w:r>
@@ -4393,30 +4303,6 @@
         </w:rPr>
         <w:t>Таким образом, апериодическое звено обладает высокой устойчивостью и обеспечивает точное регулирование без колебаний, но с меньшей скоростью реакции при больших значениях постоянной времени. Колебательное звено обеспечивает более быстрое реагирование при определённых параметрах, однако может проявлять перерегулирование и временную неустойчивость, что требует подбора оптимальных параметров для достижения баланса между быстродействием и устойчивостью.</w:t>
       </w:r>
-    </w:p>
-    <w:p>
-      <w:pPr>
-        <w:spacing w:line="360" w:lineRule="auto"/>
-        <w:ind w:firstLine="560"/>
-        <w:jc w:val="both"/>
-        <w:outlineLvl w:val="0"/>
-        <w:rPr>
-          <w:b/>
-          <w:bCs/>
-          <w:sz w:val="28"/>
-          <w:szCs w:val="28"/>
-        </w:rPr>
-      </w:pPr>
-      <w:r>
-        <w:rPr>
-          <w:b/>
-          <w:bCs/>
-          <w:sz w:val="28"/>
-          <w:szCs w:val="28"/>
-        </w:rPr>
-        <w:lastRenderedPageBreak/>
-        <w:t xml:space="preserve"> </w:t>
-      </w:r>
       <w:r>
         <w:rPr>
           <w:b/>
@@ -4440,7 +4326,7 @@
           <w:szCs w:val="28"/>
         </w:rPr>
       </w:pPr>
-      <w:bookmarkStart w:id="9" w:name="_Toc210654079"/>
+      <w:bookmarkStart w:id="10" w:name="_Toc210654079"/>
       <w:r>
         <w:rPr>
           <w:b/>
@@ -4527,7 +4413,7 @@
         </w:rPr>
         <w:t xml:space="preserve"> каждое типовое звено</w:t>
       </w:r>
-      <w:bookmarkEnd w:id="9"/>
+      <w:bookmarkEnd w:id="10"/>
     </w:p>
     <w:p>
       <w:pPr>
@@ -4619,7 +4505,7 @@
           <w:szCs w:val="28"/>
         </w:rPr>
       </w:pPr>
-      <w:bookmarkStart w:id="10" w:name="_Toc210654080"/>
+      <w:bookmarkStart w:id="11" w:name="_Toc210654080"/>
       <w:r>
         <w:rPr>
           <w:b/>
@@ -4630,7 +4516,7 @@
         <w:lastRenderedPageBreak/>
         <w:t>7 Графики ЛАЧХ и ЛФЧХ</w:t>
       </w:r>
-      <w:bookmarkEnd w:id="10"/>
+      <w:bookmarkEnd w:id="11"/>
     </w:p>
     <w:p>
       <w:pPr>
@@ -4762,7 +4648,7 @@
           <w:szCs w:val="28"/>
         </w:rPr>
       </w:pPr>
-      <w:bookmarkStart w:id="11" w:name="_Toc210654081"/>
+      <w:bookmarkStart w:id="12" w:name="_Toc210654081"/>
       <w:r>
         <w:rPr>
           <w:b/>
@@ -4773,7 +4659,7 @@
         <w:lastRenderedPageBreak/>
         <w:t>8 Оценка качества регулирования</w:t>
       </w:r>
-      <w:bookmarkEnd w:id="11"/>
+      <w:bookmarkEnd w:id="12"/>
     </w:p>
     <w:p>
       <w:pPr>
@@ -4888,7 +4774,7 @@
 </file>
 
 <file path=word/endnotes.xml><?xml version="1.0" encoding="utf-8"?>
-<w:endnotes xmlns:wpc="http://schemas.microsoft.com/office/word/2010/wordprocessingCanvas" xmlns:cx="http://schemas.microsoft.com/office/drawing/2014/chartex" xmlns:cx1="http://schemas.microsoft.com/office/drawing/2015/9/8/chartex" xmlns:cx2="http://schemas.microsoft.com/office/drawing/2015/10/21/chartex" xmlns:cx3="http://schemas.microsoft.com/office/drawing/2016/5/9/chartex" xmlns:cx4="http://schemas.microsoft.com/office/drawing/2016/5/10/chartex" xmlns:cx5="http://schemas.microsoft.com/office/drawing/2016/5/11/chartex" xmlns:cx6="http://schemas.microsoft.com/office/drawing/2016/5/12/chartex" xmlns:cx7="http://schemas.microsoft.com/office/drawing/2016/5/13/chartex" xmlns:cx8="http://schemas.microsoft.com/office/drawing/2016/5/14/chartex" xmlns:mc="http://schemas.openxmlformats.org/markup-compatibility/2006" xmlns:aink="http://schemas.microsoft.com/office/drawing/2016/ink" xmlns:am3d="http://schemas.microsoft.com/office/drawing/2017/model3d" xmlns:o="urn:schemas-microsoft-com:office:office" xmlns:oel="http://schemas.microsoft.com/office/2019/extlst" xmlns:r="http://schemas.openxmlformats.org/officeDocument/2006/relationships" xmlns:m="http://schemas.openxmlformats.org/officeDocument/2006/math" xmlns:v="urn:schemas-microsoft-com:vml" xmlns:wp14="http://schemas.microsoft.com/office/word/2010/wordprocessingDrawing" xmlns:wp="http://schemas.openxmlformats.org/drawingml/2006/wordprocessingDrawing" xmlns:w10="urn:schemas-microsoft-com:office:word" xmlns:w="http://schemas.openxmlformats.org/wordprocessingml/2006/main" xmlns:w14="http://schemas.microsoft.com/office/word/2010/wordml" xmlns:w15="http://schemas.microsoft.com/office/word/2012/wordml" xmlns:w16cex="http://schemas.microsoft.com/office/word/2018/wordml/cex" xmlns:w16cid="http://schemas.microsoft.com/office/word/2016/wordml/cid" xmlns:w16="http://schemas.microsoft.com/office/word/2018/wordml" xmlns:w16sdtdh="http://schemas.microsoft.com/office/word/2020/wordml/sdtdatahash" xmlns:w16se="http://schemas.microsoft.com/office/word/2015/wordml/symex" xmlns:wpg="http://schemas.microsoft.com/office/word/2010/wordprocessingGroup" xmlns:wpi="http://schemas.microsoft.com/office/word/2010/wordprocessingInk" xmlns:wne="http://schemas.microsoft.com/office/word/2006/wordml" xmlns:wps="http://schemas.microsoft.com/office/word/2010/wordprocessingShape" mc:Ignorable="w14 w15 w16se w16cid w16 w16cex w16sdtdh wp14">
+<w:endnotes xmlns:wpc="http://schemas.microsoft.com/office/word/2010/wordprocessingCanvas" xmlns:cx="http://schemas.microsoft.com/office/drawing/2014/chartex" xmlns:cx1="http://schemas.microsoft.com/office/drawing/2015/9/8/chartex" xmlns:cx2="http://schemas.microsoft.com/office/drawing/2015/10/21/chartex" xmlns:cx3="http://schemas.microsoft.com/office/drawing/2016/5/9/chartex" xmlns:cx4="http://schemas.microsoft.com/office/drawing/2016/5/10/chartex" xmlns:cx5="http://schemas.microsoft.com/office/drawing/2016/5/11/chartex" xmlns:cx6="http://schemas.microsoft.com/office/drawing/2016/5/12/chartex" xmlns:cx7="http://schemas.microsoft.com/office/drawing/2016/5/13/chartex" xmlns:cx8="http://schemas.microsoft.com/office/drawing/2016/5/14/chartex" xmlns:mc="http://schemas.openxmlformats.org/markup-compatibility/2006" xmlns:aink="http://schemas.microsoft.com/office/drawing/2016/ink" xmlns:am3d="http://schemas.microsoft.com/office/drawing/2017/model3d" xmlns:o="urn:schemas-microsoft-com:office:office" xmlns:r="http://schemas.openxmlformats.org/officeDocument/2006/relationships" xmlns:m="http://schemas.openxmlformats.org/officeDocument/2006/math" xmlns:v="urn:schemas-microsoft-com:vml" xmlns:wp14="http://schemas.microsoft.com/office/word/2010/wordprocessingDrawing" xmlns:wp="http://schemas.openxmlformats.org/drawingml/2006/wordprocessingDrawing" xmlns:w10="urn:schemas-microsoft-com:office:word" xmlns:w="http://schemas.openxmlformats.org/wordprocessingml/2006/main" xmlns:w14="http://schemas.microsoft.com/office/word/2010/wordml" xmlns:w15="http://schemas.microsoft.com/office/word/2012/wordml" xmlns:w16cid="http://schemas.microsoft.com/office/word/2016/wordml/cid" xmlns:w16se="http://schemas.microsoft.com/office/word/2015/wordml/symex" xmlns:wpg="http://schemas.microsoft.com/office/word/2010/wordprocessingGroup" xmlns:wpi="http://schemas.microsoft.com/office/word/2010/wordprocessingInk" xmlns:wne="http://schemas.microsoft.com/office/word/2006/wordml" xmlns:wps="http://schemas.microsoft.com/office/word/2010/wordprocessingShape" mc:Ignorable="w14 w15 w16se w16cid wp14">
   <w:endnote w:type="separator" w:id="-1">
     <w:p>
       <w:r>
@@ -4907,7 +4793,7 @@
 </file>
 
 <file path=word/footer1.xml><?xml version="1.0" encoding="utf-8"?>
-<w:ftr xmlns:wpc="http://schemas.microsoft.com/office/word/2010/wordprocessingCanvas" xmlns:cx="http://schemas.microsoft.com/office/drawing/2014/chartex" xmlns:cx1="http://schemas.microsoft.com/office/drawing/2015/9/8/chartex" xmlns:cx2="http://schemas.microsoft.com/office/drawing/2015/10/21/chartex" xmlns:cx3="http://schemas.microsoft.com/office/drawing/2016/5/9/chartex" xmlns:cx4="http://schemas.microsoft.com/office/drawing/2016/5/10/chartex" xmlns:cx5="http://schemas.microsoft.com/office/drawing/2016/5/11/chartex" xmlns:cx6="http://schemas.microsoft.com/office/drawing/2016/5/12/chartex" xmlns:cx7="http://schemas.microsoft.com/office/drawing/2016/5/13/chartex" xmlns:cx8="http://schemas.microsoft.com/office/drawing/2016/5/14/chartex" xmlns:mc="http://schemas.openxmlformats.org/markup-compatibility/2006" xmlns:aink="http://schemas.microsoft.com/office/drawing/2016/ink" xmlns:am3d="http://schemas.microsoft.com/office/drawing/2017/model3d" xmlns:o="urn:schemas-microsoft-com:office:office" xmlns:oel="http://schemas.microsoft.com/office/2019/extlst" xmlns:r="http://schemas.openxmlformats.org/officeDocument/2006/relationships" xmlns:m="http://schemas.openxmlformats.org/officeDocument/2006/math" xmlns:v="urn:schemas-microsoft-com:vml" xmlns:wp14="http://schemas.microsoft.com/office/word/2010/wordprocessingDrawing" xmlns:wp="http://schemas.openxmlformats.org/drawingml/2006/wordprocessingDrawing" xmlns:w10="urn:schemas-microsoft-com:office:word" xmlns:w="http://schemas.openxmlformats.org/wordprocessingml/2006/main" xmlns:w14="http://schemas.microsoft.com/office/word/2010/wordml" xmlns:w15="http://schemas.microsoft.com/office/word/2012/wordml" xmlns:w16cex="http://schemas.microsoft.com/office/word/2018/wordml/cex" xmlns:w16cid="http://schemas.microsoft.com/office/word/2016/wordml/cid" xmlns:w16="http://schemas.microsoft.com/office/word/2018/wordml" xmlns:w16sdtdh="http://schemas.microsoft.com/office/word/2020/wordml/sdtdatahash" xmlns:w16se="http://schemas.microsoft.com/office/word/2015/wordml/symex" xmlns:wpg="http://schemas.microsoft.com/office/word/2010/wordprocessingGroup" xmlns:wpi="http://schemas.microsoft.com/office/word/2010/wordprocessingInk" xmlns:wne="http://schemas.microsoft.com/office/word/2006/wordml" xmlns:wps="http://schemas.microsoft.com/office/word/2010/wordprocessingShape" mc:Ignorable="w14 w15 w16se w16cid w16 w16cex w16sdtdh wp14">
+<w:ftr xmlns:wpc="http://schemas.microsoft.com/office/word/2010/wordprocessingCanvas" xmlns:cx="http://schemas.microsoft.com/office/drawing/2014/chartex" xmlns:cx1="http://schemas.microsoft.com/office/drawing/2015/9/8/chartex" xmlns:cx2="http://schemas.microsoft.com/office/drawing/2015/10/21/chartex" xmlns:cx3="http://schemas.microsoft.com/office/drawing/2016/5/9/chartex" xmlns:cx4="http://schemas.microsoft.com/office/drawing/2016/5/10/chartex" xmlns:cx5="http://schemas.microsoft.com/office/drawing/2016/5/11/chartex" xmlns:cx6="http://schemas.microsoft.com/office/drawing/2016/5/12/chartex" xmlns:cx7="http://schemas.microsoft.com/office/drawing/2016/5/13/chartex" xmlns:cx8="http://schemas.microsoft.com/office/drawing/2016/5/14/chartex" xmlns:mc="http://schemas.openxmlformats.org/markup-compatibility/2006" xmlns:aink="http://schemas.microsoft.com/office/drawing/2016/ink" xmlns:am3d="http://schemas.microsoft.com/office/drawing/2017/model3d" xmlns:o="urn:schemas-microsoft-com:office:office" xmlns:r="http://schemas.openxmlformats.org/officeDocument/2006/relationships" xmlns:m="http://schemas.openxmlformats.org/officeDocument/2006/math" xmlns:v="urn:schemas-microsoft-com:vml" xmlns:wp14="http://schemas.microsoft.com/office/word/2010/wordprocessingDrawing" xmlns:wp="http://schemas.openxmlformats.org/drawingml/2006/wordprocessingDrawing" xmlns:w10="urn:schemas-microsoft-com:office:word" xmlns:w="http://schemas.openxmlformats.org/wordprocessingml/2006/main" xmlns:w14="http://schemas.microsoft.com/office/word/2010/wordml" xmlns:w15="http://schemas.microsoft.com/office/word/2012/wordml" xmlns:w16cid="http://schemas.microsoft.com/office/word/2016/wordml/cid" xmlns:w16se="http://schemas.microsoft.com/office/word/2015/wordml/symex" xmlns:wpg="http://schemas.microsoft.com/office/word/2010/wordprocessingGroup" xmlns:wpi="http://schemas.microsoft.com/office/word/2010/wordprocessingInk" xmlns:wne="http://schemas.microsoft.com/office/word/2006/wordml" xmlns:wps="http://schemas.microsoft.com/office/word/2010/wordprocessingShape" mc:Ignorable="w14 w15 w16se w16cid wp14">
   <w:p>
     <w:pPr>
       <w:pStyle w:val="a3"/>
@@ -5010,7 +4896,7 @@
               <v:stroke joinstyle="miter"/>
               <v:path gradientshapeok="t" o:connecttype="rect"/>
             </v:shapetype>
-            <v:shape id="Textbox 1" o:spid="_x0000_s1026" type="#_x0000_t202" style="position:absolute;margin-left:310.55pt;margin-top:793.75pt;width:18.05pt;height:13.05pt;z-index:-251657216;visibility:visible;mso-wrap-style:square;mso-wrap-distance-left:0;mso-wrap-distance-top:0;mso-wrap-distance-right:0;mso-wrap-distance-bottom:0;mso-position-horizontal:absolute;mso-position-horizontal-relative:page;mso-position-vertical:absolute;mso-position-vertical-relative:page;v-text-anchor:top" o:gfxdata="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" filled="f" stroked="f">
+            <v:shape id="Textbox 1" o:spid="_x0000_s1026" type="#_x0000_t202" style="position:absolute;margin-left:310.55pt;margin-top:793.75pt;width:18.05pt;height:13.05pt;z-index:-251657216;visibility:visible;mso-wrap-style:square;mso-wrap-distance-left:0;mso-wrap-distance-top:0;mso-wrap-distance-right:0;mso-wrap-distance-bottom:0;mso-position-horizontal:absolute;mso-position-horizontal-relative:page;mso-position-vertical:absolute;mso-position-vertical-relative:page;v-text-anchor:top" o:gfxdata="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" filled="f" stroked="f">
               <v:textbox inset="0,0,0,0">
                 <w:txbxContent>
                   <w:p>
@@ -5070,7 +4956,7 @@
 </file>
 
 <file path=word/footer2.xml><?xml version="1.0" encoding="utf-8"?>
-<w:ftr xmlns:wpc="http://schemas.microsoft.com/office/word/2010/wordprocessingCanvas" xmlns:cx="http://schemas.microsoft.com/office/drawing/2014/chartex" xmlns:cx1="http://schemas.microsoft.com/office/drawing/2015/9/8/chartex" xmlns:cx2="http://schemas.microsoft.com/office/drawing/2015/10/21/chartex" xmlns:cx3="http://schemas.microsoft.com/office/drawing/2016/5/9/chartex" xmlns:cx4="http://schemas.microsoft.com/office/drawing/2016/5/10/chartex" xmlns:cx5="http://schemas.microsoft.com/office/drawing/2016/5/11/chartex" xmlns:cx6="http://schemas.microsoft.com/office/drawing/2016/5/12/chartex" xmlns:cx7="http://schemas.microsoft.com/office/drawing/2016/5/13/chartex" xmlns:cx8="http://schemas.microsoft.com/office/drawing/2016/5/14/chartex" xmlns:mc="http://schemas.openxmlformats.org/markup-compatibility/2006" xmlns:aink="http://schemas.microsoft.com/office/drawing/2016/ink" xmlns:am3d="http://schemas.microsoft.com/office/drawing/2017/model3d" xmlns:o="urn:schemas-microsoft-com:office:office" xmlns:oel="http://schemas.microsoft.com/office/2019/extlst" xmlns:r="http://schemas.openxmlformats.org/officeDocument/2006/relationships" xmlns:m="http://schemas.openxmlformats.org/officeDocument/2006/math" xmlns:v="urn:schemas-microsoft-com:vml" xmlns:wp14="http://schemas.microsoft.com/office/word/2010/wordprocessingDrawing" xmlns:wp="http://schemas.openxmlformats.org/drawingml/2006/wordprocessingDrawing" xmlns:w10="urn:schemas-microsoft-com:office:word" xmlns:w="http://schemas.openxmlformats.org/wordprocessingml/2006/main" xmlns:w14="http://schemas.microsoft.com/office/word/2010/wordml" xmlns:w15="http://schemas.microsoft.com/office/word/2012/wordml" xmlns:w16cex="http://schemas.microsoft.com/office/word/2018/wordml/cex" xmlns:w16cid="http://schemas.microsoft.com/office/word/2016/wordml/cid" xmlns:w16="http://schemas.microsoft.com/office/word/2018/wordml" xmlns:w16sdtdh="http://schemas.microsoft.com/office/word/2020/wordml/sdtdatahash" xmlns:w16se="http://schemas.microsoft.com/office/word/2015/wordml/symex" xmlns:wpg="http://schemas.microsoft.com/office/word/2010/wordprocessingGroup" xmlns:wpi="http://schemas.microsoft.com/office/word/2010/wordprocessingInk" xmlns:wne="http://schemas.microsoft.com/office/word/2006/wordml" xmlns:wps="http://schemas.microsoft.com/office/word/2010/wordprocessingShape" mc:Ignorable="w14 w15 w16se w16cid w16 w16cex w16sdtdh wp14">
+<w:ftr xmlns:wpc="http://schemas.microsoft.com/office/word/2010/wordprocessingCanvas" xmlns:cx="http://schemas.microsoft.com/office/drawing/2014/chartex" xmlns:cx1="http://schemas.microsoft.com/office/drawing/2015/9/8/chartex" xmlns:cx2="http://schemas.microsoft.com/office/drawing/2015/10/21/chartex" xmlns:cx3="http://schemas.microsoft.com/office/drawing/2016/5/9/chartex" xmlns:cx4="http://schemas.microsoft.com/office/drawing/2016/5/10/chartex" xmlns:cx5="http://schemas.microsoft.com/office/drawing/2016/5/11/chartex" xmlns:cx6="http://schemas.microsoft.com/office/drawing/2016/5/12/chartex" xmlns:cx7="http://schemas.microsoft.com/office/drawing/2016/5/13/chartex" xmlns:cx8="http://schemas.microsoft.com/office/drawing/2016/5/14/chartex" xmlns:mc="http://schemas.openxmlformats.org/markup-compatibility/2006" xmlns:aink="http://schemas.microsoft.com/office/drawing/2016/ink" xmlns:am3d="http://schemas.microsoft.com/office/drawing/2017/model3d" xmlns:o="urn:schemas-microsoft-com:office:office" xmlns:r="http://schemas.openxmlformats.org/officeDocument/2006/relationships" xmlns:m="http://schemas.openxmlformats.org/officeDocument/2006/math" xmlns:v="urn:schemas-microsoft-com:vml" xmlns:wp14="http://schemas.microsoft.com/office/word/2010/wordprocessingDrawing" xmlns:wp="http://schemas.openxmlformats.org/drawingml/2006/wordprocessingDrawing" xmlns:w10="urn:schemas-microsoft-com:office:word" xmlns:w="http://schemas.openxmlformats.org/wordprocessingml/2006/main" xmlns:w14="http://schemas.microsoft.com/office/word/2010/wordml" xmlns:w15="http://schemas.microsoft.com/office/word/2012/wordml" xmlns:w16cid="http://schemas.microsoft.com/office/word/2016/wordml/cid" xmlns:w16se="http://schemas.microsoft.com/office/word/2015/wordml/symex" xmlns:wpg="http://schemas.microsoft.com/office/word/2010/wordprocessingGroup" xmlns:wpi="http://schemas.microsoft.com/office/word/2010/wordprocessingInk" xmlns:wne="http://schemas.microsoft.com/office/word/2006/wordml" xmlns:wps="http://schemas.microsoft.com/office/word/2010/wordprocessingShape" mc:Ignorable="w14 w15 w16se w16cid wp14">
   <w:sdt>
     <w:sdtPr>
       <w:rPr>
@@ -5082,6 +4968,11 @@
         <w:docPartUnique/>
       </w:docPartObj>
     </w:sdtPr>
+    <w:sdtEndPr>
+      <w:rPr>
+        <w:rStyle w:val="a4"/>
+      </w:rPr>
+    </w:sdtEndPr>
     <w:sdtContent>
       <w:p>
         <w:pPr>
@@ -5122,7 +5013,7 @@
 </file>
 
 <file path=word/footer3.xml><?xml version="1.0" encoding="utf-8"?>
-<w:ftr xmlns:wpc="http://schemas.microsoft.com/office/word/2010/wordprocessingCanvas" xmlns:cx="http://schemas.microsoft.com/office/drawing/2014/chartex" xmlns:cx1="http://schemas.microsoft.com/office/drawing/2015/9/8/chartex" xmlns:cx2="http://schemas.microsoft.com/office/drawing/2015/10/21/chartex" xmlns:cx3="http://schemas.microsoft.com/office/drawing/2016/5/9/chartex" xmlns:cx4="http://schemas.microsoft.com/office/drawing/2016/5/10/chartex" xmlns:cx5="http://schemas.microsoft.com/office/drawing/2016/5/11/chartex" xmlns:cx6="http://schemas.microsoft.com/office/drawing/2016/5/12/chartex" xmlns:cx7="http://schemas.microsoft.com/office/drawing/2016/5/13/chartex" xmlns:cx8="http://schemas.microsoft.com/office/drawing/2016/5/14/chartex" xmlns:mc="http://schemas.openxmlformats.org/markup-compatibility/2006" xmlns:aink="http://schemas.microsoft.com/office/drawing/2016/ink" xmlns:am3d="http://schemas.microsoft.com/office/drawing/2017/model3d" xmlns:o="urn:schemas-microsoft-com:office:office" xmlns:oel="http://schemas.microsoft.com/office/2019/extlst" xmlns:r="http://schemas.openxmlformats.org/officeDocument/2006/relationships" xmlns:m="http://schemas.openxmlformats.org/officeDocument/2006/math" xmlns:v="urn:schemas-microsoft-com:vml" xmlns:wp14="http://schemas.microsoft.com/office/word/2010/wordprocessingDrawing" xmlns:wp="http://schemas.openxmlformats.org/drawingml/2006/wordprocessingDrawing" xmlns:w10="urn:schemas-microsoft-com:office:word" xmlns:w="http://schemas.openxmlformats.org/wordprocessingml/2006/main" xmlns:w14="http://schemas.microsoft.com/office/word/2010/wordml" xmlns:w15="http://schemas.microsoft.com/office/word/2012/wordml" xmlns:w16cex="http://schemas.microsoft.com/office/word/2018/wordml/cex" xmlns:w16cid="http://schemas.microsoft.com/office/word/2016/wordml/cid" xmlns:w16="http://schemas.microsoft.com/office/word/2018/wordml" xmlns:w16sdtdh="http://schemas.microsoft.com/office/word/2020/wordml/sdtdatahash" xmlns:w16se="http://schemas.microsoft.com/office/word/2015/wordml/symex" xmlns:wpg="http://schemas.microsoft.com/office/word/2010/wordprocessingGroup" xmlns:wpi="http://schemas.microsoft.com/office/word/2010/wordprocessingInk" xmlns:wne="http://schemas.microsoft.com/office/word/2006/wordml" xmlns:wps="http://schemas.microsoft.com/office/word/2010/wordprocessingShape" mc:Ignorable="w14 w15 w16se w16cid w16 w16cex w16sdtdh wp14">
+<w:ftr xmlns:wpc="http://schemas.microsoft.com/office/word/2010/wordprocessingCanvas" xmlns:cx="http://schemas.microsoft.com/office/drawing/2014/chartex" xmlns:cx1="http://schemas.microsoft.com/office/drawing/2015/9/8/chartex" xmlns:cx2="http://schemas.microsoft.com/office/drawing/2015/10/21/chartex" xmlns:cx3="http://schemas.microsoft.com/office/drawing/2016/5/9/chartex" xmlns:cx4="http://schemas.microsoft.com/office/drawing/2016/5/10/chartex" xmlns:cx5="http://schemas.microsoft.com/office/drawing/2016/5/11/chartex" xmlns:cx6="http://schemas.microsoft.com/office/drawing/2016/5/12/chartex" xmlns:cx7="http://schemas.microsoft.com/office/drawing/2016/5/13/chartex" xmlns:cx8="http://schemas.microsoft.com/office/drawing/2016/5/14/chartex" xmlns:mc="http://schemas.openxmlformats.org/markup-compatibility/2006" xmlns:aink="http://schemas.microsoft.com/office/drawing/2016/ink" xmlns:am3d="http://schemas.microsoft.com/office/drawing/2017/model3d" xmlns:o="urn:schemas-microsoft-com:office:office" xmlns:r="http://schemas.openxmlformats.org/officeDocument/2006/relationships" xmlns:m="http://schemas.openxmlformats.org/officeDocument/2006/math" xmlns:v="urn:schemas-microsoft-com:vml" xmlns:wp14="http://schemas.microsoft.com/office/word/2010/wordprocessingDrawing" xmlns:wp="http://schemas.openxmlformats.org/drawingml/2006/wordprocessingDrawing" xmlns:w10="urn:schemas-microsoft-com:office:word" xmlns:w="http://schemas.openxmlformats.org/wordprocessingml/2006/main" xmlns:w14="http://schemas.microsoft.com/office/word/2010/wordml" xmlns:w15="http://schemas.microsoft.com/office/word/2012/wordml" xmlns:w16cid="http://schemas.microsoft.com/office/word/2016/wordml/cid" xmlns:w16se="http://schemas.microsoft.com/office/word/2015/wordml/symex" xmlns:wpg="http://schemas.microsoft.com/office/word/2010/wordprocessingGroup" xmlns:wpi="http://schemas.microsoft.com/office/word/2010/wordprocessingInk" xmlns:wne="http://schemas.microsoft.com/office/word/2006/wordml" xmlns:wps="http://schemas.microsoft.com/office/word/2010/wordprocessingShape" mc:Ignorable="w14 w15 w16se w16cid wp14">
   <w:sdt>
     <w:sdtPr>
       <w:rPr>
@@ -5134,6 +5025,11 @@
         <w:docPartUnique/>
       </w:docPartObj>
     </w:sdtPr>
+    <w:sdtEndPr>
+      <w:rPr>
+        <w:rStyle w:val="a4"/>
+      </w:rPr>
+    </w:sdtEndPr>
     <w:sdtContent>
       <w:p>
         <w:pPr>
@@ -5187,7 +5083,7 @@
 </file>
 
 <file path=word/footnotes.xml><?xml version="1.0" encoding="utf-8"?>
-<w:footnotes xmlns:wpc="http://schemas.microsoft.com/office/word/2010/wordprocessingCanvas" xmlns:cx="http://schemas.microsoft.com/office/drawing/2014/chartex" xmlns:cx1="http://schemas.microsoft.com/office/drawing/2015/9/8/chartex" xmlns:cx2="http://schemas.microsoft.com/office/drawing/2015/10/21/chartex" xmlns:cx3="http://schemas.microsoft.com/office/drawing/2016/5/9/chartex" xmlns:cx4="http://schemas.microsoft.com/office/drawing/2016/5/10/chartex" xmlns:cx5="http://schemas.microsoft.com/office/drawing/2016/5/11/chartex" xmlns:cx6="http://schemas.microsoft.com/office/drawing/2016/5/12/chartex" xmlns:cx7="http://schemas.microsoft.com/office/drawing/2016/5/13/chartex" xmlns:cx8="http://schemas.microsoft.com/office/drawing/2016/5/14/chartex" xmlns:mc="http://schemas.openxmlformats.org/markup-compatibility/2006" xmlns:aink="http://schemas.microsoft.com/office/drawing/2016/ink" xmlns:am3d="http://schemas.microsoft.com/office/drawing/2017/model3d" xmlns:o="urn:schemas-microsoft-com:office:office" xmlns:oel="http://schemas.microsoft.com/office/2019/extlst" xmlns:r="http://schemas.openxmlformats.org/officeDocument/2006/relationships" xmlns:m="http://schemas.openxmlformats.org/officeDocument/2006/math" xmlns:v="urn:schemas-microsoft-com:vml" xmlns:wp14="http://schemas.microsoft.com/office/word/2010/wordprocessingDrawing" xmlns:wp="http://schemas.openxmlformats.org/drawingml/2006/wordprocessingDrawing" xmlns:w10="urn:schemas-microsoft-com:office:word" xmlns:w="http://schemas.openxmlformats.org/wordprocessingml/2006/main" xmlns:w14="http://schemas.microsoft.com/office/word/2010/wordml" xmlns:w15="http://schemas.microsoft.com/office/word/2012/wordml" xmlns:w16cex="http://schemas.microsoft.com/office/word/2018/wordml/cex" xmlns:w16cid="http://schemas.microsoft.com/office/word/2016/wordml/cid" xmlns:w16="http://schemas.microsoft.com/office/word/2018/wordml" xmlns:w16sdtdh="http://schemas.microsoft.com/office/word/2020/wordml/sdtdatahash" xmlns:w16se="http://schemas.microsoft.com/office/word/2015/wordml/symex" xmlns:wpg="http://schemas.microsoft.com/office/word/2010/wordprocessingGroup" xmlns:wpi="http://schemas.microsoft.com/office/word/2010/wordprocessingInk" xmlns:wne="http://schemas.microsoft.com/office/word/2006/wordml" xmlns:wps="http://schemas.microsoft.com/office/word/2010/wordprocessingShape" mc:Ignorable="w14 w15 w16se w16cid w16 w16cex w16sdtdh wp14">
+<w:footnotes xmlns:wpc="http://schemas.microsoft.com/office/word/2010/wordprocessingCanvas" xmlns:cx="http://schemas.microsoft.com/office/drawing/2014/chartex" xmlns:cx1="http://schemas.microsoft.com/office/drawing/2015/9/8/chartex" xmlns:cx2="http://schemas.microsoft.com/office/drawing/2015/10/21/chartex" xmlns:cx3="http://schemas.microsoft.com/office/drawing/2016/5/9/chartex" xmlns:cx4="http://schemas.microsoft.com/office/drawing/2016/5/10/chartex" xmlns:cx5="http://schemas.microsoft.com/office/drawing/2016/5/11/chartex" xmlns:cx6="http://schemas.microsoft.com/office/drawing/2016/5/12/chartex" xmlns:cx7="http://schemas.microsoft.com/office/drawing/2016/5/13/chartex" xmlns:cx8="http://schemas.microsoft.com/office/drawing/2016/5/14/chartex" xmlns:mc="http://schemas.openxmlformats.org/markup-compatibility/2006" xmlns:aink="http://schemas.microsoft.com/office/drawing/2016/ink" xmlns:am3d="http://schemas.microsoft.com/office/drawing/2017/model3d" xmlns:o="urn:schemas-microsoft-com:office:office" xmlns:r="http://schemas.openxmlformats.org/officeDocument/2006/relationships" xmlns:m="http://schemas.openxmlformats.org/officeDocument/2006/math" xmlns:v="urn:schemas-microsoft-com:vml" xmlns:wp14="http://schemas.microsoft.com/office/word/2010/wordprocessingDrawing" xmlns:wp="http://schemas.openxmlformats.org/drawingml/2006/wordprocessingDrawing" xmlns:w10="urn:schemas-microsoft-com:office:word" xmlns:w="http://schemas.openxmlformats.org/wordprocessingml/2006/main" xmlns:w14="http://schemas.microsoft.com/office/word/2010/wordml" xmlns:w15="http://schemas.microsoft.com/office/word/2012/wordml" xmlns:w16cid="http://schemas.microsoft.com/office/word/2016/wordml/cid" xmlns:w16se="http://schemas.microsoft.com/office/word/2015/wordml/symex" xmlns:wpg="http://schemas.microsoft.com/office/word/2010/wordprocessingGroup" xmlns:wpi="http://schemas.microsoft.com/office/word/2010/wordprocessingInk" xmlns:wne="http://schemas.microsoft.com/office/word/2006/wordml" xmlns:wps="http://schemas.microsoft.com/office/word/2010/wordprocessingShape" mc:Ignorable="w14 w15 w16se w16cid wp14">
   <w:footnote w:type="separator" w:id="-1">
     <w:p>
       <w:r>
@@ -5206,7 +5102,7 @@
 </file>
 
 <file path=word/numbering.xml><?xml version="1.0" encoding="utf-8"?>
-<w:numbering xmlns:wpc="http://schemas.microsoft.com/office/word/2010/wordprocessingCanvas" xmlns:cx="http://schemas.microsoft.com/office/drawing/2014/chartex" xmlns:cx1="http://schemas.microsoft.com/office/drawing/2015/9/8/chartex" xmlns:cx2="http://schemas.microsoft.com/office/drawing/2015/10/21/chartex" xmlns:cx3="http://schemas.microsoft.com/office/drawing/2016/5/9/chartex" xmlns:cx4="http://schemas.microsoft.com/office/drawing/2016/5/10/chartex" xmlns:cx5="http://schemas.microsoft.com/office/drawing/2016/5/11/chartex" xmlns:cx6="http://schemas.microsoft.com/office/drawing/2016/5/12/chartex" xmlns:cx7="http://schemas.microsoft.com/office/drawing/2016/5/13/chartex" xmlns:cx8="http://schemas.microsoft.com/office/drawing/2016/5/14/chartex" xmlns:mc="http://schemas.openxmlformats.org/markup-compatibility/2006" xmlns:aink="http://schemas.microsoft.com/office/drawing/2016/ink" xmlns:am3d="http://schemas.microsoft.com/office/drawing/2017/model3d" xmlns:o="urn:schemas-microsoft-com:office:office" xmlns:oel="http://schemas.microsoft.com/office/2019/extlst" xmlns:r="http://schemas.openxmlformats.org/officeDocument/2006/relationships" xmlns:m="http://schemas.openxmlformats.org/officeDocument/2006/math" xmlns:v="urn:schemas-microsoft-com:vml" xmlns:wp14="http://schemas.microsoft.com/office/word/2010/wordprocessingDrawing" xmlns:wp="http://schemas.openxmlformats.org/drawingml/2006/wordprocessingDrawing" xmlns:w10="urn:schemas-microsoft-com:office:word" xmlns:w="http://schemas.openxmlformats.org/wordprocessingml/2006/main" xmlns:w14="http://schemas.microsoft.com/office/word/2010/wordml" xmlns:w15="http://schemas.microsoft.com/office/word/2012/wordml" xmlns:w16cex="http://schemas.microsoft.com/office/word/2018/wordml/cex" xmlns:w16cid="http://schemas.microsoft.com/office/word/2016/wordml/cid" xmlns:w16="http://schemas.microsoft.com/office/word/2018/wordml" xmlns:w16sdtdh="http://schemas.microsoft.com/office/word/2020/wordml/sdtdatahash" xmlns:w16se="http://schemas.microsoft.com/office/word/2015/wordml/symex" xmlns:wpg="http://schemas.microsoft.com/office/word/2010/wordprocessingGroup" xmlns:wpi="http://schemas.microsoft.com/office/word/2010/wordprocessingInk" xmlns:wne="http://schemas.microsoft.com/office/word/2006/wordml" xmlns:wps="http://schemas.microsoft.com/office/word/2010/wordprocessingShape" mc:Ignorable="w14 w15 w16se w16cid w16 w16cex w16sdtdh wp14">
+<w:numbering xmlns:wpc="http://schemas.microsoft.com/office/word/2010/wordprocessingCanvas" xmlns:cx="http://schemas.microsoft.com/office/drawing/2014/chartex" xmlns:cx1="http://schemas.microsoft.com/office/drawing/2015/9/8/chartex" xmlns:cx2="http://schemas.microsoft.com/office/drawing/2015/10/21/chartex" xmlns:cx3="http://schemas.microsoft.com/office/drawing/2016/5/9/chartex" xmlns:cx4="http://schemas.microsoft.com/office/drawing/2016/5/10/chartex" xmlns:cx5="http://schemas.microsoft.com/office/drawing/2016/5/11/chartex" xmlns:cx6="http://schemas.microsoft.com/office/drawing/2016/5/12/chartex" xmlns:cx7="http://schemas.microsoft.com/office/drawing/2016/5/13/chartex" xmlns:cx8="http://schemas.microsoft.com/office/drawing/2016/5/14/chartex" xmlns:mc="http://schemas.openxmlformats.org/markup-compatibility/2006" xmlns:aink="http://schemas.microsoft.com/office/drawing/2016/ink" xmlns:am3d="http://schemas.microsoft.com/office/drawing/2017/model3d" xmlns:o="urn:schemas-microsoft-com:office:office" xmlns:r="http://schemas.openxmlformats.org/officeDocument/2006/relationships" xmlns:m="http://schemas.openxmlformats.org/officeDocument/2006/math" xmlns:v="urn:schemas-microsoft-com:vml" xmlns:wp14="http://schemas.microsoft.com/office/word/2010/wordprocessingDrawing" xmlns:wp="http://schemas.openxmlformats.org/drawingml/2006/wordprocessingDrawing" xmlns:w10="urn:schemas-microsoft-com:office:word" xmlns:w="http://schemas.openxmlformats.org/wordprocessingml/2006/main" xmlns:w14="http://schemas.microsoft.com/office/word/2010/wordml" xmlns:w15="http://schemas.microsoft.com/office/word/2012/wordml" xmlns:w16cid="http://schemas.microsoft.com/office/word/2016/wordml/cid" xmlns:w16se="http://schemas.microsoft.com/office/word/2015/wordml/symex" xmlns:wpg="http://schemas.microsoft.com/office/word/2010/wordprocessingGroup" xmlns:wpi="http://schemas.microsoft.com/office/word/2010/wordprocessingInk" xmlns:wne="http://schemas.microsoft.com/office/word/2006/wordml" xmlns:wps="http://schemas.microsoft.com/office/word/2010/wordprocessingShape" mc:Ignorable="w14 w15 w16se w16cid wp14">
   <w:abstractNum w:abstractNumId="0" w15:restartNumberingAfterBreak="0">
     <w:nsid w:val="0AA1023D"/>
     <w:multiLevelType w:val="multilevel"/>
@@ -6071,16 +5967,16 @@
       </w:rPr>
     </w:lvl>
   </w:abstractNum>
-  <w:num w:numId="1" w16cid:durableId="1515455015">
+  <w:num w:numId="1">
     <w:abstractNumId w:val="5"/>
   </w:num>
-  <w:num w:numId="2" w16cid:durableId="1595166898">
+  <w:num w:numId="2">
     <w:abstractNumId w:val="1"/>
   </w:num>
-  <w:num w:numId="3" w16cid:durableId="1676685908">
+  <w:num w:numId="3">
     <w:abstractNumId w:val="4"/>
   </w:num>
-  <w:num w:numId="4" w16cid:durableId="1816490189">
+  <w:num w:numId="4">
     <w:abstractNumId w:val="3"/>
     <w:lvlOverride w:ilvl="0">
       <w:lvl w:ilvl="0">
@@ -6100,7 +5996,7 @@
       </w:lvl>
     </w:lvlOverride>
   </w:num>
-  <w:num w:numId="5" w16cid:durableId="1728407954">
+  <w:num w:numId="5">
     <w:abstractNumId w:val="3"/>
     <w:lvlOverride w:ilvl="0">
       <w:lvl w:ilvl="0">
@@ -6120,7 +6016,7 @@
       </w:lvl>
     </w:lvlOverride>
   </w:num>
-  <w:num w:numId="6" w16cid:durableId="1199777170">
+  <w:num w:numId="6">
     <w:abstractNumId w:val="3"/>
     <w:lvlOverride w:ilvl="0">
       <w:lvl w:ilvl="0">
@@ -6140,7 +6036,7 @@
       </w:lvl>
     </w:lvlOverride>
   </w:num>
-  <w:num w:numId="7" w16cid:durableId="34238228">
+  <w:num w:numId="7">
     <w:abstractNumId w:val="3"/>
     <w:lvlOverride w:ilvl="0">
       <w:lvl w:ilvl="0">
@@ -6160,7 +6056,7 @@
       </w:lvl>
     </w:lvlOverride>
   </w:num>
-  <w:num w:numId="8" w16cid:durableId="1563326658">
+  <w:num w:numId="8">
     <w:abstractNumId w:val="6"/>
     <w:lvlOverride w:ilvl="0">
       <w:lvl w:ilvl="0">
@@ -6180,7 +6076,7 @@
       </w:lvl>
     </w:lvlOverride>
   </w:num>
-  <w:num w:numId="9" w16cid:durableId="1878733438">
+  <w:num w:numId="9">
     <w:abstractNumId w:val="6"/>
     <w:lvlOverride w:ilvl="0">
       <w:lvl w:ilvl="0">
@@ -6200,7 +6096,7 @@
       </w:lvl>
     </w:lvlOverride>
   </w:num>
-  <w:num w:numId="10" w16cid:durableId="890271608">
+  <w:num w:numId="10">
     <w:abstractNumId w:val="6"/>
     <w:lvlOverride w:ilvl="0">
       <w:lvl w:ilvl="0">
@@ -6220,7 +6116,7 @@
       </w:lvl>
     </w:lvlOverride>
   </w:num>
-  <w:num w:numId="11" w16cid:durableId="846752175">
+  <w:num w:numId="11">
     <w:abstractNumId w:val="6"/>
     <w:lvlOverride w:ilvl="0">
       <w:lvl w:ilvl="0">
@@ -6240,7 +6136,7 @@
       </w:lvl>
     </w:lvlOverride>
   </w:num>
-  <w:num w:numId="12" w16cid:durableId="700545887">
+  <w:num w:numId="12">
     <w:abstractNumId w:val="2"/>
     <w:lvlOverride w:ilvl="0">
       <w:lvl w:ilvl="0">
@@ -6260,7 +6156,7 @@
       </w:lvl>
     </w:lvlOverride>
   </w:num>
-  <w:num w:numId="13" w16cid:durableId="517044549">
+  <w:num w:numId="13">
     <w:abstractNumId w:val="2"/>
     <w:lvlOverride w:ilvl="0">
       <w:lvl w:ilvl="0">
@@ -6280,7 +6176,7 @@
       </w:lvl>
     </w:lvlOverride>
   </w:num>
-  <w:num w:numId="14" w16cid:durableId="1731416819">
+  <w:num w:numId="14">
     <w:abstractNumId w:val="2"/>
     <w:lvlOverride w:ilvl="0">
       <w:lvl w:ilvl="0">
@@ -6300,7 +6196,7 @@
       </w:lvl>
     </w:lvlOverride>
   </w:num>
-  <w:num w:numId="15" w16cid:durableId="737747406">
+  <w:num w:numId="15">
     <w:abstractNumId w:val="2"/>
     <w:lvlOverride w:ilvl="0">
       <w:lvl w:ilvl="0">
@@ -6320,7 +6216,7 @@
       </w:lvl>
     </w:lvlOverride>
   </w:num>
-  <w:num w:numId="16" w16cid:durableId="519508801">
+  <w:num w:numId="16">
     <w:abstractNumId w:val="2"/>
     <w:lvlOverride w:ilvl="0">
       <w:lvl w:ilvl="0">
@@ -6340,7 +6236,7 @@
       </w:lvl>
     </w:lvlOverride>
   </w:num>
-  <w:num w:numId="17" w16cid:durableId="43255635">
+  <w:num w:numId="17">
     <w:abstractNumId w:val="2"/>
     <w:lvlOverride w:ilvl="0">
       <w:lvl w:ilvl="0">
@@ -6360,7 +6256,7 @@
       </w:lvl>
     </w:lvlOverride>
   </w:num>
-  <w:num w:numId="18" w16cid:durableId="2097747743">
+  <w:num w:numId="18">
     <w:abstractNumId w:val="2"/>
     <w:lvlOverride w:ilvl="0">
       <w:lvl w:ilvl="0">
@@ -6380,7 +6276,7 @@
       </w:lvl>
     </w:lvlOverride>
   </w:num>
-  <w:num w:numId="19" w16cid:durableId="1547060583">
+  <w:num w:numId="19">
     <w:abstractNumId w:val="0"/>
     <w:lvlOverride w:ilvl="0">
       <w:lvl w:ilvl="0">
@@ -6400,7 +6296,7 @@
       </w:lvl>
     </w:lvlOverride>
   </w:num>
-  <w:num w:numId="20" w16cid:durableId="1157917527">
+  <w:num w:numId="20">
     <w:abstractNumId w:val="0"/>
     <w:lvlOverride w:ilvl="0">
       <w:lvl w:ilvl="0">
@@ -6420,7 +6316,7 @@
       </w:lvl>
     </w:lvlOverride>
   </w:num>
-  <w:num w:numId="21" w16cid:durableId="1590507738">
+  <w:num w:numId="21">
     <w:abstractNumId w:val="0"/>
     <w:lvlOverride w:ilvl="0">
       <w:lvl w:ilvl="0">
@@ -6440,7 +6336,7 @@
       </w:lvl>
     </w:lvlOverride>
   </w:num>
-  <w:num w:numId="22" w16cid:durableId="1537355591">
+  <w:num w:numId="22">
     <w:abstractNumId w:val="0"/>
     <w:lvlOverride w:ilvl="0">
       <w:lvl w:ilvl="0">
@@ -6460,7 +6356,7 @@
       </w:lvl>
     </w:lvlOverride>
   </w:num>
-  <w:num w:numId="23" w16cid:durableId="575475345">
+  <w:num w:numId="23">
     <w:abstractNumId w:val="0"/>
     <w:lvlOverride w:ilvl="0">
       <w:lvl w:ilvl="0">
@@ -6480,7 +6376,7 @@
       </w:lvl>
     </w:lvlOverride>
   </w:num>
-  <w:num w:numId="24" w16cid:durableId="1782216342">
+  <w:num w:numId="24">
     <w:abstractNumId w:val="0"/>
     <w:lvlOverride w:ilvl="0">
       <w:lvl w:ilvl="0">
@@ -6500,7 +6396,7 @@
       </w:lvl>
     </w:lvlOverride>
   </w:num>
-  <w:num w:numId="25" w16cid:durableId="441729557">
+  <w:num w:numId="25">
     <w:abstractNumId w:val="0"/>
     <w:lvlOverride w:ilvl="0">
       <w:lvl w:ilvl="0">
@@ -6524,7 +6420,7 @@
 </file>
 
 <file path=word/styles.xml><?xml version="1.0" encoding="utf-8"?>
-<w:styles xmlns:mc="http://schemas.openxmlformats.org/markup-compatibility/2006" xmlns:r="http://schemas.openxmlformats.org/officeDocument/2006/relationships" xmlns:w="http://schemas.openxmlformats.org/wordprocessingml/2006/main" xmlns:w14="http://schemas.microsoft.com/office/word/2010/wordml" xmlns:w15="http://schemas.microsoft.com/office/word/2012/wordml" xmlns:w16cex="http://schemas.microsoft.com/office/word/2018/wordml/cex" xmlns:w16cid="http://schemas.microsoft.com/office/word/2016/wordml/cid" xmlns:w16="http://schemas.microsoft.com/office/word/2018/wordml" xmlns:w16sdtdh="http://schemas.microsoft.com/office/word/2020/wordml/sdtdatahash" xmlns:w16se="http://schemas.microsoft.com/office/word/2015/wordml/symex" mc:Ignorable="w14 w15 w16se w16cid w16 w16cex w16sdtdh">
+<w:styles xmlns:mc="http://schemas.openxmlformats.org/markup-compatibility/2006" xmlns:r="http://schemas.openxmlformats.org/officeDocument/2006/relationships" xmlns:w="http://schemas.openxmlformats.org/wordprocessingml/2006/main" xmlns:w14="http://schemas.microsoft.com/office/word/2010/wordml" xmlns:w15="http://schemas.microsoft.com/office/word/2012/wordml" xmlns:w16cid="http://schemas.microsoft.com/office/word/2016/wordml/cid" xmlns:w16se="http://schemas.microsoft.com/office/word/2015/wordml/symex" mc:Ignorable="w14 w15 w16se w16cid">
   <w:docDefaults>
     <w:rPrDefault>
       <w:rPr>
@@ -6534,7 +6430,7 @@
     </w:rPrDefault>
     <w:pPrDefault/>
   </w:docDefaults>
-  <w:latentStyles w:defLockedState="0" w:defUIPriority="0" w:defSemiHidden="0" w:defUnhideWhenUsed="0" w:defQFormat="0" w:count="376">
+  <w:latentStyles w:defLockedState="0" w:defUIPriority="0" w:defSemiHidden="0" w:defUnhideWhenUsed="0" w:defQFormat="0" w:count="375">
     <w:lsdException w:name="Normal" w:qFormat="1"/>
     <w:lsdException w:name="heading 1" w:uiPriority="9" w:qFormat="1"/>
     <w:lsdException w:name="heading 2" w:semiHidden="1" w:unhideWhenUsed="1" w:qFormat="1"/>
@@ -6817,7 +6713,6 @@
     <w:lsdException w:name="Smart Hyperlink" w:semiHidden="1" w:uiPriority="99" w:unhideWhenUsed="1"/>
     <w:lsdException w:name="Hashtag" w:semiHidden="1" w:uiPriority="99" w:unhideWhenUsed="1"/>
     <w:lsdException w:name="Unresolved Mention" w:semiHidden="1" w:uiPriority="99" w:unhideWhenUsed="1"/>
-    <w:lsdException w:name="Smart Link" w:semiHidden="1" w:uiPriority="99" w:unhideWhenUsed="1"/>
   </w:latentStyles>
   <w:style w:type="paragraph" w:default="1" w:styleId="a">
     <w:name w:val="Normal"/>
@@ -6856,6 +6751,7 @@
   <w:style w:type="character" w:default="1" w:styleId="a0">
     <w:name w:val="Default Paragraph Font"/>
     <w:uiPriority w:val="1"/>
+    <w:semiHidden/>
     <w:unhideWhenUsed/>
   </w:style>
   <w:style w:type="table" w:default="1" w:styleId="a1">
@@ -7401,7 +7297,7 @@
 </file>
 
 <file path=customXml/itemProps1.xml><?xml version="1.0" encoding="utf-8"?>
-<ds:datastoreItem xmlns:ds="http://schemas.openxmlformats.org/officeDocument/2006/customXml" ds:itemID="{79240BD4-A670-4993-9DEC-AF3CC9958071}">
+<ds:datastoreItem xmlns:ds="http://schemas.openxmlformats.org/officeDocument/2006/customXml" ds:itemID="{F79F959D-E3CD-40DE-8051-0069F16CEECE}">
   <ds:schemaRefs>
     <ds:schemaRef ds:uri="http://schemas.openxmlformats.org/officeDocument/2006/bibliography"/>
   </ds:schemaRefs>

--- a/5_semester/Основы ТУ/ОТУ-1лаб-1вар.docx
+++ b/5_semester/Основы ТУ/ОТУ-1лаб-1вар.docx
@@ -1741,8 +1741,6 @@
             <w:fldChar w:fldCharType="end"/>
           </w:r>
         </w:p>
-        <w:bookmarkStart w:id="2" w:name="_GoBack" w:displacedByCustomXml="next"/>
-        <w:bookmarkEnd w:id="2" w:displacedByCustomXml="next"/>
       </w:sdtContent>
     </w:sdt>
     <w:p>
@@ -1753,7 +1751,7 @@
           <w:szCs w:val="28"/>
         </w:rPr>
       </w:pPr>
-      <w:bookmarkStart w:id="3" w:name="_Toc145966784"/>
+      <w:bookmarkStart w:id="2" w:name="_Toc145966784"/>
       <w:r>
         <w:rPr>
           <w:sz w:val="28"/>
@@ -1774,7 +1772,7 @@
           <w:szCs w:val="28"/>
         </w:rPr>
       </w:pPr>
-      <w:bookmarkStart w:id="4" w:name="_Toc210654074"/>
+      <w:bookmarkStart w:id="3" w:name="_Toc210654074"/>
       <w:r>
         <w:rPr>
           <w:b/>
@@ -1785,7 +1783,7 @@
         <w:lastRenderedPageBreak/>
         <w:t xml:space="preserve">1 </w:t>
       </w:r>
-      <w:bookmarkEnd w:id="3"/>
+      <w:bookmarkEnd w:id="2"/>
       <w:r>
         <w:rPr>
           <w:b/>
@@ -1795,7 +1793,7 @@
         </w:rPr>
         <w:t>Цель работы</w:t>
       </w:r>
-      <w:bookmarkEnd w:id="4"/>
+      <w:bookmarkEnd w:id="3"/>
     </w:p>
     <w:p>
       <w:pPr>
@@ -1910,8 +1908,8 @@
           <w:szCs w:val="28"/>
         </w:rPr>
       </w:pPr>
-      <w:bookmarkStart w:id="5" w:name="_Toc210654075"/>
-      <w:bookmarkStart w:id="6" w:name="_Toc145966786"/>
+      <w:bookmarkStart w:id="4" w:name="_Toc210654075"/>
+      <w:bookmarkStart w:id="5" w:name="_Toc145966786"/>
       <w:r>
         <w:rPr>
           <w:b/>
@@ -1931,7 +1929,7 @@
         </w:rPr>
         <w:t>Структурны схемы систем и значения параметров</w:t>
       </w:r>
-      <w:bookmarkEnd w:id="5"/>
+      <w:bookmarkEnd w:id="4"/>
     </w:p>
     <w:p>
       <w:pPr>
@@ -2452,7 +2450,7 @@
         </w:rPr>
         <w:br w:type="page"/>
       </w:r>
-      <w:bookmarkStart w:id="7" w:name="_Toc210654076"/>
+      <w:bookmarkStart w:id="6" w:name="_Toc210654076"/>
       <w:r>
         <w:rPr>
           <w:rFonts w:ascii="Times New Roman" w:hAnsi="Times New Roman" w:cs="Times New Roman"/>
@@ -2474,9 +2472,9 @@
         </w:rPr>
         <w:t>Графики процессов при табличных значениях</w:t>
       </w:r>
-      <w:bookmarkEnd w:id="7"/>
-    </w:p>
-    <w:bookmarkEnd w:id="6"/>
+      <w:bookmarkEnd w:id="6"/>
+    </w:p>
+    <w:bookmarkEnd w:id="5"/>
     <w:p>
       <w:pPr>
         <w:spacing w:line="360" w:lineRule="auto"/>
@@ -2552,6 +2550,7 @@
       </w:pPr>
       <w:r>
         <w:rPr>
+          <w:noProof/>
           <w:sz w:val="28"/>
           <w:szCs w:val="28"/>
         </w:rPr>
@@ -2733,7 +2732,7 @@
         <w:lastRenderedPageBreak/>
         <w:t xml:space="preserve">  </w:t>
       </w:r>
-      <w:bookmarkStart w:id="8" w:name="_Toc210654077"/>
+      <w:bookmarkStart w:id="7" w:name="_Toc210654077"/>
       <w:r>
         <w:rPr>
           <w:b/>
@@ -2752,7 +2751,7 @@
         </w:rPr>
         <w:t>Графики процессов при измененных коэффициентах усиления и постоянных времени</w:t>
       </w:r>
-      <w:bookmarkEnd w:id="8"/>
+      <w:bookmarkEnd w:id="7"/>
     </w:p>
     <w:p>
       <w:pPr>
@@ -2875,6 +2874,7 @@
       </w:pPr>
       <w:r>
         <w:rPr>
+          <w:noProof/>
           <w:sz w:val="28"/>
           <w:szCs w:val="28"/>
         </w:rPr>
@@ -3109,6 +3109,7 @@
       </w:pPr>
       <w:r>
         <w:rPr>
+          <w:noProof/>
           <w:sz w:val="28"/>
           <w:szCs w:val="28"/>
           <w:lang w:val="en-US"/>
@@ -3355,6 +3356,7 @@
       </w:pPr>
       <w:r>
         <w:rPr>
+          <w:noProof/>
           <w:sz w:val="28"/>
           <w:szCs w:val="28"/>
         </w:rPr>
@@ -3477,7 +3479,7 @@
           <w:szCs w:val="28"/>
         </w:rPr>
       </w:pPr>
-      <w:bookmarkStart w:id="9" w:name="_Toc210654078"/>
+      <w:bookmarkStart w:id="8" w:name="_Toc210654078"/>
       <w:r>
         <w:rPr>
           <w:b/>
@@ -3488,7 +3490,7 @@
         <w:lastRenderedPageBreak/>
         <w:t>5 Оценка качества регулирования</w:t>
       </w:r>
-      <w:bookmarkEnd w:id="9"/>
+      <w:bookmarkEnd w:id="8"/>
       <w:r>
         <w:rPr>
           <w:b/>
@@ -3992,22 +3994,44 @@
         <w:rPr>
           <w:sz w:val="28"/>
           <w:szCs w:val="28"/>
-        </w:rPr>
-        <w:t>5</w:t>
-      </w:r>
-      <w:r>
-        <w:rPr>
-          <w:sz w:val="28"/>
-          <w:szCs w:val="28"/>
-        </w:rPr>
-        <w:t>,8-1)/1*100%</w:t>
-      </w:r>
-      <w:r>
-        <w:rPr>
-          <w:sz w:val="28"/>
-          <w:szCs w:val="28"/>
-        </w:rPr>
-        <w:t xml:space="preserve"> 48</w:t>
+          <w:lang w:val="en-US"/>
+        </w:rPr>
+        <w:t>6</w:t>
+      </w:r>
+      <w:r>
+        <w:rPr>
+          <w:sz w:val="28"/>
+          <w:szCs w:val="28"/>
+        </w:rPr>
+        <w:t>.2-4</w:t>
+      </w:r>
+      <w:r>
+        <w:rPr>
+          <w:sz w:val="28"/>
+          <w:szCs w:val="28"/>
+        </w:rPr>
+        <w:t>)/</w:t>
+      </w:r>
+      <w:r>
+        <w:rPr>
+          <w:sz w:val="28"/>
+          <w:szCs w:val="28"/>
+        </w:rPr>
+        <w:t>4</w:t>
+      </w:r>
+      <w:r>
+        <w:rPr>
+          <w:sz w:val="28"/>
+          <w:szCs w:val="28"/>
+        </w:rPr>
+        <w:t>*100%</w:t>
+      </w:r>
+      <w:r>
+        <w:rPr>
+          <w:sz w:val="28"/>
+          <w:szCs w:val="28"/>
+        </w:rPr>
+        <w:t>=55</w:t>
       </w:r>
       <w:r>
         <w:rPr>
@@ -4046,7 +4070,21 @@
           <w:sz w:val="28"/>
           <w:szCs w:val="28"/>
         </w:rPr>
-        <w:t>n≈33.</w:t>
+        <w:t>n≈</w:t>
+      </w:r>
+      <w:r>
+        <w:rPr>
+          <w:sz w:val="28"/>
+          <w:szCs w:val="28"/>
+        </w:rPr>
+        <w:t>6</w:t>
+      </w:r>
+      <w:r>
+        <w:rPr>
+          <w:sz w:val="28"/>
+          <w:szCs w:val="28"/>
+        </w:rPr>
+        <w:t>.</w:t>
       </w:r>
       <w:r>
         <w:rPr>
@@ -4326,7 +4364,7 @@
           <w:szCs w:val="28"/>
         </w:rPr>
       </w:pPr>
-      <w:bookmarkStart w:id="10" w:name="_Toc210654079"/>
+      <w:bookmarkStart w:id="9" w:name="_Toc210654079"/>
       <w:r>
         <w:rPr>
           <w:b/>
@@ -4413,7 +4451,7 @@
         </w:rPr>
         <w:t xml:space="preserve"> каждое типовое звено</w:t>
       </w:r>
-      <w:bookmarkEnd w:id="10"/>
+      <w:bookmarkEnd w:id="9"/>
     </w:p>
     <w:p>
       <w:pPr>
@@ -4505,7 +4543,7 @@
           <w:szCs w:val="28"/>
         </w:rPr>
       </w:pPr>
-      <w:bookmarkStart w:id="11" w:name="_Toc210654080"/>
+      <w:bookmarkStart w:id="10" w:name="_Toc210654080"/>
       <w:r>
         <w:rPr>
           <w:b/>
@@ -4516,7 +4554,7 @@
         <w:lastRenderedPageBreak/>
         <w:t>7 Графики ЛАЧХ и ЛФЧХ</w:t>
       </w:r>
-      <w:bookmarkEnd w:id="11"/>
+      <w:bookmarkEnd w:id="10"/>
     </w:p>
     <w:p>
       <w:pPr>
@@ -4532,7 +4570,21 @@
           <w:sz w:val="28"/>
           <w:szCs w:val="28"/>
         </w:rPr>
-        <w:t>Для сравнения частотных характеристик были созданы ЛАЧХ и ЛФЧХ апериодического и колебательного звена на рисунке 9.</w:t>
+        <w:t>Для сравнения частотных характеристик были созданы ЛАЧХ и ЛФЧХ апериодического и колебательного звена на рисунк</w:t>
+      </w:r>
+      <w:r>
+        <w:rPr>
+          <w:sz w:val="28"/>
+          <w:szCs w:val="28"/>
+        </w:rPr>
+        <w:t>ах 9 и 10</w:t>
+      </w:r>
+      <w:r>
+        <w:rPr>
+          <w:sz w:val="28"/>
+          <w:szCs w:val="28"/>
+        </w:rPr>
+        <w:t>.</w:t>
       </w:r>
     </w:p>
     <w:p>
@@ -4589,9 +4641,60 @@
     </w:p>
     <w:p>
       <w:pPr>
+        <w:tabs>
+          <w:tab w:val="center" w:pos="4677"/>
+          <w:tab w:val="left" w:pos="7860"/>
+        </w:tabs>
+        <w:spacing w:line="360" w:lineRule="auto"/>
+        <w:rPr>
+          <w:sz w:val="28"/>
+          <w:szCs w:val="28"/>
+        </w:rPr>
+      </w:pPr>
+      <w:r>
+        <w:rPr>
+          <w:sz w:val="28"/>
+          <w:szCs w:val="28"/>
+        </w:rPr>
+        <w:tab/>
+      </w:r>
+      <w:r>
+        <w:rPr>
+          <w:sz w:val="28"/>
+          <w:szCs w:val="28"/>
+        </w:rPr>
+        <w:t>Рисунок 9 – ЛАЧХ и ЛФЧХ апериодического</w:t>
+      </w:r>
+      <w:r>
+        <w:rPr>
+          <w:sz w:val="28"/>
+          <w:szCs w:val="28"/>
+        </w:rPr>
+        <w:t xml:space="preserve"> звена</w:t>
+      </w:r>
+    </w:p>
+    <w:p>
+      <w:pPr>
+        <w:tabs>
+          <w:tab w:val="center" w:pos="4677"/>
+          <w:tab w:val="left" w:pos="7860"/>
+        </w:tabs>
         <w:spacing w:line="360" w:lineRule="auto"/>
         <w:jc w:val="center"/>
         <w:rPr>
+          <w:noProof/>
+        </w:rPr>
+      </w:pPr>
+    </w:p>
+    <w:p>
+      <w:pPr>
+        <w:tabs>
+          <w:tab w:val="center" w:pos="4677"/>
+          <w:tab w:val="left" w:pos="7860"/>
+        </w:tabs>
+        <w:spacing w:line="360" w:lineRule="auto"/>
+        <w:jc w:val="center"/>
+        <w:rPr>
           <w:b/>
           <w:bCs/>
           <w:sz w:val="28"/>
@@ -4600,31 +4703,99 @@
       </w:pPr>
       <w:r>
         <w:rPr>
-          <w:sz w:val="28"/>
-          <w:szCs w:val="28"/>
-        </w:rPr>
-        <w:t>Рисунок 9 – ЛАЧХ и ЛФЧХ апериодического и колебательного звена</w:t>
-      </w:r>
-      <w:r>
+          <w:noProof/>
+        </w:rPr>
+        <w:drawing>
+          <wp:inline distT="0" distB="0" distL="0" distR="0" wp14:anchorId="69281A31" wp14:editId="4C28AF4A">
+            <wp:extent cx="4533900" cy="3086099"/>
+            <wp:effectExtent l="0" t="0" r="0" b="635"/>
+            <wp:docPr id="20" name="Рисунок 21"/>
+            <wp:cNvGraphicFramePr>
+              <a:graphicFrameLocks xmlns:a="http://schemas.openxmlformats.org/drawingml/2006/main" noChangeAspect="1"/>
+            </wp:cNvGraphicFramePr>
+            <a:graphic xmlns:a="http://schemas.openxmlformats.org/drawingml/2006/main">
+              <a:graphicData uri="http://schemas.openxmlformats.org/drawingml/2006/picture">
+                <pic:pic xmlns:pic="http://schemas.openxmlformats.org/drawingml/2006/picture">
+                  <pic:nvPicPr>
+                    <pic:cNvPr id="1" name=""/>
+                    <pic:cNvPicPr>
+                      <a:picLocks noChangeAspect="1"/>
+                    </pic:cNvPicPr>
+                  </pic:nvPicPr>
+                  <pic:blipFill rotWithShape="1">
+                    <a:blip r:embed="rId18"/>
+                    <a:srcRect l="4533" t="6205" r="1655" b="6385"/>
+                    <a:stretch/>
+                  </pic:blipFill>
+                  <pic:spPr bwMode="auto">
+                    <a:xfrm>
+                      <a:off x="0" y="0"/>
+                      <a:ext cx="4538917" cy="3089514"/>
+                    </a:xfrm>
+                    <a:prstGeom prst="rect">
+                      <a:avLst/>
+                    </a:prstGeom>
+                    <a:ln>
+                      <a:noFill/>
+                    </a:ln>
+                    <a:extLst>
+                      <a:ext uri="{53640926-AAD7-44D8-BBD7-CCE9431645EC}">
+                        <a14:shadowObscured xmlns:a14="http://schemas.microsoft.com/office/drawing/2010/main"/>
+                      </a:ext>
+                    </a:extLst>
+                  </pic:spPr>
+                </pic:pic>
+              </a:graphicData>
+            </a:graphic>
+          </wp:inline>
+        </w:drawing>
+      </w:r>
+    </w:p>
+    <w:p>
+      <w:pPr>
+        <w:tabs>
+          <w:tab w:val="center" w:pos="4677"/>
+          <w:tab w:val="left" w:pos="7860"/>
+        </w:tabs>
+        <w:spacing w:line="360" w:lineRule="auto"/>
+        <w:jc w:val="center"/>
         <w:rPr>
           <w:b/>
           <w:bCs/>
           <w:sz w:val="28"/>
           <w:szCs w:val="28"/>
         </w:rPr>
-        <w:t xml:space="preserve"> </w:t>
-      </w:r>
-    </w:p>
-    <w:p>
-      <w:pPr>
-        <w:spacing w:line="360" w:lineRule="auto"/>
-        <w:rPr>
-          <w:b/>
-          <w:bCs/>
-          <w:sz w:val="28"/>
-          <w:szCs w:val="28"/>
-        </w:rPr>
-      </w:pPr>
+      </w:pPr>
+      <w:r>
+        <w:rPr>
+          <w:sz w:val="28"/>
+          <w:szCs w:val="28"/>
+        </w:rPr>
+        <w:t xml:space="preserve">Рисунок </w:t>
+      </w:r>
+      <w:r>
+        <w:rPr>
+          <w:sz w:val="28"/>
+          <w:szCs w:val="28"/>
+        </w:rPr>
+        <w:t>10</w:t>
+      </w:r>
+      <w:r>
+        <w:rPr>
+          <w:sz w:val="28"/>
+          <w:szCs w:val="28"/>
+        </w:rPr>
+        <w:t xml:space="preserve"> – ЛАЧХ и ЛФЧХ </w:t>
+      </w:r>
+      <w:r>
+        <w:rPr>
+          <w:sz w:val="28"/>
+          <w:szCs w:val="28"/>
+        </w:rPr>
+        <w:t>колебательного звена</w:t>
+      </w:r>
+      <w:bookmarkStart w:id="11" w:name="_GoBack"/>
+      <w:bookmarkEnd w:id="11"/>
       <w:r>
         <w:rPr>
           <w:b/>
@@ -4760,8 +4931,8 @@
       </w:r>
     </w:p>
     <w:sectPr>
-      <w:footerReference w:type="even" r:id="rId18"/>
-      <w:footerReference w:type="default" r:id="rId19"/>
+      <w:footerReference w:type="even" r:id="rId19"/>
+      <w:footerReference w:type="default" r:id="rId20"/>
       <w:pgSz w:w="11906" w:h="16838"/>
       <w:pgMar w:top="1134" w:right="850" w:bottom="1134" w:left="1701" w:header="708" w:footer="708" w:gutter="0"/>
       <w:pgNumType w:start="1"/>
@@ -7297,7 +7468,7 @@
 </file>
 
 <file path=customXml/itemProps1.xml><?xml version="1.0" encoding="utf-8"?>
-<ds:datastoreItem xmlns:ds="http://schemas.openxmlformats.org/officeDocument/2006/customXml" ds:itemID="{F79F959D-E3CD-40DE-8051-0069F16CEECE}">
+<ds:datastoreItem xmlns:ds="http://schemas.openxmlformats.org/officeDocument/2006/customXml" ds:itemID="{F7E2668F-3864-4B01-A53A-1D1BB91145B0}">
   <ds:schemaRefs>
     <ds:schemaRef ds:uri="http://schemas.openxmlformats.org/officeDocument/2006/bibliography"/>
   </ds:schemaRefs>
